--- a/CONG TY GO BANG TRINH/BangTrinh_ThayDoiDiaChi/BangTrinh_Mẫu số 12_DeNghiThayDoi.docx
+++ b/CONG TY GO BANG TRINH/BangTrinh_ThayDoiDiaChi/BangTrinh_Mẫu số 12_DeNghiThayDoi.docx
@@ -2111,8 +2111,6 @@
         </w:rPr>
         <w:t>Phường Tân Khánh</w:t>
       </w:r>
-      <w:bookmarkStart w:id="6" w:name="_GoBack"/>
-      <w:bookmarkEnd w:id="6"/>
     </w:p>
     <w:p>
       <w:pPr>
@@ -3293,8 +3291,8 @@
           <w:vertAlign w:val="superscript"/>
         </w:rPr>
       </w:pPr>
-      <w:bookmarkStart w:id="7" w:name="_Hlk177941885"/>
-      <w:bookmarkStart w:id="8" w:name="_Hlk177941696"/>
+      <w:bookmarkStart w:id="6" w:name="_Hlk177941885"/>
+      <w:bookmarkStart w:id="7" w:name="_Hlk177941696"/>
       <w:r>
         <w:rPr>
           <w:rFonts w:ascii="Times New Roman" w:eastAsia="Calibri" w:hAnsi="Times New Roman" w:cs="Times New Roman"/>
@@ -3315,16 +3313,16 @@
         </w:rPr>
         <w:t xml:space="preserve">THAY ĐỔI </w:t>
       </w:r>
+      <w:bookmarkEnd w:id="6"/>
+      <w:r>
+        <w:rPr>
+          <w:rFonts w:ascii="Times New Roman" w:eastAsia="Calibri" w:hAnsi="Times New Roman" w:cs="Times New Roman"/>
+          <w:sz w:val="28"/>
+          <w:szCs w:val="28"/>
+        </w:rPr>
+        <w:t>NGÀNH, NGHỀ KINH DOANH</w:t>
+      </w:r>
       <w:bookmarkEnd w:id="7"/>
-      <w:r>
-        <w:rPr>
-          <w:rFonts w:ascii="Times New Roman" w:eastAsia="Calibri" w:hAnsi="Times New Roman" w:cs="Times New Roman"/>
-          <w:sz w:val="28"/>
-          <w:szCs w:val="28"/>
-        </w:rPr>
-        <w:t>NGÀNH, NGHỀ KINH DOANH</w:t>
-      </w:r>
-      <w:bookmarkEnd w:id="8"/>
       <w:r>
         <w:rPr>
           <w:rFonts w:ascii="Times New Roman" w:eastAsia="Calibri" w:hAnsi="Times New Roman" w:cs="Times New Roman"/>
@@ -3384,44 +3382,46 @@
     </w:p>
     <w:tbl>
       <w:tblPr>
-        <w:tblW w:w="9214" w:type="dxa"/>
-        <w:tblInd w:w="108" w:type="dxa"/>
-        <w:tblBorders>
-          <w:top w:val="single" w:sz="4" w:space="0" w:color="000000"/>
-          <w:left w:val="single" w:sz="4" w:space="0" w:color="000000"/>
-          <w:bottom w:val="single" w:sz="4" w:space="0" w:color="000000"/>
-          <w:right w:val="single" w:sz="4" w:space="0" w:color="000000"/>
-          <w:insideH w:val="single" w:sz="4" w:space="0" w:color="000000"/>
-          <w:insideV w:val="single" w:sz="4" w:space="0" w:color="000000"/>
-        </w:tblBorders>
+        <w:tblStyle w:val="TableGrid"/>
+        <w:tblpPr w:leftFromText="181" w:rightFromText="181" w:vertAnchor="text" w:tblpY="1"/>
+        <w:tblOverlap w:val="never"/>
+        <w:tblW w:w="0" w:type="auto"/>
         <w:tblLook w:val="04A0" w:firstRow="1" w:lastRow="0" w:firstColumn="1" w:lastColumn="0" w:noHBand="0" w:noVBand="1"/>
       </w:tblPr>
       <w:tblGrid>
-        <w:gridCol w:w="1321"/>
-        <w:gridCol w:w="5076"/>
-        <w:gridCol w:w="803"/>
-        <w:gridCol w:w="2014"/>
+        <w:gridCol w:w="517"/>
+        <w:gridCol w:w="6967"/>
+        <w:gridCol w:w="752"/>
+        <w:gridCol w:w="826"/>
       </w:tblGrid>
       <w:tr>
+        <w:trPr>
+          <w:tblHeader/>
+        </w:trPr>
         <w:tc>
           <w:tcPr>
-            <w:tcW w:w="1344" w:type="dxa"/>
+            <w:tcW w:w="0" w:type="auto"/>
+            <w:shd w:val="clear" w:color="auto" w:fill="D9EAF7"/>
+            <w:tcMar>
+              <w:top w:w="60" w:type="dxa"/>
+              <w:left w:w="60" w:type="dxa"/>
+              <w:bottom w:w="60" w:type="dxa"/>
+              <w:right w:w="60" w:type="dxa"/>
+            </w:tcMar>
           </w:tcPr>
           <w:p>
             <w:pPr>
-              <w:spacing w:before="120" w:after="0" w:line="340" w:lineRule="exact"/>
               <w:jc w:val="center"/>
               <w:rPr>
-                <w:rFonts w:ascii="Times New Roman" w:hAnsi="Times New Roman" w:cs="Times New Roman"/>
-                <w:sz w:val="24"/>
-                <w:szCs w:val="24"/>
-              </w:rPr>
-            </w:pPr>
-            <w:r>
-              <w:rPr>
-                <w:rFonts w:ascii="Times New Roman" w:hAnsi="Times New Roman" w:cs="Times New Roman"/>
-                <w:sz w:val="24"/>
-                <w:szCs w:val="24"/>
+                <w:rFonts w:ascii="Times New Roman" w:eastAsia="Times New Roman" w:hAnsi="Times New Roman" w:cs="Times New Roman"/>
+                <w:sz w:val="21"/>
+              </w:rPr>
+            </w:pPr>
+            <w:r>
+              <w:rPr>
+                <w:rFonts w:ascii="Times New Roman" w:eastAsia="Times New Roman" w:hAnsi="Times New Roman" w:cs="Times New Roman"/>
+                <w:b/>
+                <w:sz w:val="21"/>
               </w:rPr>
               <w:t>STT</w:t>
             </w:r>
@@ -3429,42 +3429,46 @@
         </w:tc>
         <w:tc>
           <w:tcPr>
-            <w:tcW w:w="5203" w:type="dxa"/>
+            <w:tcW w:w="0" w:type="auto"/>
+            <w:shd w:val="clear" w:color="auto" w:fill="D9EAF7"/>
+            <w:tcMar>
+              <w:top w:w="60" w:type="dxa"/>
+              <w:left w:w="60" w:type="dxa"/>
+              <w:bottom w:w="60" w:type="dxa"/>
+              <w:right w:w="60" w:type="dxa"/>
+            </w:tcMar>
           </w:tcPr>
           <w:p>
             <w:pPr>
-              <w:spacing w:before="120" w:after="0" w:line="340" w:lineRule="exact"/>
               <w:jc w:val="center"/>
               <w:rPr>
-                <w:rFonts w:ascii="Times New Roman" w:hAnsi="Times New Roman" w:cs="Times New Roman"/>
-                <w:sz w:val="24"/>
-                <w:szCs w:val="24"/>
-              </w:rPr>
-            </w:pPr>
-            <w:r>
-              <w:rPr>
-                <w:rFonts w:ascii="Times New Roman" w:hAnsi="Times New Roman" w:cs="Times New Roman"/>
-                <w:sz w:val="24"/>
-                <w:szCs w:val="24"/>
+                <w:rFonts w:ascii="Times New Roman" w:eastAsia="Times New Roman" w:hAnsi="Times New Roman" w:cs="Times New Roman"/>
+                <w:b/>
+                <w:sz w:val="21"/>
+              </w:rPr>
+            </w:pPr>
+            <w:r>
+              <w:rPr>
+                <w:rFonts w:ascii="Times New Roman" w:eastAsia="Times New Roman" w:hAnsi="Times New Roman" w:cs="Times New Roman"/>
+                <w:b/>
+                <w:sz w:val="21"/>
               </w:rPr>
               <w:t xml:space="preserve">Tên ngành, nghề kinh doanh </w:t>
             </w:r>
           </w:p>
           <w:p>
             <w:pPr>
-              <w:spacing w:after="0" w:line="340" w:lineRule="exact"/>
               <w:jc w:val="center"/>
               <w:rPr>
-                <w:rFonts w:ascii="Times New Roman" w:hAnsi="Times New Roman" w:cs="Times New Roman"/>
-                <w:sz w:val="24"/>
-                <w:szCs w:val="24"/>
-              </w:rPr>
-            </w:pPr>
-            <w:r>
-              <w:rPr>
-                <w:rFonts w:ascii="Times New Roman" w:hAnsi="Times New Roman" w:cs="Times New Roman"/>
-                <w:sz w:val="24"/>
-                <w:szCs w:val="24"/>
+                <w:rFonts w:ascii="Times New Roman" w:eastAsia="Times New Roman" w:hAnsi="Times New Roman" w:cs="Times New Roman"/>
+                <w:sz w:val="21"/>
+              </w:rPr>
+            </w:pPr>
+            <w:r>
+              <w:rPr>
+                <w:rFonts w:ascii="Times New Roman" w:eastAsia="Times New Roman" w:hAnsi="Times New Roman" w:cs="Times New Roman"/>
+                <w:b/>
+                <w:sz w:val="21"/>
               </w:rPr>
               <w:t>được bổ sung</w:t>
             </w:r>
@@ -3472,23 +3476,28 @@
         </w:tc>
         <w:tc>
           <w:tcPr>
-            <w:tcW w:w="615" w:type="dxa"/>
+            <w:tcW w:w="0" w:type="auto"/>
+            <w:shd w:val="clear" w:color="auto" w:fill="D9EAF7"/>
+            <w:tcMar>
+              <w:top w:w="60" w:type="dxa"/>
+              <w:left w:w="60" w:type="dxa"/>
+              <w:bottom w:w="60" w:type="dxa"/>
+              <w:right w:w="60" w:type="dxa"/>
+            </w:tcMar>
           </w:tcPr>
           <w:p>
             <w:pPr>
-              <w:spacing w:before="120" w:after="0" w:line="340" w:lineRule="exact"/>
               <w:jc w:val="center"/>
               <w:rPr>
-                <w:rFonts w:ascii="Times New Roman" w:hAnsi="Times New Roman" w:cs="Times New Roman"/>
-                <w:sz w:val="24"/>
-                <w:szCs w:val="24"/>
-              </w:rPr>
-            </w:pPr>
-            <w:r>
-              <w:rPr>
-                <w:rFonts w:ascii="Times New Roman" w:hAnsi="Times New Roman" w:cs="Times New Roman"/>
-                <w:sz w:val="24"/>
-                <w:szCs w:val="24"/>
+                <w:rFonts w:ascii="Times New Roman" w:eastAsia="Times New Roman" w:hAnsi="Times New Roman" w:cs="Times New Roman"/>
+                <w:sz w:val="21"/>
+              </w:rPr>
+            </w:pPr>
+            <w:r>
+              <w:rPr>
+                <w:rFonts w:ascii="Times New Roman" w:eastAsia="Times New Roman" w:hAnsi="Times New Roman" w:cs="Times New Roman"/>
+                <w:b/>
+                <w:sz w:val="21"/>
               </w:rPr>
               <w:t>Mã ngành</w:t>
             </w:r>
@@ -3496,26 +3505,30 @@
         </w:tc>
         <w:tc>
           <w:tcPr>
-            <w:tcW w:w="2052" w:type="dxa"/>
+            <w:tcW w:w="0" w:type="auto"/>
+            <w:shd w:val="clear" w:color="auto" w:fill="D9EAF7"/>
+            <w:tcMar>
+              <w:top w:w="60" w:type="dxa"/>
+              <w:left w:w="60" w:type="dxa"/>
+              <w:bottom w:w="60" w:type="dxa"/>
+              <w:right w:w="60" w:type="dxa"/>
+            </w:tcMar>
           </w:tcPr>
           <w:p>
             <w:pPr>
-              <w:spacing w:before="120" w:after="0" w:line="340" w:lineRule="exact"/>
               <w:jc w:val="center"/>
               <w:rPr>
-                <w:rFonts w:ascii="Times New Roman" w:hAnsi="Times New Roman" w:cs="Times New Roman"/>
-                <w:sz w:val="24"/>
-                <w:szCs w:val="24"/>
-              </w:rPr>
-            </w:pPr>
-            <w:r>
-              <w:rPr>
-                <w:rFonts w:ascii="Times New Roman" w:eastAsia="Times New Roman" w:hAnsi="Times New Roman" w:cs="Times New Roman"/>
-                <w:sz w:val="24"/>
-                <w:szCs w:val="24"/>
-                <w:lang w:eastAsia="zh-CN"/>
-              </w:rPr>
-              <w:t>Ngành, nghề kinh doanh chính</w:t>
+                <w:rFonts w:ascii="Times New Roman" w:eastAsia="Times New Roman" w:hAnsi="Times New Roman" w:cs="Times New Roman"/>
+                <w:sz w:val="21"/>
+              </w:rPr>
+            </w:pPr>
+            <w:r>
+              <w:rPr>
+                <w:rFonts w:ascii="Times New Roman" w:eastAsia="Times New Roman" w:hAnsi="Times New Roman" w:cs="Times New Roman"/>
+                <w:b/>
+                <w:sz w:val="21"/>
+              </w:rPr>
+              <w:t>Ngành chính</w:t>
             </w:r>
           </w:p>
         </w:tc>
@@ -3523,23 +3536,26 @@
       <w:tr>
         <w:tc>
           <w:tcPr>
-            <w:tcW w:w="1344" w:type="dxa"/>
+            <w:tcW w:w="0" w:type="auto"/>
+            <w:tcMar>
+              <w:top w:w="60" w:type="dxa"/>
+              <w:left w:w="60" w:type="dxa"/>
+              <w:bottom w:w="60" w:type="dxa"/>
+              <w:right w:w="60" w:type="dxa"/>
+            </w:tcMar>
           </w:tcPr>
           <w:p>
             <w:pPr>
-              <w:spacing w:before="120" w:after="0" w:line="340" w:lineRule="exact"/>
-              <w:jc w:val="both"/>
-              <w:rPr>
-                <w:rFonts w:ascii="Times New Roman" w:hAnsi="Times New Roman" w:cs="Times New Roman"/>
-                <w:sz w:val="24"/>
-                <w:szCs w:val="24"/>
-              </w:rPr>
-            </w:pPr>
-            <w:r>
-              <w:rPr>
-                <w:rFonts w:ascii="Times New Roman" w:hAnsi="Times New Roman" w:cs="Times New Roman"/>
-                <w:sz w:val="24"/>
-                <w:szCs w:val="24"/>
+              <w:jc w:val="center"/>
+              <w:rPr>
+                <w:rFonts w:ascii="Times New Roman" w:eastAsia="Times New Roman" w:hAnsi="Times New Roman" w:cs="Times New Roman"/>
+                <w:sz w:val="21"/>
+              </w:rPr>
+            </w:pPr>
+            <w:r>
+              <w:rPr>
+                <w:rFonts w:ascii="Times New Roman" w:eastAsia="Times New Roman" w:hAnsi="Times New Roman" w:cs="Times New Roman"/>
+                <w:sz w:val="21"/>
               </w:rPr>
               <w:t>1</w:t>
             </w:r>
@@ -3547,329 +3563,96 @@
         </w:tc>
         <w:tc>
           <w:tcPr>
-            <w:tcW w:w="5203" w:type="dxa"/>
+            <w:tcW w:w="0" w:type="auto"/>
+            <w:tcMar>
+              <w:top w:w="60" w:type="dxa"/>
+              <w:left w:w="60" w:type="dxa"/>
+              <w:bottom w:w="60" w:type="dxa"/>
+              <w:right w:w="60" w:type="dxa"/>
+            </w:tcMar>
           </w:tcPr>
           <w:p>
             <w:pPr>
-              <w:spacing w:before="120" w:after="0" w:line="340" w:lineRule="exact"/>
-              <w:rPr>
-                <w:rFonts w:ascii="Times New Roman" w:hAnsi="Times New Roman" w:cs="Times New Roman"/>
-                <w:b/>
-                <w:sz w:val="24"/>
-                <w:szCs w:val="24"/>
-              </w:rPr>
-            </w:pPr>
-            <w:r>
-              <w:rPr>
-                <w:rFonts w:ascii="Times New Roman" w:hAnsi="Times New Roman" w:cs="Times New Roman"/>
-                <w:b/>
-                <w:sz w:val="24"/>
-                <w:szCs w:val="24"/>
-              </w:rPr>
-              <w:t>Bán buôn chuyên doanh khác chưa được phân vào đâu</w:t>
-            </w:r>
-          </w:p>
-          <w:p>
-            <w:pPr>
-              <w:spacing w:before="120" w:after="0" w:line="340" w:lineRule="exact"/>
-              <w:rPr>
-                <w:rFonts w:ascii="Times New Roman" w:hAnsi="Times New Roman" w:cs="Times New Roman"/>
-                <w:sz w:val="24"/>
-                <w:szCs w:val="24"/>
-              </w:rPr>
-            </w:pPr>
-            <w:r>
-              <w:rPr>
-                <w:rFonts w:ascii="Times New Roman" w:hAnsi="Times New Roman" w:cs="Times New Roman"/>
-                <w:sz w:val="24"/>
-                <w:szCs w:val="24"/>
-              </w:rPr>
-              <w:t xml:space="preserve">Chi tiết:Bán buôn hóa chất công nghiệp,nước sơn, phụ gia, Bán buôn bao bì giấy, băng keo, vật liệu đóng gói, các loại giấy gói, giấy công nghiệp, phụ liệu may mặc và giày dép, Bán buôn ván ép, ván MDF, ván PB, ván lạng các loại  </w:t>
-            </w:r>
-            <w:r>
-              <w:rPr>
-                <w:rFonts w:ascii="Times New Roman" w:hAnsi="Times New Roman" w:cs="Times New Roman"/>
-                <w:sz w:val="24"/>
-                <w:szCs w:val="24"/>
-              </w:rPr>
-              <w:br/>
+              <w:rPr>
+                <w:rFonts w:ascii="Times New Roman" w:eastAsia="Times New Roman" w:hAnsi="Times New Roman" w:cs="Times New Roman"/>
+                <w:sz w:val="21"/>
+              </w:rPr>
+            </w:pPr>
+            <w:r>
+              <w:rPr>
+                <w:rFonts w:ascii="Times New Roman" w:eastAsia="Times New Roman" w:hAnsi="Times New Roman" w:cs="Times New Roman"/>
+                <w:sz w:val="21"/>
+              </w:rPr>
+              <w:t>Bán buôn vật liệu, thiết bị lắp đặt khác trong xây dựng</w:t>
+            </w:r>
+          </w:p>
+          <w:p>
+            <w:pPr>
+              <w:rPr>
+                <w:rFonts w:ascii="Times New Roman" w:eastAsia="Times New Roman" w:hAnsi="Times New Roman" w:cs="Times New Roman"/>
+                <w:sz w:val="21"/>
+              </w:rPr>
+            </w:pPr>
+            <w:r>
+              <w:rPr>
+                <w:rFonts w:ascii="Times New Roman" w:eastAsia="Times New Roman" w:hAnsi="Times New Roman" w:cs="Times New Roman"/>
+                <w:sz w:val="21"/>
+              </w:rPr>
+              <w:t>Chi tiết: Bán buôn gỗ; - Bán buôn sơn, véc ni; - Bán buôn gạch ốp lát; - Bán buôn đá hoa cương; - Bán buôn van công nghiệp; - Bán buôn vật liệu xây dựng, thiết bị lắp đặt khác trong xây dựng; - Bán buôn ống nước, cốt thép không rỉ, đèn trang trí, la phông, tôn lạnh, cửa nhôm, cửa thép, cửa kính, bột trét tường, sơn, keo, đinh, ốc, tấm cách nhiệt, ngũ kim, đá marble, dây điện, cuộn PVC, máy móc thiết bị, nội thất nhà vệ sinh, nhôm kinh, ván sàn gỗ</w:t>
             </w:r>
           </w:p>
         </w:tc>
         <w:tc>
           <w:tcPr>
-            <w:tcW w:w="615" w:type="dxa"/>
+            <w:tcW w:w="0" w:type="auto"/>
+            <w:tcMar>
+              <w:top w:w="60" w:type="dxa"/>
+              <w:left w:w="60" w:type="dxa"/>
+              <w:bottom w:w="60" w:type="dxa"/>
+              <w:right w:w="60" w:type="dxa"/>
+            </w:tcMar>
           </w:tcPr>
           <w:p>
             <w:pPr>
-              <w:spacing w:before="120" w:after="0" w:line="340" w:lineRule="exact"/>
-              <w:jc w:val="both"/>
-              <w:rPr>
-                <w:rFonts w:ascii="Times New Roman" w:hAnsi="Times New Roman" w:cs="Times New Roman"/>
-                <w:b/>
-                <w:sz w:val="24"/>
-                <w:szCs w:val="24"/>
-              </w:rPr>
-            </w:pPr>
-            <w:r>
-              <w:rPr>
-                <w:rFonts w:ascii="Times New Roman" w:hAnsi="Times New Roman" w:cs="Times New Roman"/>
-                <w:b/>
-                <w:sz w:val="24"/>
-                <w:szCs w:val="24"/>
-              </w:rPr>
-              <w:t>4679</w:t>
+              <w:jc w:val="center"/>
+              <w:rPr>
+                <w:rFonts w:ascii="Times New Roman" w:eastAsia="Times New Roman" w:hAnsi="Times New Roman" w:cs="Times New Roman"/>
+                <w:sz w:val="21"/>
+              </w:rPr>
+            </w:pPr>
+            <w:r>
+              <w:rPr>
+                <w:rFonts w:ascii="Times New Roman" w:eastAsia="Times New Roman" w:hAnsi="Times New Roman" w:cs="Times New Roman"/>
+                <w:sz w:val="21"/>
+              </w:rPr>
+              <w:t>4673</w:t>
             </w:r>
           </w:p>
         </w:tc>
         <w:tc>
           <w:tcPr>
-            <w:tcW w:w="2052" w:type="dxa"/>
+            <w:tcW w:w="0" w:type="auto"/>
+            <w:tcMar>
+              <w:top w:w="60" w:type="dxa"/>
+              <w:left w:w="60" w:type="dxa"/>
+              <w:bottom w:w="60" w:type="dxa"/>
+              <w:right w:w="60" w:type="dxa"/>
+            </w:tcMar>
           </w:tcPr>
           <w:p>
             <w:pPr>
-              <w:spacing w:before="120" w:after="0" w:line="340" w:lineRule="exact"/>
-              <w:jc w:val="both"/>
-              <w:rPr>
-                <w:rFonts w:ascii="Times New Roman" w:hAnsi="Times New Roman" w:cs="Times New Roman"/>
-                <w:b/>
-                <w:sz w:val="24"/>
-                <w:szCs w:val="24"/>
-              </w:rPr>
-            </w:pPr>
-            <w:r>
-              <w:rPr>
-                <w:rFonts w:ascii="Times New Roman" w:hAnsi="Times New Roman" w:cs="Times New Roman"/>
-                <w:b/>
-                <w:sz w:val="24"/>
-                <w:szCs w:val="24"/>
+              <w:jc w:val="center"/>
+              <w:rPr>
+                <w:rFonts w:ascii="Times New Roman" w:eastAsia="Times New Roman" w:hAnsi="Times New Roman" w:cs="Times New Roman"/>
+                <w:sz w:val="21"/>
+              </w:rPr>
+            </w:pPr>
+            <w:r>
+              <w:rPr>
+                <w:rFonts w:ascii="Times New Roman" w:eastAsia="Times New Roman" w:hAnsi="Times New Roman" w:cs="Times New Roman"/>
+                <w:sz w:val="21"/>
               </w:rPr>
               <w:t>X</w:t>
-            </w:r>
-          </w:p>
-        </w:tc>
-      </w:tr>
-    </w:tbl>
-    <w:p>
-      <w:pPr>
-        <w:spacing w:before="240" w:after="120" w:line="340" w:lineRule="exact"/>
-        <w:ind w:firstLine="720"/>
-        <w:jc w:val="both"/>
-        <w:rPr>
-          <w:rFonts w:ascii="Times New Roman" w:eastAsia="Calibri" w:hAnsi="Times New Roman" w:cs="Times New Roman"/>
-          <w:sz w:val="28"/>
-          <w:szCs w:val="28"/>
-        </w:rPr>
-      </w:pPr>
-    </w:p>
-    <w:p>
-      <w:pPr>
-        <w:spacing w:before="120" w:after="120" w:line="340" w:lineRule="exact"/>
-        <w:ind w:firstLine="720"/>
-        <w:jc w:val="both"/>
-        <w:rPr>
-          <w:rFonts w:ascii="Times New Roman" w:eastAsia="Calibri" w:hAnsi="Times New Roman" w:cs="Times New Roman"/>
-          <w:sz w:val="28"/>
-          <w:szCs w:val="28"/>
-        </w:rPr>
-      </w:pPr>
-      <w:r>
-        <w:rPr>
-          <w:rFonts w:ascii="Times New Roman" w:eastAsia="Calibri" w:hAnsi="Times New Roman" w:cs="Times New Roman"/>
-          <w:b/>
-          <w:sz w:val="28"/>
-          <w:szCs w:val="28"/>
-        </w:rPr>
-        <w:t>2. Bỏ ngành, nghề kinh doanh</w:t>
-      </w:r>
-      <w:r>
-        <w:rPr>
-          <w:rFonts w:ascii="Times New Roman" w:eastAsia="Calibri" w:hAnsi="Times New Roman" w:cs="Times New Roman"/>
-          <w:b/>
-          <w:i/>
-          <w:sz w:val="28"/>
-          <w:szCs w:val="28"/>
-        </w:rPr>
-        <w:t xml:space="preserve"> </w:t>
-      </w:r>
-      <w:r>
-        <w:rPr>
-          <w:rFonts w:ascii="Times New Roman" w:eastAsia="Calibri" w:hAnsi="Times New Roman" w:cs="Times New Roman"/>
-          <w:b/>
-          <w:sz w:val="28"/>
-          <w:szCs w:val="28"/>
-        </w:rPr>
-        <w:t>sau</w:t>
-      </w:r>
-      <w:r>
-        <w:rPr>
-          <w:rFonts w:ascii="Times New Roman" w:eastAsia="Calibri" w:hAnsi="Times New Roman" w:cs="Times New Roman"/>
-          <w:i/>
-          <w:sz w:val="28"/>
-          <w:szCs w:val="28"/>
-        </w:rPr>
-        <w:t xml:space="preserve"> </w:t>
-      </w:r>
-      <w:r>
-        <w:rPr>
-          <w:rFonts w:ascii="Times New Roman" w:eastAsia="Calibri" w:hAnsi="Times New Roman" w:cs="Times New Roman"/>
-          <w:sz w:val="28"/>
-          <w:szCs w:val="28"/>
-        </w:rPr>
-        <w:t>(</w:t>
-      </w:r>
-      <w:r>
-        <w:rPr>
-          <w:rFonts w:ascii="Times New Roman" w:eastAsia="Calibri" w:hAnsi="Times New Roman" w:cs="Times New Roman"/>
-          <w:i/>
-          <w:sz w:val="28"/>
-          <w:szCs w:val="28"/>
-        </w:rPr>
-        <w:t>kê khai trong trường hợp doanh nghiệp thông báo bỏ ngành, nghề kinh doanh khỏi danh sách ngành, nghề kinh doanh đã đăng ký với cơ quan đăng ký kinh doanh</w:t>
-      </w:r>
-      <w:r>
-        <w:rPr>
-          <w:rFonts w:ascii="Times New Roman" w:eastAsia="Calibri" w:hAnsi="Times New Roman" w:cs="Times New Roman"/>
-          <w:sz w:val="28"/>
-          <w:szCs w:val="28"/>
-        </w:rPr>
-        <w:t>):</w:t>
-      </w:r>
-    </w:p>
-    <w:tbl>
-      <w:tblPr>
-        <w:tblW w:w="9214" w:type="dxa"/>
-        <w:tblInd w:w="108" w:type="dxa"/>
-        <w:tblBorders>
-          <w:top w:val="single" w:sz="4" w:space="0" w:color="000000"/>
-          <w:left w:val="single" w:sz="4" w:space="0" w:color="000000"/>
-          <w:bottom w:val="single" w:sz="4" w:space="0" w:color="000000"/>
-          <w:right w:val="single" w:sz="4" w:space="0" w:color="000000"/>
-          <w:insideH w:val="single" w:sz="4" w:space="0" w:color="000000"/>
-          <w:insideV w:val="single" w:sz="4" w:space="0" w:color="000000"/>
-        </w:tblBorders>
-        <w:tblLook w:val="04A0" w:firstRow="1" w:lastRow="0" w:firstColumn="1" w:lastColumn="0" w:noHBand="0" w:noVBand="1"/>
-      </w:tblPr>
-      <w:tblGrid>
-        <w:gridCol w:w="810"/>
-        <w:gridCol w:w="4435"/>
-        <w:gridCol w:w="2268"/>
-        <w:gridCol w:w="1701"/>
-      </w:tblGrid>
-      <w:tr>
-        <w:tc>
-          <w:tcPr>
-            <w:tcW w:w="810" w:type="dxa"/>
-          </w:tcPr>
-          <w:p>
-            <w:pPr>
-              <w:spacing w:before="120" w:after="0" w:line="340" w:lineRule="exact"/>
-              <w:jc w:val="center"/>
-              <w:rPr>
-                <w:rFonts w:ascii="Times New Roman" w:hAnsi="Times New Roman" w:cs="Times New Roman"/>
-                <w:sz w:val="28"/>
-                <w:szCs w:val="28"/>
-              </w:rPr>
-            </w:pPr>
-            <w:r>
-              <w:rPr>
-                <w:rFonts w:ascii="Times New Roman" w:hAnsi="Times New Roman" w:cs="Times New Roman"/>
-                <w:sz w:val="28"/>
-                <w:szCs w:val="28"/>
-              </w:rPr>
-              <w:t>STT</w:t>
-            </w:r>
-          </w:p>
-        </w:tc>
-        <w:tc>
-          <w:tcPr>
-            <w:tcW w:w="4435" w:type="dxa"/>
-          </w:tcPr>
-          <w:p>
-            <w:pPr>
-              <w:spacing w:before="120" w:after="0" w:line="340" w:lineRule="exact"/>
-              <w:jc w:val="center"/>
-              <w:rPr>
-                <w:rFonts w:ascii="Times New Roman" w:hAnsi="Times New Roman" w:cs="Times New Roman"/>
-                <w:sz w:val="28"/>
-                <w:szCs w:val="28"/>
-              </w:rPr>
-            </w:pPr>
-            <w:r>
-              <w:rPr>
-                <w:rFonts w:ascii="Times New Roman" w:hAnsi="Times New Roman" w:cs="Times New Roman"/>
-                <w:sz w:val="28"/>
-                <w:szCs w:val="28"/>
-              </w:rPr>
-              <w:t xml:space="preserve">Tên ngành, nghề kinh doanh </w:t>
-            </w:r>
-          </w:p>
-          <w:p>
-            <w:pPr>
-              <w:spacing w:after="0" w:line="340" w:lineRule="exact"/>
-              <w:jc w:val="center"/>
-              <w:rPr>
-                <w:rFonts w:ascii="Times New Roman" w:hAnsi="Times New Roman" w:cs="Times New Roman"/>
-                <w:sz w:val="28"/>
-                <w:szCs w:val="28"/>
-              </w:rPr>
-            </w:pPr>
-            <w:r>
-              <w:rPr>
-                <w:rFonts w:ascii="Times New Roman" w:hAnsi="Times New Roman" w:cs="Times New Roman"/>
-                <w:sz w:val="28"/>
-                <w:szCs w:val="28"/>
-              </w:rPr>
-              <w:t>được bỏ khỏi danh sách đã đăng ký</w:t>
-            </w:r>
-          </w:p>
-        </w:tc>
-        <w:tc>
-          <w:tcPr>
-            <w:tcW w:w="2268" w:type="dxa"/>
-          </w:tcPr>
-          <w:p>
-            <w:pPr>
-              <w:spacing w:before="120" w:after="0" w:line="340" w:lineRule="exact"/>
-              <w:jc w:val="center"/>
-              <w:rPr>
-                <w:rFonts w:ascii="Times New Roman" w:hAnsi="Times New Roman" w:cs="Times New Roman"/>
-                <w:sz w:val="28"/>
-                <w:szCs w:val="28"/>
-              </w:rPr>
-            </w:pPr>
-            <w:r>
-              <w:rPr>
-                <w:rFonts w:ascii="Times New Roman" w:hAnsi="Times New Roman" w:cs="Times New Roman"/>
-                <w:sz w:val="28"/>
-                <w:szCs w:val="28"/>
-              </w:rPr>
-              <w:t>Mã ngành</w:t>
-            </w:r>
-          </w:p>
-        </w:tc>
-        <w:tc>
-          <w:tcPr>
-            <w:tcW w:w="1701" w:type="dxa"/>
-          </w:tcPr>
-          <w:p>
-            <w:pPr>
-              <w:spacing w:before="120" w:after="0" w:line="340" w:lineRule="exact"/>
-              <w:jc w:val="center"/>
-              <w:rPr>
-                <w:rFonts w:ascii="Times New Roman" w:hAnsi="Times New Roman" w:cs="Times New Roman"/>
-                <w:sz w:val="28"/>
-                <w:szCs w:val="28"/>
-              </w:rPr>
-            </w:pPr>
-            <w:r>
-              <w:rPr>
-                <w:rFonts w:ascii="Times New Roman" w:eastAsia="Times New Roman" w:hAnsi="Times New Roman" w:cs="Times New Roman"/>
-                <w:sz w:val="28"/>
-                <w:szCs w:val="28"/>
-                <w:lang w:eastAsia="zh-CN"/>
-              </w:rPr>
-              <w:t>Ghi chú</w:t>
             </w:r>
           </w:p>
         </w:tc>
@@ -3877,450 +3660,232 @@
       <w:tr>
         <w:tc>
           <w:tcPr>
-            <w:tcW w:w="810" w:type="dxa"/>
+            <w:tcW w:w="0" w:type="auto"/>
+            <w:tcMar>
+              <w:top w:w="60" w:type="dxa"/>
+              <w:left w:w="60" w:type="dxa"/>
+              <w:bottom w:w="60" w:type="dxa"/>
+              <w:right w:w="60" w:type="dxa"/>
+            </w:tcMar>
           </w:tcPr>
           <w:p>
             <w:pPr>
-              <w:spacing w:before="120" w:after="0" w:line="340" w:lineRule="exact"/>
-              <w:jc w:val="both"/>
-              <w:rPr>
-                <w:rFonts w:ascii="Times New Roman" w:hAnsi="Times New Roman" w:cs="Times New Roman"/>
-                <w:sz w:val="28"/>
-                <w:szCs w:val="28"/>
-              </w:rPr>
-            </w:pPr>
-            <w:r>
-              <w:rPr>
-                <w:rFonts w:ascii="Times New Roman" w:hAnsi="Times New Roman" w:cs="Times New Roman"/>
-                <w:sz w:val="28"/>
-                <w:szCs w:val="28"/>
-              </w:rPr>
-              <w:t>1</w:t>
+              <w:jc w:val="center"/>
+              <w:rPr>
+                <w:rFonts w:ascii="Times New Roman" w:eastAsia="Times New Roman" w:hAnsi="Times New Roman" w:cs="Times New Roman"/>
+                <w:sz w:val="21"/>
+              </w:rPr>
+            </w:pPr>
+            <w:r>
+              <w:rPr>
+                <w:rFonts w:ascii="Times New Roman" w:eastAsia="Times New Roman" w:hAnsi="Times New Roman" w:cs="Times New Roman"/>
+                <w:sz w:val="21"/>
+              </w:rPr>
+              <w:t>2</w:t>
             </w:r>
           </w:p>
         </w:tc>
         <w:tc>
           <w:tcPr>
-            <w:tcW w:w="4435" w:type="dxa"/>
+            <w:tcW w:w="0" w:type="auto"/>
+            <w:tcMar>
+              <w:top w:w="60" w:type="dxa"/>
+              <w:left w:w="60" w:type="dxa"/>
+              <w:bottom w:w="60" w:type="dxa"/>
+              <w:right w:w="60" w:type="dxa"/>
+            </w:tcMar>
           </w:tcPr>
           <w:p>
             <w:pPr>
-              <w:spacing w:after="0" w:line="240" w:lineRule="auto"/>
-              <w:rPr>
-                <w:rFonts w:ascii="Times New Roman" w:eastAsia="Times New Roman" w:hAnsi="Times New Roman" w:cs="Times New Roman"/>
-                <w:iCs/>
-                <w:color w:val="212529"/>
-                <w:sz w:val="24"/>
-                <w:szCs w:val="24"/>
-              </w:rPr>
-            </w:pPr>
-            <w:r>
-              <w:rPr>
-                <w:rFonts w:ascii="Times New Roman" w:eastAsia="Times New Roman" w:hAnsi="Times New Roman" w:cs="Times New Roman"/>
-                <w:iCs/>
-                <w:color w:val="212529"/>
-                <w:sz w:val="24"/>
-                <w:szCs w:val="24"/>
-              </w:rPr>
-              <w:t>Bán buôn chuyên doanh khác chưa được phân vào đâu</w:t>
-            </w:r>
-          </w:p>
-          <w:p>
-            <w:pPr>
-              <w:spacing w:after="0" w:line="240" w:lineRule="auto"/>
-              <w:rPr>
-                <w:rFonts w:ascii="Times New Roman" w:hAnsi="Times New Roman" w:cs="Times New Roman"/>
-                <w:sz w:val="24"/>
-                <w:szCs w:val="24"/>
-              </w:rPr>
-            </w:pPr>
-            <w:r>
-              <w:rPr>
-                <w:rFonts w:ascii="Times New Roman" w:hAnsi="Times New Roman" w:cs="Times New Roman"/>
-                <w:sz w:val="24"/>
-                <w:szCs w:val="24"/>
-              </w:rPr>
-              <w:t xml:space="preserve">Chi tiết:Bán buôn hóa chất công nghiệp,nước sơn, phụ gia, Bán buôn bao bì giấy, băng keo, vật liệu đóng gói, các loại giấy gói, giấy công nghiệp, phụ liệu may mặc và giày dép, Bán buôn ván ép, ván MDF, ván PB, ván lạng các loại  </w:t>
+              <w:rPr>
+                <w:rFonts w:ascii="Times New Roman" w:eastAsia="Times New Roman" w:hAnsi="Times New Roman" w:cs="Times New Roman"/>
+                <w:sz w:val="21"/>
+              </w:rPr>
+            </w:pPr>
+            <w:r>
+              <w:rPr>
+                <w:rFonts w:ascii="Times New Roman" w:eastAsia="Times New Roman" w:hAnsi="Times New Roman" w:cs="Times New Roman"/>
+                <w:sz w:val="21"/>
+              </w:rPr>
+              <w:t>Bán buôn kim loại và quặng kim loại</w:t>
+            </w:r>
+          </w:p>
+          <w:p>
+            <w:pPr>
+              <w:rPr>
+                <w:rFonts w:ascii="Times New Roman" w:eastAsia="Times New Roman" w:hAnsi="Times New Roman" w:cs="Times New Roman"/>
+                <w:sz w:val="21"/>
+              </w:rPr>
+            </w:pPr>
+            <w:r>
+              <w:rPr>
+                <w:rFonts w:ascii="Times New Roman" w:eastAsia="Times New Roman" w:hAnsi="Times New Roman" w:cs="Times New Roman"/>
+                <w:sz w:val="21"/>
+              </w:rPr>
+              <w:t>Chi tiết: Bán buôn sắt, thép, mica, inox và linh kiện sắt thép</w:t>
             </w:r>
           </w:p>
         </w:tc>
         <w:tc>
           <w:tcPr>
-            <w:tcW w:w="2268" w:type="dxa"/>
+            <w:tcW w:w="0" w:type="auto"/>
+            <w:tcMar>
+              <w:top w:w="60" w:type="dxa"/>
+              <w:left w:w="60" w:type="dxa"/>
+              <w:bottom w:w="60" w:type="dxa"/>
+              <w:right w:w="60" w:type="dxa"/>
+            </w:tcMar>
           </w:tcPr>
           <w:p>
             <w:pPr>
-              <w:spacing w:before="120" w:after="0" w:line="340" w:lineRule="exact"/>
-              <w:jc w:val="both"/>
-              <w:rPr>
-                <w:rFonts w:ascii="Times New Roman" w:hAnsi="Times New Roman" w:cs="Times New Roman"/>
-                <w:sz w:val="24"/>
-                <w:szCs w:val="24"/>
-              </w:rPr>
-            </w:pPr>
-            <w:r>
-              <w:rPr>
-                <w:rFonts w:ascii="Times New Roman" w:hAnsi="Times New Roman" w:cs="Times New Roman"/>
-                <w:sz w:val="24"/>
-                <w:szCs w:val="24"/>
-              </w:rPr>
-              <w:t>4669</w:t>
+              <w:jc w:val="center"/>
+              <w:rPr>
+                <w:rFonts w:ascii="Times New Roman" w:eastAsia="Times New Roman" w:hAnsi="Times New Roman" w:cs="Times New Roman"/>
+                <w:sz w:val="21"/>
+              </w:rPr>
+            </w:pPr>
+            <w:r>
+              <w:rPr>
+                <w:rFonts w:ascii="Times New Roman" w:eastAsia="Times New Roman" w:hAnsi="Times New Roman" w:cs="Times New Roman"/>
+                <w:sz w:val="21"/>
+              </w:rPr>
+              <w:t>4672</w:t>
             </w:r>
           </w:p>
         </w:tc>
         <w:tc>
           <w:tcPr>
-            <w:tcW w:w="1701" w:type="dxa"/>
+            <w:tcW w:w="0" w:type="auto"/>
+            <w:tcMar>
+              <w:top w:w="60" w:type="dxa"/>
+              <w:left w:w="60" w:type="dxa"/>
+              <w:bottom w:w="60" w:type="dxa"/>
+              <w:right w:w="60" w:type="dxa"/>
+            </w:tcMar>
           </w:tcPr>
           <w:p>
             <w:pPr>
-              <w:spacing w:before="120" w:after="0" w:line="340" w:lineRule="exact"/>
-              <w:jc w:val="both"/>
-              <w:rPr>
-                <w:rFonts w:ascii="Times New Roman" w:hAnsi="Times New Roman" w:cs="Times New Roman"/>
-                <w:sz w:val="28"/>
-                <w:szCs w:val="28"/>
-              </w:rPr>
-            </w:pPr>
-          </w:p>
-        </w:tc>
-      </w:tr>
-    </w:tbl>
-    <w:p>
-      <w:pPr>
-        <w:spacing w:before="120" w:after="120" w:line="340" w:lineRule="exact"/>
-        <w:ind w:firstLine="720"/>
-        <w:jc w:val="both"/>
-        <w:rPr>
-          <w:rFonts w:ascii="Times New Roman" w:eastAsia="Calibri" w:hAnsi="Times New Roman" w:cs="Times New Roman"/>
-          <w:sz w:val="28"/>
-          <w:szCs w:val="28"/>
-        </w:rPr>
-      </w:pPr>
-    </w:p>
-    <w:p>
-      <w:pPr>
-        <w:spacing w:before="120" w:after="120" w:line="340" w:lineRule="exact"/>
-        <w:ind w:firstLine="720"/>
-        <w:jc w:val="both"/>
-        <w:rPr>
-          <w:rFonts w:ascii="Times New Roman" w:eastAsia="Calibri" w:hAnsi="Times New Roman" w:cs="Times New Roman"/>
-          <w:sz w:val="28"/>
-          <w:szCs w:val="28"/>
-        </w:rPr>
-      </w:pPr>
-      <w:r>
-        <w:rPr>
-          <w:rFonts w:ascii="Times New Roman" w:eastAsia="Calibri" w:hAnsi="Times New Roman" w:cs="Times New Roman"/>
-          <w:b/>
-          <w:sz w:val="28"/>
-          <w:szCs w:val="28"/>
-        </w:rPr>
-        <w:t>3. Sửa đổi chi tiết ngành, nghề kinh doanh sau</w:t>
-      </w:r>
-      <w:r>
-        <w:rPr>
-          <w:rFonts w:ascii="Times New Roman" w:eastAsia="Calibri" w:hAnsi="Times New Roman" w:cs="Times New Roman"/>
-          <w:b/>
-          <w:i/>
-          <w:sz w:val="28"/>
-          <w:szCs w:val="28"/>
-        </w:rPr>
-        <w:t xml:space="preserve"> </w:t>
-      </w:r>
-      <w:r>
-        <w:rPr>
-          <w:rFonts w:ascii="Times New Roman" w:eastAsia="Calibri" w:hAnsi="Times New Roman" w:cs="Times New Roman"/>
-          <w:sz w:val="28"/>
-          <w:szCs w:val="28"/>
-        </w:rPr>
-        <w:t>(</w:t>
-      </w:r>
-      <w:r>
-        <w:rPr>
-          <w:rFonts w:ascii="Times New Roman" w:eastAsia="Calibri" w:hAnsi="Times New Roman" w:cs="Times New Roman"/>
-          <w:i/>
-          <w:sz w:val="28"/>
-          <w:szCs w:val="28"/>
-        </w:rPr>
-        <w:t>kê khai trong trường hợp doanh nghiệp thông báo thay đổi nội dung chi tiết của ngành, nghề kinh doanh đã đăng ký với cơ quan đăng ký kinh doanh</w:t>
-      </w:r>
-      <w:r>
-        <w:rPr>
-          <w:rFonts w:ascii="Times New Roman" w:eastAsia="Calibri" w:hAnsi="Times New Roman" w:cs="Times New Roman"/>
-          <w:sz w:val="28"/>
-          <w:szCs w:val="28"/>
-        </w:rPr>
-        <w:t>):</w:t>
-      </w:r>
-      <w:r>
-        <w:rPr>
-          <w:rFonts w:ascii="Times New Roman" w:eastAsia="Calibri" w:hAnsi="Times New Roman" w:cs="Times New Roman"/>
-          <w:sz w:val="28"/>
-          <w:szCs w:val="28"/>
-        </w:rPr>
-        <w:t xml:space="preserve"> </w:t>
-      </w:r>
-    </w:p>
-    <w:tbl>
-      <w:tblPr>
-        <w:tblW w:w="9214" w:type="dxa"/>
-        <w:tblInd w:w="108" w:type="dxa"/>
-        <w:tblBorders>
-          <w:top w:val="single" w:sz="4" w:space="0" w:color="000000"/>
-          <w:left w:val="single" w:sz="4" w:space="0" w:color="000000"/>
-          <w:bottom w:val="single" w:sz="4" w:space="0" w:color="000000"/>
-          <w:right w:val="single" w:sz="4" w:space="0" w:color="000000"/>
-          <w:insideH w:val="single" w:sz="4" w:space="0" w:color="000000"/>
-          <w:insideV w:val="single" w:sz="4" w:space="0" w:color="000000"/>
-        </w:tblBorders>
-        <w:tblLook w:val="04A0" w:firstRow="1" w:lastRow="0" w:firstColumn="1" w:lastColumn="0" w:noHBand="0" w:noVBand="1"/>
-      </w:tblPr>
-      <w:tblGrid>
-        <w:gridCol w:w="810"/>
-        <w:gridCol w:w="4435"/>
-        <w:gridCol w:w="2268"/>
-        <w:gridCol w:w="1701"/>
-      </w:tblGrid>
-      <w:tr>
-        <w:tc>
-          <w:tcPr>
-            <w:tcW w:w="810" w:type="dxa"/>
-          </w:tcPr>
-          <w:p>
-            <w:pPr>
-              <w:spacing w:before="120" w:after="0" w:line="340" w:lineRule="exact"/>
               <w:jc w:val="center"/>
               <w:rPr>
-                <w:rFonts w:ascii="Times New Roman" w:hAnsi="Times New Roman" w:cs="Times New Roman"/>
-                <w:sz w:val="28"/>
-                <w:szCs w:val="28"/>
-              </w:rPr>
-            </w:pPr>
-            <w:r>
-              <w:rPr>
-                <w:rFonts w:ascii="Times New Roman" w:hAnsi="Times New Roman" w:cs="Times New Roman"/>
-                <w:sz w:val="28"/>
-                <w:szCs w:val="28"/>
-              </w:rPr>
-              <w:t>STT</w:t>
-            </w:r>
-          </w:p>
-        </w:tc>
-        <w:tc>
-          <w:tcPr>
-            <w:tcW w:w="4435" w:type="dxa"/>
-          </w:tcPr>
-          <w:p>
-            <w:pPr>
-              <w:spacing w:before="120" w:after="0" w:line="340" w:lineRule="exact"/>
-              <w:ind w:right="1008"/>
-              <w:rPr>
-                <w:rFonts w:ascii="Times New Roman" w:hAnsi="Times New Roman" w:cs="Times New Roman"/>
-                <w:sz w:val="28"/>
-                <w:szCs w:val="28"/>
-              </w:rPr>
-            </w:pPr>
-            <w:r>
-              <w:rPr>
-                <w:rFonts w:ascii="Times New Roman" w:eastAsia="Calibri" w:hAnsi="Times New Roman" w:cs="Times New Roman"/>
-                <w:sz w:val="28"/>
-                <w:szCs w:val="28"/>
-              </w:rPr>
-              <w:t xml:space="preserve">Tên ngành, nghề kinh </w:t>
-            </w:r>
-            <w:r>
-              <w:rPr>
-                <w:rFonts w:ascii="Times New Roman" w:hAnsi="Times New Roman" w:cs="Times New Roman"/>
-                <w:sz w:val="28"/>
-                <w:szCs w:val="28"/>
-              </w:rPr>
-              <w:t>d</w:t>
-            </w:r>
-            <w:r>
-              <w:rPr>
-                <w:rFonts w:ascii="Times New Roman" w:eastAsia="Calibri" w:hAnsi="Times New Roman" w:cs="Times New Roman"/>
-                <w:sz w:val="28"/>
-                <w:szCs w:val="28"/>
-              </w:rPr>
-              <w:t>oanh</w:t>
-            </w:r>
-            <w:r>
-              <w:rPr>
-                <w:rFonts w:ascii="Times New Roman" w:hAnsi="Times New Roman" w:cs="Times New Roman"/>
-                <w:sz w:val="28"/>
-                <w:szCs w:val="28"/>
-              </w:rPr>
-              <w:t xml:space="preserve"> </w:t>
-            </w:r>
-            <w:r>
-              <w:rPr>
-                <w:rFonts w:ascii="Times New Roman" w:eastAsia="Calibri" w:hAnsi="Times New Roman" w:cs="Times New Roman"/>
-                <w:sz w:val="28"/>
-                <w:szCs w:val="28"/>
-              </w:rPr>
-              <w:t>được sửa đổi chi tiết</w:t>
-            </w:r>
-          </w:p>
-        </w:tc>
-        <w:tc>
-          <w:tcPr>
-            <w:tcW w:w="2268" w:type="dxa"/>
-          </w:tcPr>
-          <w:p>
-            <w:pPr>
-              <w:spacing w:before="120" w:after="0" w:line="340" w:lineRule="exact"/>
-              <w:jc w:val="center"/>
-              <w:rPr>
-                <w:rFonts w:ascii="Times New Roman" w:hAnsi="Times New Roman" w:cs="Times New Roman"/>
-                <w:sz w:val="28"/>
-                <w:szCs w:val="28"/>
-              </w:rPr>
-            </w:pPr>
-            <w:r>
-              <w:rPr>
-                <w:rFonts w:ascii="Times New Roman" w:hAnsi="Times New Roman" w:cs="Times New Roman"/>
-                <w:sz w:val="28"/>
-                <w:szCs w:val="28"/>
-              </w:rPr>
-              <w:t>Mã ngành</w:t>
-            </w:r>
-          </w:p>
-        </w:tc>
-        <w:tc>
-          <w:tcPr>
-            <w:tcW w:w="1701" w:type="dxa"/>
-          </w:tcPr>
-          <w:p>
-            <w:pPr>
-              <w:spacing w:before="120" w:after="0" w:line="340" w:lineRule="exact"/>
-              <w:jc w:val="center"/>
-              <w:rPr>
-                <w:rFonts w:ascii="Times New Roman" w:hAnsi="Times New Roman" w:cs="Times New Roman"/>
-                <w:sz w:val="28"/>
-                <w:szCs w:val="28"/>
-              </w:rPr>
-            </w:pPr>
-            <w:r>
-              <w:rPr>
-                <w:rFonts w:ascii="Times New Roman" w:eastAsia="Times New Roman" w:hAnsi="Times New Roman" w:cs="Times New Roman"/>
-                <w:sz w:val="28"/>
-                <w:szCs w:val="28"/>
-                <w:lang w:eastAsia="zh-CN"/>
-              </w:rPr>
-              <w:t>Ghi chú</w:t>
-            </w:r>
+                <w:rFonts w:ascii="Times New Roman" w:eastAsia="Times New Roman" w:hAnsi="Times New Roman" w:cs="Times New Roman"/>
+                <w:sz w:val="21"/>
+              </w:rPr>
+            </w:pPr>
           </w:p>
         </w:tc>
       </w:tr>
       <w:tr>
         <w:tc>
           <w:tcPr>
-            <w:tcW w:w="810" w:type="dxa"/>
+            <w:tcW w:w="0" w:type="auto"/>
+            <w:tcMar>
+              <w:top w:w="60" w:type="dxa"/>
+              <w:left w:w="60" w:type="dxa"/>
+              <w:bottom w:w="60" w:type="dxa"/>
+              <w:right w:w="60" w:type="dxa"/>
+            </w:tcMar>
           </w:tcPr>
           <w:p>
             <w:pPr>
-              <w:spacing w:before="120" w:after="0" w:line="340" w:lineRule="exact"/>
-              <w:jc w:val="both"/>
-              <w:rPr>
-                <w:rFonts w:ascii="Times New Roman" w:hAnsi="Times New Roman" w:cs="Times New Roman"/>
-                <w:sz w:val="28"/>
-                <w:szCs w:val="28"/>
-              </w:rPr>
-            </w:pPr>
-            <w:r>
-              <w:rPr>
-                <w:rFonts w:ascii="Times New Roman" w:hAnsi="Times New Roman" w:cs="Times New Roman"/>
-                <w:sz w:val="28"/>
-                <w:szCs w:val="28"/>
-              </w:rPr>
-              <w:t>1</w:t>
+              <w:jc w:val="center"/>
+              <w:rPr>
+                <w:rFonts w:ascii="Times New Roman" w:eastAsia="Times New Roman" w:hAnsi="Times New Roman" w:cs="Times New Roman"/>
+                <w:sz w:val="21"/>
+              </w:rPr>
+            </w:pPr>
+            <w:r>
+              <w:rPr>
+                <w:rFonts w:ascii="Times New Roman" w:eastAsia="Times New Roman" w:hAnsi="Times New Roman" w:cs="Times New Roman"/>
+                <w:sz w:val="21"/>
+              </w:rPr>
+              <w:t>3</w:t>
             </w:r>
           </w:p>
         </w:tc>
         <w:tc>
           <w:tcPr>
-            <w:tcW w:w="4435" w:type="dxa"/>
+            <w:tcW w:w="0" w:type="auto"/>
+            <w:tcMar>
+              <w:top w:w="60" w:type="dxa"/>
+              <w:left w:w="60" w:type="dxa"/>
+              <w:bottom w:w="60" w:type="dxa"/>
+              <w:right w:w="60" w:type="dxa"/>
+            </w:tcMar>
           </w:tcPr>
           <w:p>
             <w:pPr>
-              <w:spacing w:after="0" w:line="240" w:lineRule="auto"/>
-              <w:rPr>
-                <w:rFonts w:ascii="Times New Roman" w:eastAsia="Times New Roman" w:hAnsi="Times New Roman" w:cs="Times New Roman"/>
-                <w:iCs/>
-                <w:color w:val="212529"/>
-                <w:sz w:val="24"/>
-                <w:szCs w:val="24"/>
-              </w:rPr>
-            </w:pPr>
-            <w:r>
-              <w:rPr>
-                <w:rFonts w:ascii="Times New Roman" w:eastAsia="Times New Roman" w:hAnsi="Times New Roman" w:cs="Times New Roman"/>
-                <w:iCs/>
-                <w:color w:val="212529"/>
-                <w:sz w:val="24"/>
-                <w:szCs w:val="24"/>
-              </w:rPr>
-              <w:t>Sản xuất trang phục (trừ trang phục từ da lông thú)</w:t>
-            </w:r>
-          </w:p>
-          <w:p>
-            <w:pPr>
-              <w:spacing w:after="0" w:line="240" w:lineRule="auto"/>
-              <w:rPr>
-                <w:rFonts w:ascii="Times New Roman" w:hAnsi="Times New Roman" w:cs="Times New Roman"/>
-                <w:sz w:val="24"/>
-                <w:szCs w:val="24"/>
-              </w:rPr>
-            </w:pPr>
-            <w:r>
-              <w:rPr>
-                <w:rFonts w:ascii="Times New Roman" w:hAnsi="Times New Roman" w:cs="Times New Roman"/>
-                <w:sz w:val="24"/>
-                <w:szCs w:val="24"/>
-              </w:rPr>
-              <w:lastRenderedPageBreak/>
-              <w:t xml:space="preserve">Chi tiết: May gia công bọc da nhân tạo và vải cho hàng nội thất  </w:t>
+              <w:rPr>
+                <w:rFonts w:ascii="Times New Roman" w:eastAsia="Times New Roman" w:hAnsi="Times New Roman" w:cs="Times New Roman"/>
+                <w:sz w:val="21"/>
+              </w:rPr>
+            </w:pPr>
+            <w:r>
+              <w:rPr>
+                <w:rFonts w:ascii="Times New Roman" w:eastAsia="Times New Roman" w:hAnsi="Times New Roman" w:cs="Times New Roman"/>
+                <w:sz w:val="21"/>
+              </w:rPr>
+              <w:t>Bán buôn chuyên doanh khác chưa được phân vào đâu</w:t>
+            </w:r>
+          </w:p>
+          <w:p>
+            <w:pPr>
+              <w:rPr>
+                <w:rFonts w:ascii="Times New Roman" w:eastAsia="Times New Roman" w:hAnsi="Times New Roman" w:cs="Times New Roman"/>
+                <w:sz w:val="21"/>
+              </w:rPr>
+            </w:pPr>
+            <w:r>
+              <w:rPr>
+                <w:rFonts w:ascii="Times New Roman" w:eastAsia="Times New Roman" w:hAnsi="Times New Roman" w:cs="Times New Roman"/>
+                <w:sz w:val="21"/>
+              </w:rPr>
+              <w:t>Chi tiết: Bán buôn ván ép các ép các loại; - Mua bán hàng phục vụ sản xuất, hàng tiêu dùng và trang trí nội thất, bảng hiệu đèn led; - Bán buôn hóa chất các loại, chất tẩy rửa, phụ gia công nghiệp làm sạch các dự án, công trình; - Bán buôn các nguyên liệu phục vụ cho sản xuất hóa chất; - Bán buôn thiết bị phòng cháy chữa cháy, bình phòng cháy chữa cháy</w:t>
             </w:r>
           </w:p>
         </w:tc>
         <w:tc>
           <w:tcPr>
-            <w:tcW w:w="2268" w:type="dxa"/>
+            <w:tcW w:w="0" w:type="auto"/>
+            <w:tcMar>
+              <w:top w:w="60" w:type="dxa"/>
+              <w:left w:w="60" w:type="dxa"/>
+              <w:bottom w:w="60" w:type="dxa"/>
+              <w:right w:w="60" w:type="dxa"/>
+            </w:tcMar>
           </w:tcPr>
           <w:p>
             <w:pPr>
-              <w:spacing w:before="120" w:after="0" w:line="340" w:lineRule="exact"/>
-              <w:jc w:val="both"/>
-              <w:rPr>
-                <w:rFonts w:ascii="Times New Roman" w:hAnsi="Times New Roman" w:cs="Times New Roman"/>
-                <w:sz w:val="24"/>
-                <w:szCs w:val="24"/>
-              </w:rPr>
-            </w:pPr>
-            <w:r>
-              <w:rPr>
-                <w:rFonts w:ascii="Times New Roman" w:hAnsi="Times New Roman" w:cs="Times New Roman"/>
-                <w:sz w:val="24"/>
-                <w:szCs w:val="24"/>
-              </w:rPr>
-              <w:lastRenderedPageBreak/>
-              <w:t>1410</w:t>
+              <w:jc w:val="center"/>
+              <w:rPr>
+                <w:rFonts w:ascii="Times New Roman" w:eastAsia="Times New Roman" w:hAnsi="Times New Roman" w:cs="Times New Roman"/>
+                <w:sz w:val="21"/>
+              </w:rPr>
+            </w:pPr>
+            <w:r>
+              <w:rPr>
+                <w:rFonts w:ascii="Times New Roman" w:eastAsia="Times New Roman" w:hAnsi="Times New Roman" w:cs="Times New Roman"/>
+                <w:sz w:val="21"/>
+              </w:rPr>
+              <w:t>4679</w:t>
             </w:r>
           </w:p>
         </w:tc>
         <w:tc>
           <w:tcPr>
-            <w:tcW w:w="1701" w:type="dxa"/>
+            <w:tcW w:w="0" w:type="auto"/>
+            <w:tcMar>
+              <w:top w:w="60" w:type="dxa"/>
+              <w:left w:w="60" w:type="dxa"/>
+              <w:bottom w:w="60" w:type="dxa"/>
+              <w:right w:w="60" w:type="dxa"/>
+            </w:tcMar>
           </w:tcPr>
           <w:p>
             <w:pPr>
-              <w:spacing w:before="120" w:after="0" w:line="340" w:lineRule="exact"/>
-              <w:jc w:val="both"/>
-              <w:rPr>
-                <w:rFonts w:ascii="Times New Roman" w:hAnsi="Times New Roman" w:cs="Times New Roman"/>
-                <w:sz w:val="28"/>
-                <w:szCs w:val="28"/>
+              <w:jc w:val="center"/>
+              <w:rPr>
+                <w:rFonts w:ascii="Times New Roman" w:eastAsia="Times New Roman" w:hAnsi="Times New Roman" w:cs="Times New Roman"/>
+                <w:sz w:val="21"/>
               </w:rPr>
             </w:pPr>
           </w:p>
@@ -4329,132 +3894,417 @@
       <w:tr>
         <w:tc>
           <w:tcPr>
-            <w:tcW w:w="810" w:type="dxa"/>
+            <w:tcW w:w="0" w:type="auto"/>
+            <w:tcMar>
+              <w:top w:w="60" w:type="dxa"/>
+              <w:left w:w="60" w:type="dxa"/>
+              <w:bottom w:w="60" w:type="dxa"/>
+              <w:right w:w="60" w:type="dxa"/>
+            </w:tcMar>
           </w:tcPr>
           <w:p>
             <w:pPr>
-              <w:spacing w:before="120" w:after="0" w:line="340" w:lineRule="exact"/>
-              <w:jc w:val="both"/>
-              <w:rPr>
-                <w:rFonts w:ascii="Times New Roman" w:hAnsi="Times New Roman" w:cs="Times New Roman"/>
-                <w:sz w:val="28"/>
-                <w:szCs w:val="28"/>
-              </w:rPr>
-            </w:pPr>
-            <w:r>
-              <w:rPr>
-                <w:rFonts w:ascii="Times New Roman" w:hAnsi="Times New Roman" w:cs="Times New Roman"/>
-                <w:sz w:val="28"/>
-                <w:szCs w:val="28"/>
-              </w:rPr>
-              <w:t>2</w:t>
+              <w:jc w:val="center"/>
+              <w:rPr>
+                <w:rFonts w:ascii="Times New Roman" w:eastAsia="Times New Roman" w:hAnsi="Times New Roman" w:cs="Times New Roman"/>
+                <w:sz w:val="21"/>
+              </w:rPr>
+            </w:pPr>
+            <w:r>
+              <w:rPr>
+                <w:rFonts w:ascii="Times New Roman" w:eastAsia="Times New Roman" w:hAnsi="Times New Roman" w:cs="Times New Roman"/>
+                <w:sz w:val="21"/>
+              </w:rPr>
+              <w:t>4</w:t>
             </w:r>
           </w:p>
         </w:tc>
         <w:tc>
           <w:tcPr>
-            <w:tcW w:w="4435" w:type="dxa"/>
+            <w:tcW w:w="0" w:type="auto"/>
+            <w:tcMar>
+              <w:top w:w="60" w:type="dxa"/>
+              <w:left w:w="60" w:type="dxa"/>
+              <w:bottom w:w="60" w:type="dxa"/>
+              <w:right w:w="60" w:type="dxa"/>
+            </w:tcMar>
           </w:tcPr>
           <w:p>
             <w:pPr>
-              <w:spacing w:after="0" w:line="240" w:lineRule="auto"/>
-              <w:rPr>
-                <w:rFonts w:ascii="Times New Roman" w:eastAsia="Times New Roman" w:hAnsi="Times New Roman" w:cs="Times New Roman"/>
-                <w:iCs/>
-                <w:color w:val="212529"/>
-                <w:sz w:val="24"/>
-                <w:szCs w:val="24"/>
-              </w:rPr>
-            </w:pPr>
-            <w:r>
-              <w:rPr>
-                <w:rFonts w:ascii="Times New Roman" w:eastAsia="Times New Roman" w:hAnsi="Times New Roman" w:cs="Times New Roman"/>
-                <w:iCs/>
-                <w:color w:val="212529"/>
-                <w:sz w:val="24"/>
-                <w:szCs w:val="24"/>
-              </w:rPr>
-              <w:t>Bán lẻ đồ ngũ kim, sơn, kính, vật liệu và thiết bị lắp đặt khác trong xây dựng</w:t>
+              <w:rPr>
+                <w:rFonts w:ascii="Times New Roman" w:eastAsia="Times New Roman" w:hAnsi="Times New Roman" w:cs="Times New Roman"/>
+                <w:sz w:val="21"/>
+              </w:rPr>
+            </w:pPr>
+            <w:r>
+              <w:rPr>
+                <w:rFonts w:ascii="Times New Roman" w:eastAsia="Times New Roman" w:hAnsi="Times New Roman" w:cs="Times New Roman"/>
+                <w:sz w:val="21"/>
+              </w:rPr>
+              <w:t>Bán lẻ tổng hợp khác</w:t>
+            </w:r>
+          </w:p>
+          <w:p>
+            <w:pPr>
+              <w:rPr>
+                <w:rFonts w:ascii="Times New Roman" w:eastAsia="Times New Roman" w:hAnsi="Times New Roman" w:cs="Times New Roman"/>
+                <w:sz w:val="21"/>
+              </w:rPr>
+            </w:pPr>
+            <w:r>
+              <w:rPr>
+                <w:rFonts w:ascii="Times New Roman" w:eastAsia="Times New Roman" w:hAnsi="Times New Roman" w:cs="Times New Roman"/>
+                <w:sz w:val="21"/>
+              </w:rPr>
+              <w:t>Chi tiết: Thực hiện quyền phân phối bán lẻ biến đổi tĩnh điện (máy biến tần inverter)</w:t>
             </w:r>
           </w:p>
         </w:tc>
         <w:tc>
           <w:tcPr>
-            <w:tcW w:w="2268" w:type="dxa"/>
+            <w:tcW w:w="0" w:type="auto"/>
+            <w:tcMar>
+              <w:top w:w="60" w:type="dxa"/>
+              <w:left w:w="60" w:type="dxa"/>
+              <w:bottom w:w="60" w:type="dxa"/>
+              <w:right w:w="60" w:type="dxa"/>
+            </w:tcMar>
           </w:tcPr>
           <w:p>
             <w:pPr>
-              <w:spacing w:before="120" w:after="0" w:line="340" w:lineRule="exact"/>
-              <w:jc w:val="both"/>
-              <w:rPr>
-                <w:rFonts w:ascii="Times New Roman" w:hAnsi="Times New Roman" w:cs="Times New Roman"/>
-                <w:sz w:val="24"/>
-                <w:szCs w:val="24"/>
-              </w:rPr>
-            </w:pPr>
-            <w:r>
-              <w:rPr>
-                <w:rFonts w:ascii="Times New Roman" w:hAnsi="Times New Roman" w:cs="Times New Roman"/>
-                <w:sz w:val="24"/>
-                <w:szCs w:val="24"/>
-              </w:rPr>
-              <w:t>4752</w:t>
+              <w:jc w:val="center"/>
+              <w:rPr>
+                <w:rFonts w:ascii="Times New Roman" w:eastAsia="Times New Roman" w:hAnsi="Times New Roman" w:cs="Times New Roman"/>
+                <w:sz w:val="21"/>
+              </w:rPr>
+            </w:pPr>
+            <w:r>
+              <w:rPr>
+                <w:rFonts w:ascii="Times New Roman" w:eastAsia="Times New Roman" w:hAnsi="Times New Roman" w:cs="Times New Roman"/>
+                <w:sz w:val="21"/>
+              </w:rPr>
+              <w:t>4719</w:t>
             </w:r>
           </w:p>
         </w:tc>
         <w:tc>
           <w:tcPr>
-            <w:tcW w:w="1701" w:type="dxa"/>
+            <w:tcW w:w="0" w:type="auto"/>
+            <w:tcMar>
+              <w:top w:w="60" w:type="dxa"/>
+              <w:left w:w="60" w:type="dxa"/>
+              <w:bottom w:w="60" w:type="dxa"/>
+              <w:right w:w="60" w:type="dxa"/>
+            </w:tcMar>
           </w:tcPr>
           <w:p>
             <w:pPr>
-              <w:spacing w:before="120" w:after="0" w:line="340" w:lineRule="exact"/>
-              <w:jc w:val="both"/>
-              <w:rPr>
-                <w:rFonts w:ascii="Times New Roman" w:hAnsi="Times New Roman" w:cs="Times New Roman"/>
-                <w:sz w:val="28"/>
-                <w:szCs w:val="28"/>
-              </w:rPr>
-            </w:pPr>
+              <w:jc w:val="center"/>
+              <w:rPr>
+                <w:rFonts w:ascii="Times New Roman" w:eastAsia="Times New Roman" w:hAnsi="Times New Roman" w:cs="Times New Roman"/>
+                <w:sz w:val="21"/>
+              </w:rPr>
+            </w:pPr>
+          </w:p>
+        </w:tc>
+      </w:tr>
+    </w:tbl>
+    <w:p>
+      <w:pPr>
+        <w:spacing w:before="240" w:after="120" w:line="340" w:lineRule="exact"/>
+        <w:ind w:firstLine="720"/>
+        <w:jc w:val="both"/>
+        <w:rPr>
+          <w:rFonts w:ascii="Times New Roman" w:eastAsia="Calibri" w:hAnsi="Times New Roman" w:cs="Times New Roman"/>
+          <w:sz w:val="28"/>
+          <w:szCs w:val="28"/>
+        </w:rPr>
+      </w:pPr>
+    </w:p>
+    <w:p>
+      <w:pPr>
+        <w:spacing w:before="120" w:after="120" w:line="340" w:lineRule="exact"/>
+        <w:ind w:firstLine="720"/>
+        <w:jc w:val="both"/>
+        <w:rPr>
+          <w:rFonts w:ascii="Times New Roman" w:eastAsia="Calibri" w:hAnsi="Times New Roman" w:cs="Times New Roman"/>
+          <w:sz w:val="28"/>
+          <w:szCs w:val="28"/>
+        </w:rPr>
+      </w:pPr>
+      <w:r>
+        <w:rPr>
+          <w:rFonts w:ascii="Times New Roman" w:eastAsia="Calibri" w:hAnsi="Times New Roman" w:cs="Times New Roman"/>
+          <w:b/>
+          <w:sz w:val="28"/>
+          <w:szCs w:val="28"/>
+        </w:rPr>
+        <w:t>2. Bỏ ngành, nghề kinh doanh</w:t>
+      </w:r>
+      <w:r>
+        <w:rPr>
+          <w:rFonts w:ascii="Times New Roman" w:eastAsia="Calibri" w:hAnsi="Times New Roman" w:cs="Times New Roman"/>
+          <w:b/>
+          <w:i/>
+          <w:sz w:val="28"/>
+          <w:szCs w:val="28"/>
+        </w:rPr>
+        <w:t xml:space="preserve"> </w:t>
+      </w:r>
+      <w:r>
+        <w:rPr>
+          <w:rFonts w:ascii="Times New Roman" w:eastAsia="Calibri" w:hAnsi="Times New Roman" w:cs="Times New Roman"/>
+          <w:b/>
+          <w:sz w:val="28"/>
+          <w:szCs w:val="28"/>
+        </w:rPr>
+        <w:t>sau</w:t>
+      </w:r>
+      <w:r>
+        <w:rPr>
+          <w:rFonts w:ascii="Times New Roman" w:eastAsia="Calibri" w:hAnsi="Times New Roman" w:cs="Times New Roman"/>
+          <w:i/>
+          <w:sz w:val="28"/>
+          <w:szCs w:val="28"/>
+        </w:rPr>
+        <w:t xml:space="preserve"> </w:t>
+      </w:r>
+      <w:r>
+        <w:rPr>
+          <w:rFonts w:ascii="Times New Roman" w:eastAsia="Calibri" w:hAnsi="Times New Roman" w:cs="Times New Roman"/>
+          <w:sz w:val="28"/>
+          <w:szCs w:val="28"/>
+        </w:rPr>
+        <w:t>(</w:t>
+      </w:r>
+      <w:r>
+        <w:rPr>
+          <w:rFonts w:ascii="Times New Roman" w:eastAsia="Calibri" w:hAnsi="Times New Roman" w:cs="Times New Roman"/>
+          <w:i/>
+          <w:sz w:val="28"/>
+          <w:szCs w:val="28"/>
+        </w:rPr>
+        <w:t>kê khai trong trường hợp doanh nghiệp thông báo bỏ ngành, nghề kinh doanh khỏi danh sách ngành, nghề kinh doanh đã đăng ký với cơ quan đăng ký kinh doanh</w:t>
+      </w:r>
+      <w:r>
+        <w:rPr>
+          <w:rFonts w:ascii="Times New Roman" w:eastAsia="Calibri" w:hAnsi="Times New Roman" w:cs="Times New Roman"/>
+          <w:sz w:val="28"/>
+          <w:szCs w:val="28"/>
+        </w:rPr>
+        <w:t>):</w:t>
+      </w:r>
+    </w:p>
+    <w:tbl>
+      <w:tblPr>
+        <w:tblStyle w:val="TableGrid1"/>
+        <w:tblW w:w="0" w:type="auto"/>
+        <w:jc w:val="center"/>
+        <w:tblLook w:val="04A0" w:firstRow="1" w:lastRow="0" w:firstColumn="1" w:lastColumn="0" w:noHBand="0" w:noVBand="1"/>
+      </w:tblPr>
+      <w:tblGrid>
+        <w:gridCol w:w="574"/>
+        <w:gridCol w:w="7053"/>
+        <w:gridCol w:w="842"/>
+        <w:gridCol w:w="593"/>
+      </w:tblGrid>
+      <w:tr>
+        <w:trPr>
+          <w:tblHeader/>
+          <w:jc w:val="center"/>
+        </w:trPr>
+        <w:tc>
+          <w:tcPr>
+            <w:tcW w:w="0" w:type="auto"/>
+            <w:shd w:val="clear" w:color="auto" w:fill="D9EAF7"/>
+            <w:tcMar>
+              <w:top w:w="60" w:type="dxa"/>
+              <w:left w:w="60" w:type="dxa"/>
+              <w:bottom w:w="60" w:type="dxa"/>
+              <w:right w:w="60" w:type="dxa"/>
+            </w:tcMar>
+          </w:tcPr>
+          <w:p>
+            <w:pPr>
+              <w:jc w:val="center"/>
+              <w:rPr>
+                <w:rFonts w:ascii="Times New Roman" w:eastAsia="Times New Roman" w:hAnsi="Times New Roman" w:cs="Times New Roman"/>
+                <w:sz w:val="24"/>
+                <w:szCs w:val="24"/>
+              </w:rPr>
+            </w:pPr>
+            <w:r>
+              <w:rPr>
+                <w:rFonts w:ascii="Times New Roman" w:eastAsia="Times New Roman" w:hAnsi="Times New Roman" w:cs="Times New Roman"/>
+                <w:b/>
+                <w:sz w:val="24"/>
+                <w:szCs w:val="24"/>
+              </w:rPr>
+              <w:t>STT</w:t>
+            </w:r>
+          </w:p>
+        </w:tc>
+        <w:tc>
+          <w:tcPr>
+            <w:tcW w:w="0" w:type="auto"/>
+            <w:shd w:val="clear" w:color="auto" w:fill="D9EAF7"/>
+            <w:tcMar>
+              <w:top w:w="60" w:type="dxa"/>
+              <w:left w:w="60" w:type="dxa"/>
+              <w:bottom w:w="60" w:type="dxa"/>
+              <w:right w:w="60" w:type="dxa"/>
+            </w:tcMar>
+          </w:tcPr>
+          <w:p>
+            <w:pPr>
+              <w:jc w:val="center"/>
+              <w:rPr>
+                <w:rFonts w:ascii="Times New Roman" w:eastAsia="Times New Roman" w:hAnsi="Times New Roman" w:cs="Times New Roman"/>
+                <w:b/>
+                <w:sz w:val="24"/>
+                <w:szCs w:val="24"/>
+              </w:rPr>
+            </w:pPr>
+            <w:r>
+              <w:rPr>
+                <w:rFonts w:ascii="Times New Roman" w:eastAsia="Times New Roman" w:hAnsi="Times New Roman" w:cs="Times New Roman"/>
+                <w:b/>
+                <w:sz w:val="24"/>
+                <w:szCs w:val="24"/>
+              </w:rPr>
+              <w:t xml:space="preserve">Tên ngành, nghề kinh doanh </w:t>
+            </w:r>
+          </w:p>
+          <w:p>
+            <w:pPr>
+              <w:jc w:val="center"/>
+              <w:rPr>
+                <w:rFonts w:ascii="Times New Roman" w:eastAsia="Times New Roman" w:hAnsi="Times New Roman" w:cs="Times New Roman"/>
+                <w:sz w:val="24"/>
+                <w:szCs w:val="24"/>
+              </w:rPr>
+            </w:pPr>
+            <w:r>
+              <w:rPr>
+                <w:rFonts w:ascii="Times New Roman" w:eastAsia="Times New Roman" w:hAnsi="Times New Roman" w:cs="Times New Roman"/>
+                <w:b/>
+                <w:sz w:val="24"/>
+                <w:szCs w:val="24"/>
+              </w:rPr>
+              <w:t>được bỏ khỏi danh sách đã đăng ký</w:t>
+            </w:r>
+          </w:p>
+        </w:tc>
+        <w:tc>
+          <w:tcPr>
+            <w:tcW w:w="0" w:type="auto"/>
+            <w:shd w:val="clear" w:color="auto" w:fill="D9EAF7"/>
+            <w:tcMar>
+              <w:top w:w="60" w:type="dxa"/>
+              <w:left w:w="60" w:type="dxa"/>
+              <w:bottom w:w="60" w:type="dxa"/>
+              <w:right w:w="60" w:type="dxa"/>
+            </w:tcMar>
+          </w:tcPr>
+          <w:p>
+            <w:pPr>
+              <w:jc w:val="center"/>
+              <w:rPr>
+                <w:rFonts w:ascii="Times New Roman" w:eastAsia="Times New Roman" w:hAnsi="Times New Roman" w:cs="Times New Roman"/>
+                <w:sz w:val="24"/>
+                <w:szCs w:val="24"/>
+              </w:rPr>
+            </w:pPr>
+            <w:r>
+              <w:rPr>
+                <w:rFonts w:ascii="Times New Roman" w:eastAsia="Times New Roman" w:hAnsi="Times New Roman" w:cs="Times New Roman"/>
+                <w:b/>
+                <w:sz w:val="24"/>
+                <w:szCs w:val="24"/>
+              </w:rPr>
+              <w:t>Mã ngành</w:t>
+            </w:r>
+          </w:p>
+        </w:tc>
+        <w:tc>
+          <w:tcPr>
+            <w:tcW w:w="0" w:type="auto"/>
+            <w:shd w:val="clear" w:color="auto" w:fill="D9EAF7"/>
+            <w:tcMar>
+              <w:top w:w="60" w:type="dxa"/>
+              <w:left w:w="60" w:type="dxa"/>
+              <w:bottom w:w="60" w:type="dxa"/>
+              <w:right w:w="60" w:type="dxa"/>
+            </w:tcMar>
+          </w:tcPr>
+          <w:p>
+            <w:pPr>
+              <w:jc w:val="center"/>
+              <w:rPr>
+                <w:rFonts w:ascii="Times New Roman" w:eastAsia="Times New Roman" w:hAnsi="Times New Roman" w:cs="Times New Roman"/>
+                <w:sz w:val="24"/>
+                <w:szCs w:val="24"/>
+              </w:rPr>
+            </w:pPr>
+            <w:r>
+              <w:rPr>
+                <w:rFonts w:ascii="Times New Roman" w:eastAsia="Times New Roman" w:hAnsi="Times New Roman" w:cs="Times New Roman"/>
+                <w:b/>
+                <w:sz w:val="24"/>
+                <w:szCs w:val="24"/>
+              </w:rPr>
+              <w:t>Ghi chú</w:t>
+            </w:r>
           </w:p>
         </w:tc>
       </w:tr>
       <w:tr>
+        <w:trPr>
+          <w:jc w:val="center"/>
+        </w:trPr>
         <w:tc>
           <w:tcPr>
-            <w:tcW w:w="810" w:type="dxa"/>
+            <w:tcW w:w="0" w:type="auto"/>
+            <w:tcMar>
+              <w:top w:w="60" w:type="dxa"/>
+              <w:left w:w="60" w:type="dxa"/>
+              <w:bottom w:w="60" w:type="dxa"/>
+              <w:right w:w="60" w:type="dxa"/>
+            </w:tcMar>
           </w:tcPr>
           <w:p>
             <w:pPr>
-              <w:spacing w:before="120" w:after="0" w:line="340" w:lineRule="exact"/>
-              <w:jc w:val="both"/>
-              <w:rPr>
-                <w:rFonts w:ascii="Times New Roman" w:hAnsi="Times New Roman" w:cs="Times New Roman"/>
-                <w:sz w:val="28"/>
-                <w:szCs w:val="28"/>
-              </w:rPr>
-            </w:pPr>
-            <w:r>
-              <w:rPr>
-                <w:rFonts w:ascii="Times New Roman" w:hAnsi="Times New Roman" w:cs="Times New Roman"/>
-                <w:sz w:val="28"/>
-                <w:szCs w:val="28"/>
-              </w:rPr>
-              <w:t>3</w:t>
+              <w:jc w:val="center"/>
+              <w:rPr>
+                <w:rFonts w:ascii="Times New Roman" w:eastAsia="Times New Roman" w:hAnsi="Times New Roman" w:cs="Times New Roman"/>
+                <w:sz w:val="24"/>
+                <w:szCs w:val="24"/>
+              </w:rPr>
+            </w:pPr>
+            <w:r>
+              <w:rPr>
+                <w:rFonts w:ascii="Times New Roman" w:eastAsia="Times New Roman" w:hAnsi="Times New Roman" w:cs="Times New Roman"/>
+                <w:sz w:val="24"/>
+                <w:szCs w:val="24"/>
+              </w:rPr>
+              <w:t>1</w:t>
             </w:r>
           </w:p>
         </w:tc>
         <w:tc>
           <w:tcPr>
-            <w:tcW w:w="4435" w:type="dxa"/>
+            <w:tcW w:w="0" w:type="auto"/>
+            <w:tcMar>
+              <w:top w:w="60" w:type="dxa"/>
+              <w:left w:w="60" w:type="dxa"/>
+              <w:bottom w:w="60" w:type="dxa"/>
+              <w:right w:w="60" w:type="dxa"/>
+            </w:tcMar>
           </w:tcPr>
           <w:p>
             <w:pPr>
-              <w:spacing w:after="0" w:line="240" w:lineRule="auto"/>
-              <w:rPr>
-                <w:rFonts w:ascii="Times New Roman" w:eastAsia="Times New Roman" w:hAnsi="Times New Roman" w:cs="Times New Roman"/>
-                <w:iCs/>
-                <w:color w:val="212529"/>
+              <w:rPr>
+                <w:rFonts w:ascii="Times New Roman" w:eastAsia="Times New Roman" w:hAnsi="Times New Roman" w:cs="Times New Roman"/>
                 <w:sz w:val="24"/>
                 <w:szCs w:val="24"/>
               </w:rPr>
@@ -4462,51 +4312,464 @@
             <w:r>
               <w:rPr>
                 <w:rFonts w:ascii="Times New Roman" w:eastAsia="Times New Roman" w:hAnsi="Times New Roman" w:cs="Times New Roman"/>
-                <w:iCs/>
-                <w:color w:val="212529"/>
                 <w:sz w:val="24"/>
                 <w:szCs w:val="24"/>
               </w:rPr>
-              <w:t>Bán lẻ hàng may mặc, giày, dép, hàng da và giả da</w:t>
+              <w:t>Bán buôn vật liệu, thiết bị lắp đặt khác trong xây dựng</w:t>
+            </w:r>
+          </w:p>
+          <w:p>
+            <w:pPr>
+              <w:rPr>
+                <w:rFonts w:ascii="Times New Roman" w:eastAsia="Times New Roman" w:hAnsi="Times New Roman" w:cs="Times New Roman"/>
+                <w:sz w:val="24"/>
+                <w:szCs w:val="24"/>
+              </w:rPr>
+            </w:pPr>
+            <w:r>
+              <w:rPr>
+                <w:rFonts w:ascii="Times New Roman" w:eastAsia="Times New Roman" w:hAnsi="Times New Roman" w:cs="Times New Roman"/>
+                <w:sz w:val="24"/>
+                <w:szCs w:val="24"/>
+              </w:rPr>
+              <w:t>Chi tiết: Bán buôn gỗ; - Bán buôn sơn, véc ni; - Bán buôn gạch ốp lát; - Bán buôn đá hoa cương; - Bán buôn van công nghiệp; - Bán buôn vật liệu xây dựng, thiết bị lắp đặt khác trong xây dựng; - Bán buôn ống nước, cốt thép không rỉ, đèn trang trí, la phông, tôn lạnh, cửa nhôm, cửa thép, cửa kính, bột trét tường, sơn, keo, đinh, ốc, tấm cách nhiệt, ngũ kim, đá marble, dây điện, cuộn PVC, máy móc thiết bị, nội thất nhà vệ sinh, nhôm kinh, ván sàn gỗ</w:t>
             </w:r>
           </w:p>
         </w:tc>
         <w:tc>
           <w:tcPr>
-            <w:tcW w:w="2268" w:type="dxa"/>
+            <w:tcW w:w="0" w:type="auto"/>
+            <w:tcMar>
+              <w:top w:w="60" w:type="dxa"/>
+              <w:left w:w="60" w:type="dxa"/>
+              <w:bottom w:w="60" w:type="dxa"/>
+              <w:right w:w="60" w:type="dxa"/>
+            </w:tcMar>
           </w:tcPr>
           <w:p>
             <w:pPr>
-              <w:spacing w:before="120" w:after="0" w:line="340" w:lineRule="exact"/>
-              <w:jc w:val="both"/>
-              <w:rPr>
-                <w:rFonts w:ascii="Times New Roman" w:hAnsi="Times New Roman" w:cs="Times New Roman"/>
+              <w:jc w:val="center"/>
+              <w:rPr>
+                <w:rFonts w:ascii="Times New Roman" w:eastAsia="Times New Roman" w:hAnsi="Times New Roman" w:cs="Times New Roman"/>
                 <w:sz w:val="24"/>
                 <w:szCs w:val="24"/>
               </w:rPr>
             </w:pPr>
             <w:r>
               <w:rPr>
-                <w:rFonts w:ascii="Times New Roman" w:hAnsi="Times New Roman" w:cs="Times New Roman"/>
+                <w:rFonts w:ascii="Times New Roman" w:eastAsia="Times New Roman" w:hAnsi="Times New Roman" w:cs="Times New Roman"/>
                 <w:sz w:val="24"/>
                 <w:szCs w:val="24"/>
               </w:rPr>
-              <w:t>4771</w:t>
+              <w:t>4663</w:t>
             </w:r>
           </w:p>
         </w:tc>
         <w:tc>
           <w:tcPr>
-            <w:tcW w:w="1701" w:type="dxa"/>
+            <w:tcW w:w="0" w:type="auto"/>
+            <w:tcMar>
+              <w:top w:w="60" w:type="dxa"/>
+              <w:left w:w="60" w:type="dxa"/>
+              <w:bottom w:w="60" w:type="dxa"/>
+              <w:right w:w="60" w:type="dxa"/>
+            </w:tcMar>
           </w:tcPr>
           <w:p>
             <w:pPr>
-              <w:spacing w:before="120" w:after="0" w:line="340" w:lineRule="exact"/>
-              <w:jc w:val="both"/>
-              <w:rPr>
-                <w:rFonts w:ascii="Times New Roman" w:hAnsi="Times New Roman" w:cs="Times New Roman"/>
-                <w:sz w:val="28"/>
-                <w:szCs w:val="28"/>
+              <w:jc w:val="center"/>
+              <w:rPr>
+                <w:rFonts w:ascii="Times New Roman" w:eastAsia="Times New Roman" w:hAnsi="Times New Roman" w:cs="Times New Roman"/>
+                <w:sz w:val="24"/>
+                <w:szCs w:val="24"/>
+              </w:rPr>
+            </w:pPr>
+          </w:p>
+        </w:tc>
+      </w:tr>
+      <w:tr>
+        <w:trPr>
+          <w:jc w:val="center"/>
+        </w:trPr>
+        <w:tc>
+          <w:tcPr>
+            <w:tcW w:w="0" w:type="auto"/>
+            <w:tcMar>
+              <w:top w:w="60" w:type="dxa"/>
+              <w:left w:w="60" w:type="dxa"/>
+              <w:bottom w:w="60" w:type="dxa"/>
+              <w:right w:w="60" w:type="dxa"/>
+            </w:tcMar>
+          </w:tcPr>
+          <w:p>
+            <w:pPr>
+              <w:jc w:val="center"/>
+              <w:rPr>
+                <w:rFonts w:ascii="Times New Roman" w:eastAsia="Times New Roman" w:hAnsi="Times New Roman" w:cs="Times New Roman"/>
+                <w:sz w:val="24"/>
+                <w:szCs w:val="24"/>
+              </w:rPr>
+            </w:pPr>
+            <w:r>
+              <w:rPr>
+                <w:rFonts w:ascii="Times New Roman" w:eastAsia="Times New Roman" w:hAnsi="Times New Roman" w:cs="Times New Roman"/>
+                <w:sz w:val="24"/>
+                <w:szCs w:val="24"/>
+              </w:rPr>
+              <w:t>2</w:t>
+            </w:r>
+          </w:p>
+        </w:tc>
+        <w:tc>
+          <w:tcPr>
+            <w:tcW w:w="0" w:type="auto"/>
+            <w:tcMar>
+              <w:top w:w="60" w:type="dxa"/>
+              <w:left w:w="60" w:type="dxa"/>
+              <w:bottom w:w="60" w:type="dxa"/>
+              <w:right w:w="60" w:type="dxa"/>
+            </w:tcMar>
+          </w:tcPr>
+          <w:p>
+            <w:pPr>
+              <w:rPr>
+                <w:rFonts w:ascii="Times New Roman" w:eastAsia="Times New Roman" w:hAnsi="Times New Roman" w:cs="Times New Roman"/>
+                <w:sz w:val="24"/>
+                <w:szCs w:val="24"/>
+              </w:rPr>
+            </w:pPr>
+            <w:r>
+              <w:rPr>
+                <w:rFonts w:ascii="Times New Roman" w:eastAsia="Times New Roman" w:hAnsi="Times New Roman" w:cs="Times New Roman"/>
+                <w:sz w:val="24"/>
+                <w:szCs w:val="24"/>
+              </w:rPr>
+              <w:t>Bán buôn chuyên doanh khác chưa được phân vào đâu</w:t>
+            </w:r>
+          </w:p>
+          <w:p>
+            <w:pPr>
+              <w:rPr>
+                <w:rFonts w:ascii="Times New Roman" w:eastAsia="Times New Roman" w:hAnsi="Times New Roman" w:cs="Times New Roman"/>
+                <w:sz w:val="24"/>
+                <w:szCs w:val="24"/>
+              </w:rPr>
+            </w:pPr>
+            <w:r>
+              <w:rPr>
+                <w:rFonts w:ascii="Times New Roman" w:eastAsia="Times New Roman" w:hAnsi="Times New Roman" w:cs="Times New Roman"/>
+                <w:sz w:val="24"/>
+                <w:szCs w:val="24"/>
+              </w:rPr>
+              <w:t>Chi tiết: Bán buôn ván ép các ép các loại; - Mua bán hàng phục vụ sản xuất, hàng tiêu dùng và trang trí nội thất, bảng hiệu đèn led; - Bán buôn hóa chất các loại, chất tẩy rửa, phụ gia công nghiệp làm sạch các dự án, công trình; - Bán buôn các nguyên liệu phục vụ cho sản xuất hóa chất; - Bán buôn thiết bị phòng cháy chữa cháy, bình phòng cháy chữa cháy</w:t>
+            </w:r>
+          </w:p>
+        </w:tc>
+        <w:tc>
+          <w:tcPr>
+            <w:tcW w:w="0" w:type="auto"/>
+            <w:tcMar>
+              <w:top w:w="60" w:type="dxa"/>
+              <w:left w:w="60" w:type="dxa"/>
+              <w:bottom w:w="60" w:type="dxa"/>
+              <w:right w:w="60" w:type="dxa"/>
+            </w:tcMar>
+          </w:tcPr>
+          <w:p>
+            <w:pPr>
+              <w:jc w:val="center"/>
+              <w:rPr>
+                <w:rFonts w:ascii="Times New Roman" w:eastAsia="Times New Roman" w:hAnsi="Times New Roman" w:cs="Times New Roman"/>
+                <w:sz w:val="24"/>
+                <w:szCs w:val="24"/>
+              </w:rPr>
+            </w:pPr>
+            <w:r>
+              <w:rPr>
+                <w:rFonts w:ascii="Times New Roman" w:eastAsia="Times New Roman" w:hAnsi="Times New Roman" w:cs="Times New Roman"/>
+                <w:sz w:val="24"/>
+                <w:szCs w:val="24"/>
+              </w:rPr>
+              <w:t>4669</w:t>
+            </w:r>
+          </w:p>
+        </w:tc>
+        <w:tc>
+          <w:tcPr>
+            <w:tcW w:w="0" w:type="auto"/>
+            <w:tcMar>
+              <w:top w:w="60" w:type="dxa"/>
+              <w:left w:w="60" w:type="dxa"/>
+              <w:bottom w:w="60" w:type="dxa"/>
+              <w:right w:w="60" w:type="dxa"/>
+            </w:tcMar>
+          </w:tcPr>
+          <w:p>
+            <w:pPr>
+              <w:jc w:val="center"/>
+              <w:rPr>
+                <w:rFonts w:ascii="Times New Roman" w:eastAsia="Times New Roman" w:hAnsi="Times New Roman" w:cs="Times New Roman"/>
+                <w:sz w:val="24"/>
+                <w:szCs w:val="24"/>
+              </w:rPr>
+            </w:pPr>
+          </w:p>
+        </w:tc>
+      </w:tr>
+      <w:tr>
+        <w:trPr>
+          <w:jc w:val="center"/>
+        </w:trPr>
+        <w:tc>
+          <w:tcPr>
+            <w:tcW w:w="0" w:type="auto"/>
+            <w:tcMar>
+              <w:top w:w="60" w:type="dxa"/>
+              <w:left w:w="60" w:type="dxa"/>
+              <w:bottom w:w="60" w:type="dxa"/>
+              <w:right w:w="60" w:type="dxa"/>
+            </w:tcMar>
+          </w:tcPr>
+          <w:p>
+            <w:pPr>
+              <w:jc w:val="center"/>
+              <w:rPr>
+                <w:rFonts w:ascii="Times New Roman" w:eastAsia="Times New Roman" w:hAnsi="Times New Roman" w:cs="Times New Roman"/>
+                <w:sz w:val="24"/>
+                <w:szCs w:val="24"/>
+              </w:rPr>
+            </w:pPr>
+            <w:r>
+              <w:rPr>
+                <w:rFonts w:ascii="Times New Roman" w:eastAsia="Times New Roman" w:hAnsi="Times New Roman" w:cs="Times New Roman"/>
+                <w:sz w:val="24"/>
+                <w:szCs w:val="24"/>
+              </w:rPr>
+              <w:lastRenderedPageBreak/>
+              <w:t>3</w:t>
+            </w:r>
+          </w:p>
+        </w:tc>
+        <w:tc>
+          <w:tcPr>
+            <w:tcW w:w="0" w:type="auto"/>
+            <w:tcMar>
+              <w:top w:w="60" w:type="dxa"/>
+              <w:left w:w="60" w:type="dxa"/>
+              <w:bottom w:w="60" w:type="dxa"/>
+              <w:right w:w="60" w:type="dxa"/>
+            </w:tcMar>
+          </w:tcPr>
+          <w:p>
+            <w:pPr>
+              <w:rPr>
+                <w:rFonts w:ascii="Times New Roman" w:eastAsia="Times New Roman" w:hAnsi="Times New Roman" w:cs="Times New Roman"/>
+                <w:sz w:val="24"/>
+                <w:szCs w:val="24"/>
+              </w:rPr>
+            </w:pPr>
+            <w:r>
+              <w:rPr>
+                <w:rFonts w:ascii="Times New Roman" w:eastAsia="Times New Roman" w:hAnsi="Times New Roman" w:cs="Times New Roman"/>
+                <w:sz w:val="24"/>
+                <w:szCs w:val="24"/>
+              </w:rPr>
+              <w:t>Bán lẻ hình thức khác chưa được phân vào đâu</w:t>
+            </w:r>
+          </w:p>
+          <w:p>
+            <w:pPr>
+              <w:rPr>
+                <w:rFonts w:ascii="Times New Roman" w:eastAsia="Times New Roman" w:hAnsi="Times New Roman" w:cs="Times New Roman"/>
+                <w:sz w:val="24"/>
+                <w:szCs w:val="24"/>
+              </w:rPr>
+            </w:pPr>
+            <w:r>
+              <w:rPr>
+                <w:rFonts w:ascii="Times New Roman" w:eastAsia="Times New Roman" w:hAnsi="Times New Roman" w:cs="Times New Roman"/>
+                <w:sz w:val="24"/>
+                <w:szCs w:val="24"/>
+              </w:rPr>
+              <w:t>Chi tiết: Thực hiện quyền phân phối bán lẻ biến đổi tĩnh điện (máy biến tần inverter)</w:t>
+            </w:r>
+          </w:p>
+        </w:tc>
+        <w:tc>
+          <w:tcPr>
+            <w:tcW w:w="0" w:type="auto"/>
+            <w:tcMar>
+              <w:top w:w="60" w:type="dxa"/>
+              <w:left w:w="60" w:type="dxa"/>
+              <w:bottom w:w="60" w:type="dxa"/>
+              <w:right w:w="60" w:type="dxa"/>
+            </w:tcMar>
+          </w:tcPr>
+          <w:p>
+            <w:pPr>
+              <w:jc w:val="center"/>
+              <w:rPr>
+                <w:rFonts w:ascii="Times New Roman" w:eastAsia="Times New Roman" w:hAnsi="Times New Roman" w:cs="Times New Roman"/>
+                <w:sz w:val="24"/>
+                <w:szCs w:val="24"/>
+              </w:rPr>
+            </w:pPr>
+            <w:r>
+              <w:rPr>
+                <w:rFonts w:ascii="Times New Roman" w:eastAsia="Times New Roman" w:hAnsi="Times New Roman" w:cs="Times New Roman"/>
+                <w:sz w:val="24"/>
+                <w:szCs w:val="24"/>
+              </w:rPr>
+              <w:t>4799</w:t>
+            </w:r>
+          </w:p>
+        </w:tc>
+        <w:tc>
+          <w:tcPr>
+            <w:tcW w:w="0" w:type="auto"/>
+            <w:tcMar>
+              <w:top w:w="60" w:type="dxa"/>
+              <w:left w:w="60" w:type="dxa"/>
+              <w:bottom w:w="60" w:type="dxa"/>
+              <w:right w:w="60" w:type="dxa"/>
+            </w:tcMar>
+          </w:tcPr>
+          <w:p>
+            <w:pPr>
+              <w:jc w:val="center"/>
+              <w:rPr>
+                <w:rFonts w:ascii="Times New Roman" w:eastAsia="Times New Roman" w:hAnsi="Times New Roman" w:cs="Times New Roman"/>
+                <w:sz w:val="24"/>
+                <w:szCs w:val="24"/>
+              </w:rPr>
+            </w:pPr>
+          </w:p>
+        </w:tc>
+      </w:tr>
+      <w:tr>
+        <w:trPr>
+          <w:jc w:val="center"/>
+        </w:trPr>
+        <w:tc>
+          <w:tcPr>
+            <w:tcW w:w="0" w:type="auto"/>
+            <w:tcMar>
+              <w:top w:w="60" w:type="dxa"/>
+              <w:left w:w="60" w:type="dxa"/>
+              <w:bottom w:w="60" w:type="dxa"/>
+              <w:right w:w="60" w:type="dxa"/>
+            </w:tcMar>
+          </w:tcPr>
+          <w:p>
+            <w:pPr>
+              <w:jc w:val="center"/>
+              <w:rPr>
+                <w:rFonts w:ascii="Times New Roman" w:eastAsia="Times New Roman" w:hAnsi="Times New Roman" w:cs="Times New Roman"/>
+                <w:sz w:val="24"/>
+                <w:szCs w:val="24"/>
+              </w:rPr>
+            </w:pPr>
+            <w:r>
+              <w:rPr>
+                <w:rFonts w:ascii="Times New Roman" w:eastAsia="Times New Roman" w:hAnsi="Times New Roman" w:cs="Times New Roman"/>
+                <w:sz w:val="24"/>
+                <w:szCs w:val="24"/>
+              </w:rPr>
+              <w:t>4</w:t>
+            </w:r>
+          </w:p>
+        </w:tc>
+        <w:tc>
+          <w:tcPr>
+            <w:tcW w:w="0" w:type="auto"/>
+            <w:tcMar>
+              <w:top w:w="60" w:type="dxa"/>
+              <w:left w:w="60" w:type="dxa"/>
+              <w:bottom w:w="60" w:type="dxa"/>
+              <w:right w:w="60" w:type="dxa"/>
+            </w:tcMar>
+          </w:tcPr>
+          <w:p>
+            <w:pPr>
+              <w:rPr>
+                <w:rFonts w:ascii="Times New Roman" w:eastAsia="Times New Roman" w:hAnsi="Times New Roman" w:cs="Times New Roman"/>
+                <w:sz w:val="24"/>
+                <w:szCs w:val="24"/>
+              </w:rPr>
+            </w:pPr>
+            <w:r>
+              <w:rPr>
+                <w:rFonts w:ascii="Times New Roman" w:eastAsia="Times New Roman" w:hAnsi="Times New Roman" w:cs="Times New Roman"/>
+                <w:sz w:val="24"/>
+                <w:szCs w:val="24"/>
+              </w:rPr>
+              <w:t>Bán buôn kim loại và quặng kim loại</w:t>
+            </w:r>
+          </w:p>
+          <w:p>
+            <w:pPr>
+              <w:rPr>
+                <w:rFonts w:ascii="Times New Roman" w:eastAsia="Times New Roman" w:hAnsi="Times New Roman" w:cs="Times New Roman"/>
+                <w:sz w:val="24"/>
+                <w:szCs w:val="24"/>
+              </w:rPr>
+            </w:pPr>
+            <w:r>
+              <w:rPr>
+                <w:rFonts w:ascii="Times New Roman" w:eastAsia="Times New Roman" w:hAnsi="Times New Roman" w:cs="Times New Roman"/>
+                <w:sz w:val="24"/>
+                <w:szCs w:val="24"/>
+              </w:rPr>
+              <w:t>Chi tiết: Bán buôn sắt, thép, mica, inox và linh kiện sắt thép</w:t>
+            </w:r>
+          </w:p>
+        </w:tc>
+        <w:tc>
+          <w:tcPr>
+            <w:tcW w:w="0" w:type="auto"/>
+            <w:tcMar>
+              <w:top w:w="60" w:type="dxa"/>
+              <w:left w:w="60" w:type="dxa"/>
+              <w:bottom w:w="60" w:type="dxa"/>
+              <w:right w:w="60" w:type="dxa"/>
+            </w:tcMar>
+          </w:tcPr>
+          <w:p>
+            <w:pPr>
+              <w:jc w:val="center"/>
+              <w:rPr>
+                <w:rFonts w:ascii="Times New Roman" w:eastAsia="Times New Roman" w:hAnsi="Times New Roman" w:cs="Times New Roman"/>
+                <w:sz w:val="24"/>
+                <w:szCs w:val="24"/>
+              </w:rPr>
+            </w:pPr>
+            <w:r>
+              <w:rPr>
+                <w:rFonts w:ascii="Times New Roman" w:eastAsia="Times New Roman" w:hAnsi="Times New Roman" w:cs="Times New Roman"/>
+                <w:sz w:val="24"/>
+                <w:szCs w:val="24"/>
+              </w:rPr>
+              <w:t>4662</w:t>
+            </w:r>
+          </w:p>
+        </w:tc>
+        <w:tc>
+          <w:tcPr>
+            <w:tcW w:w="0" w:type="auto"/>
+            <w:tcMar>
+              <w:top w:w="60" w:type="dxa"/>
+              <w:left w:w="60" w:type="dxa"/>
+              <w:bottom w:w="60" w:type="dxa"/>
+              <w:right w:w="60" w:type="dxa"/>
+            </w:tcMar>
+          </w:tcPr>
+          <w:p>
+            <w:pPr>
+              <w:jc w:val="center"/>
+              <w:rPr>
+                <w:rFonts w:ascii="Times New Roman" w:eastAsia="Times New Roman" w:hAnsi="Times New Roman" w:cs="Times New Roman"/>
+                <w:sz w:val="24"/>
+                <w:szCs w:val="24"/>
               </w:rPr>
             </w:pPr>
           </w:p>
@@ -4532,27 +4795,655 @@
         <w:jc w:val="both"/>
         <w:rPr>
           <w:rFonts w:ascii="Times New Roman" w:eastAsia="Calibri" w:hAnsi="Times New Roman" w:cs="Times New Roman"/>
-          <w:bCs/>
-          <w:sz w:val="28"/>
-        </w:rPr>
-      </w:pPr>
-      <w:r>
-        <w:rPr>
-          <w:rFonts w:ascii="Times New Roman" w:eastAsia="Calibri" w:hAnsi="Times New Roman" w:cs="Times New Roman"/>
-          <w:sz w:val="20"/>
-          <w:szCs w:val="20"/>
+          <w:sz w:val="28"/>
+          <w:szCs w:val="28"/>
+        </w:rPr>
+      </w:pPr>
+      <w:r>
+        <w:rPr>
+          <w:rFonts w:ascii="Times New Roman" w:eastAsia="Calibri" w:hAnsi="Times New Roman" w:cs="Times New Roman"/>
+          <w:b/>
+          <w:sz w:val="28"/>
+          <w:szCs w:val="28"/>
+        </w:rPr>
+        <w:t>3. Sửa đổi chi tiết ngành, nghề kinh doanh sau</w:t>
+      </w:r>
+      <w:r>
+        <w:rPr>
+          <w:rFonts w:ascii="Times New Roman" w:eastAsia="Calibri" w:hAnsi="Times New Roman" w:cs="Times New Roman"/>
+          <w:b/>
+          <w:i/>
+          <w:sz w:val="28"/>
+          <w:szCs w:val="28"/>
         </w:rPr>
         <w:t xml:space="preserve"> </w:t>
       </w:r>
       <w:r>
         <w:rPr>
           <w:rFonts w:ascii="Times New Roman" w:eastAsia="Calibri" w:hAnsi="Times New Roman" w:cs="Times New Roman"/>
-          <w:bCs/>
-          <w:sz w:val="28"/>
-        </w:rPr>
-        <w:t>Doanh nghiệp cam kết đáp ứng điều kiện tiếp cận thị trường đối với các ngành nghề thuộc Danh mục ngành, nghề hạn chế tiếp cận thị trường đối với nhà đầu tư nước ngoài theo quy định của pháp luật về đầu tư.</w:t>
-      </w:r>
-    </w:p>
+          <w:sz w:val="28"/>
+          <w:szCs w:val="28"/>
+        </w:rPr>
+        <w:t>(</w:t>
+      </w:r>
+      <w:r>
+        <w:rPr>
+          <w:rFonts w:ascii="Times New Roman" w:eastAsia="Calibri" w:hAnsi="Times New Roman" w:cs="Times New Roman"/>
+          <w:i/>
+          <w:sz w:val="28"/>
+          <w:szCs w:val="28"/>
+        </w:rPr>
+        <w:t>kê khai trong trường hợp doanh nghiệp thông báo thay đổi nội dung chi tiết của ngành, nghề kinh doanh đã đăng ký với cơ quan đăng ký kinh doanh</w:t>
+      </w:r>
+      <w:r>
+        <w:rPr>
+          <w:rFonts w:ascii="Times New Roman" w:eastAsia="Calibri" w:hAnsi="Times New Roman" w:cs="Times New Roman"/>
+          <w:sz w:val="28"/>
+          <w:szCs w:val="28"/>
+        </w:rPr>
+        <w:t>):</w:t>
+      </w:r>
+      <w:r>
+        <w:rPr>
+          <w:rFonts w:ascii="Times New Roman" w:eastAsia="Calibri" w:hAnsi="Times New Roman" w:cs="Times New Roman"/>
+          <w:sz w:val="28"/>
+          <w:szCs w:val="28"/>
+        </w:rPr>
+        <w:t xml:space="preserve"> </w:t>
+      </w:r>
+    </w:p>
+    <w:tbl>
+      <w:tblPr>
+        <w:tblStyle w:val="TableGrid2"/>
+        <w:tblW w:w="0" w:type="auto"/>
+        <w:jc w:val="center"/>
+        <w:tblLook w:val="04A0" w:firstRow="1" w:lastRow="0" w:firstColumn="1" w:lastColumn="0" w:noHBand="0" w:noVBand="1"/>
+      </w:tblPr>
+      <w:tblGrid>
+        <w:gridCol w:w="574"/>
+        <w:gridCol w:w="6818"/>
+        <w:gridCol w:w="955"/>
+        <w:gridCol w:w="715"/>
+      </w:tblGrid>
+      <w:tr>
+        <w:trPr>
+          <w:tblHeader/>
+          <w:jc w:val="center"/>
+        </w:trPr>
+        <w:tc>
+          <w:tcPr>
+            <w:tcW w:w="0" w:type="auto"/>
+            <w:shd w:val="clear" w:color="auto" w:fill="D9EAF7"/>
+            <w:tcMar>
+              <w:top w:w="60" w:type="dxa"/>
+              <w:left w:w="60" w:type="dxa"/>
+              <w:bottom w:w="60" w:type="dxa"/>
+              <w:right w:w="60" w:type="dxa"/>
+            </w:tcMar>
+          </w:tcPr>
+          <w:p>
+            <w:pPr>
+              <w:jc w:val="center"/>
+              <w:rPr>
+                <w:rFonts w:ascii="Times New Roman" w:eastAsia="Times New Roman" w:hAnsi="Times New Roman" w:cs="Times New Roman"/>
+                <w:sz w:val="24"/>
+                <w:szCs w:val="24"/>
+              </w:rPr>
+            </w:pPr>
+            <w:r>
+              <w:rPr>
+                <w:rFonts w:ascii="Times New Roman" w:eastAsia="Times New Roman" w:hAnsi="Times New Roman" w:cs="Times New Roman"/>
+                <w:b/>
+                <w:sz w:val="24"/>
+                <w:szCs w:val="24"/>
+              </w:rPr>
+              <w:t>STT</w:t>
+            </w:r>
+          </w:p>
+        </w:tc>
+        <w:tc>
+          <w:tcPr>
+            <w:tcW w:w="0" w:type="auto"/>
+            <w:shd w:val="clear" w:color="auto" w:fill="D9EAF7"/>
+            <w:tcMar>
+              <w:top w:w="60" w:type="dxa"/>
+              <w:left w:w="60" w:type="dxa"/>
+              <w:bottom w:w="60" w:type="dxa"/>
+              <w:right w:w="60" w:type="dxa"/>
+            </w:tcMar>
+          </w:tcPr>
+          <w:p>
+            <w:pPr>
+              <w:jc w:val="center"/>
+              <w:rPr>
+                <w:rFonts w:ascii="Times New Roman" w:eastAsia="Times New Roman" w:hAnsi="Times New Roman" w:cs="Times New Roman"/>
+                <w:sz w:val="24"/>
+                <w:szCs w:val="24"/>
+              </w:rPr>
+            </w:pPr>
+            <w:r>
+              <w:rPr>
+                <w:rFonts w:ascii="Times New Roman" w:eastAsia="Times New Roman" w:hAnsi="Times New Roman" w:cs="Times New Roman"/>
+                <w:b/>
+                <w:sz w:val="24"/>
+                <w:szCs w:val="24"/>
+              </w:rPr>
+              <w:t>Tên ngành, nghề kinh doanh được sửa đổi chi tiết</w:t>
+            </w:r>
+          </w:p>
+        </w:tc>
+        <w:tc>
+          <w:tcPr>
+            <w:tcW w:w="0" w:type="auto"/>
+            <w:shd w:val="clear" w:color="auto" w:fill="D9EAF7"/>
+            <w:tcMar>
+              <w:top w:w="60" w:type="dxa"/>
+              <w:left w:w="60" w:type="dxa"/>
+              <w:bottom w:w="60" w:type="dxa"/>
+              <w:right w:w="60" w:type="dxa"/>
+            </w:tcMar>
+          </w:tcPr>
+          <w:p>
+            <w:pPr>
+              <w:jc w:val="center"/>
+              <w:rPr>
+                <w:rFonts w:ascii="Times New Roman" w:eastAsia="Times New Roman" w:hAnsi="Times New Roman" w:cs="Times New Roman"/>
+                <w:sz w:val="24"/>
+                <w:szCs w:val="24"/>
+              </w:rPr>
+            </w:pPr>
+            <w:r>
+              <w:rPr>
+                <w:rFonts w:ascii="Times New Roman" w:eastAsia="Times New Roman" w:hAnsi="Times New Roman" w:cs="Times New Roman"/>
+                <w:b/>
+                <w:sz w:val="24"/>
+                <w:szCs w:val="24"/>
+              </w:rPr>
+              <w:t>Mã ngành</w:t>
+            </w:r>
+          </w:p>
+        </w:tc>
+        <w:tc>
+          <w:tcPr>
+            <w:tcW w:w="0" w:type="auto"/>
+            <w:shd w:val="clear" w:color="auto" w:fill="D9EAF7"/>
+            <w:tcMar>
+              <w:top w:w="60" w:type="dxa"/>
+              <w:left w:w="60" w:type="dxa"/>
+              <w:bottom w:w="60" w:type="dxa"/>
+              <w:right w:w="60" w:type="dxa"/>
+            </w:tcMar>
+          </w:tcPr>
+          <w:p>
+            <w:pPr>
+              <w:jc w:val="center"/>
+              <w:rPr>
+                <w:rFonts w:ascii="Times New Roman" w:eastAsia="Times New Roman" w:hAnsi="Times New Roman" w:cs="Times New Roman"/>
+                <w:sz w:val="24"/>
+                <w:szCs w:val="24"/>
+              </w:rPr>
+            </w:pPr>
+            <w:r>
+              <w:rPr>
+                <w:rFonts w:ascii="Times New Roman" w:eastAsia="Times New Roman" w:hAnsi="Times New Roman" w:cs="Times New Roman"/>
+                <w:b/>
+                <w:sz w:val="24"/>
+                <w:szCs w:val="24"/>
+              </w:rPr>
+              <w:t>Ghi chú</w:t>
+            </w:r>
+          </w:p>
+        </w:tc>
+      </w:tr>
+      <w:tr>
+        <w:trPr>
+          <w:jc w:val="center"/>
+        </w:trPr>
+        <w:tc>
+          <w:tcPr>
+            <w:tcW w:w="0" w:type="auto"/>
+            <w:tcMar>
+              <w:top w:w="60" w:type="dxa"/>
+              <w:left w:w="60" w:type="dxa"/>
+              <w:bottom w:w="60" w:type="dxa"/>
+              <w:right w:w="60" w:type="dxa"/>
+            </w:tcMar>
+          </w:tcPr>
+          <w:p>
+            <w:pPr>
+              <w:jc w:val="center"/>
+              <w:rPr>
+                <w:rFonts w:ascii="Times New Roman" w:eastAsia="Times New Roman" w:hAnsi="Times New Roman" w:cs="Times New Roman"/>
+                <w:sz w:val="24"/>
+                <w:szCs w:val="24"/>
+              </w:rPr>
+            </w:pPr>
+            <w:r>
+              <w:rPr>
+                <w:rFonts w:ascii="Times New Roman" w:eastAsia="Times New Roman" w:hAnsi="Times New Roman" w:cs="Times New Roman"/>
+                <w:sz w:val="24"/>
+                <w:szCs w:val="24"/>
+              </w:rPr>
+              <w:t>1</w:t>
+            </w:r>
+          </w:p>
+        </w:tc>
+        <w:tc>
+          <w:tcPr>
+            <w:tcW w:w="0" w:type="auto"/>
+            <w:tcMar>
+              <w:top w:w="60" w:type="dxa"/>
+              <w:left w:w="60" w:type="dxa"/>
+              <w:bottom w:w="60" w:type="dxa"/>
+              <w:right w:w="60" w:type="dxa"/>
+            </w:tcMar>
+          </w:tcPr>
+          <w:p>
+            <w:pPr>
+              <w:rPr>
+                <w:rFonts w:ascii="Times New Roman" w:eastAsia="Times New Roman" w:hAnsi="Times New Roman" w:cs="Times New Roman"/>
+                <w:sz w:val="24"/>
+                <w:szCs w:val="24"/>
+              </w:rPr>
+            </w:pPr>
+            <w:r>
+              <w:rPr>
+                <w:rFonts w:ascii="Times New Roman" w:eastAsia="Times New Roman" w:hAnsi="Times New Roman" w:cs="Times New Roman"/>
+                <w:sz w:val="24"/>
+                <w:szCs w:val="24"/>
+              </w:rPr>
+              <w:t>Bán lẻ đồ ngũ kim, sơn, kính, vật liệu và thiết bị lắp đặt khác trong xây dựng</w:t>
+            </w:r>
+          </w:p>
+        </w:tc>
+        <w:tc>
+          <w:tcPr>
+            <w:tcW w:w="0" w:type="auto"/>
+            <w:tcMar>
+              <w:top w:w="60" w:type="dxa"/>
+              <w:left w:w="60" w:type="dxa"/>
+              <w:bottom w:w="60" w:type="dxa"/>
+              <w:right w:w="60" w:type="dxa"/>
+            </w:tcMar>
+          </w:tcPr>
+          <w:p>
+            <w:pPr>
+              <w:jc w:val="center"/>
+              <w:rPr>
+                <w:rFonts w:ascii="Times New Roman" w:eastAsia="Times New Roman" w:hAnsi="Times New Roman" w:cs="Times New Roman"/>
+                <w:sz w:val="24"/>
+                <w:szCs w:val="24"/>
+              </w:rPr>
+            </w:pPr>
+            <w:r>
+              <w:rPr>
+                <w:rFonts w:ascii="Times New Roman" w:eastAsia="Times New Roman" w:hAnsi="Times New Roman" w:cs="Times New Roman"/>
+                <w:sz w:val="24"/>
+                <w:szCs w:val="24"/>
+              </w:rPr>
+              <w:t>4752</w:t>
+            </w:r>
+          </w:p>
+        </w:tc>
+        <w:tc>
+          <w:tcPr>
+            <w:tcW w:w="0" w:type="auto"/>
+            <w:tcMar>
+              <w:top w:w="60" w:type="dxa"/>
+              <w:left w:w="60" w:type="dxa"/>
+              <w:bottom w:w="60" w:type="dxa"/>
+              <w:right w:w="60" w:type="dxa"/>
+            </w:tcMar>
+          </w:tcPr>
+          <w:p>
+            <w:pPr>
+              <w:jc w:val="center"/>
+              <w:rPr>
+                <w:rFonts w:ascii="Times New Roman" w:eastAsia="Times New Roman" w:hAnsi="Times New Roman" w:cs="Times New Roman"/>
+                <w:sz w:val="24"/>
+                <w:szCs w:val="24"/>
+              </w:rPr>
+            </w:pPr>
+          </w:p>
+        </w:tc>
+      </w:tr>
+      <w:tr>
+        <w:trPr>
+          <w:jc w:val="center"/>
+        </w:trPr>
+        <w:tc>
+          <w:tcPr>
+            <w:tcW w:w="0" w:type="auto"/>
+            <w:tcMar>
+              <w:top w:w="60" w:type="dxa"/>
+              <w:left w:w="60" w:type="dxa"/>
+              <w:bottom w:w="60" w:type="dxa"/>
+              <w:right w:w="60" w:type="dxa"/>
+            </w:tcMar>
+          </w:tcPr>
+          <w:p>
+            <w:pPr>
+              <w:jc w:val="center"/>
+              <w:rPr>
+                <w:rFonts w:ascii="Times New Roman" w:eastAsia="Times New Roman" w:hAnsi="Times New Roman" w:cs="Times New Roman"/>
+                <w:sz w:val="24"/>
+                <w:szCs w:val="24"/>
+              </w:rPr>
+            </w:pPr>
+            <w:r>
+              <w:rPr>
+                <w:rFonts w:ascii="Times New Roman" w:eastAsia="Times New Roman" w:hAnsi="Times New Roman" w:cs="Times New Roman"/>
+                <w:sz w:val="24"/>
+                <w:szCs w:val="24"/>
+              </w:rPr>
+              <w:t>2</w:t>
+            </w:r>
+          </w:p>
+        </w:tc>
+        <w:tc>
+          <w:tcPr>
+            <w:tcW w:w="0" w:type="auto"/>
+            <w:tcMar>
+              <w:top w:w="60" w:type="dxa"/>
+              <w:left w:w="60" w:type="dxa"/>
+              <w:bottom w:w="60" w:type="dxa"/>
+              <w:right w:w="60" w:type="dxa"/>
+            </w:tcMar>
+          </w:tcPr>
+          <w:p>
+            <w:pPr>
+              <w:rPr>
+                <w:rFonts w:ascii="Times New Roman" w:eastAsia="Times New Roman" w:hAnsi="Times New Roman" w:cs="Times New Roman"/>
+                <w:sz w:val="24"/>
+                <w:szCs w:val="24"/>
+              </w:rPr>
+            </w:pPr>
+            <w:r>
+              <w:rPr>
+                <w:rFonts w:ascii="Times New Roman" w:eastAsia="Times New Roman" w:hAnsi="Times New Roman" w:cs="Times New Roman"/>
+                <w:sz w:val="24"/>
+                <w:szCs w:val="24"/>
+              </w:rPr>
+              <w:t>Bán lẻ thảm, đệm, chăn, màn, rèm, vật liệu phủ tường và sàn</w:t>
+            </w:r>
+          </w:p>
+        </w:tc>
+        <w:tc>
+          <w:tcPr>
+            <w:tcW w:w="0" w:type="auto"/>
+            <w:tcMar>
+              <w:top w:w="60" w:type="dxa"/>
+              <w:left w:w="60" w:type="dxa"/>
+              <w:bottom w:w="60" w:type="dxa"/>
+              <w:right w:w="60" w:type="dxa"/>
+            </w:tcMar>
+          </w:tcPr>
+          <w:p>
+            <w:pPr>
+              <w:jc w:val="center"/>
+              <w:rPr>
+                <w:rFonts w:ascii="Times New Roman" w:eastAsia="Times New Roman" w:hAnsi="Times New Roman" w:cs="Times New Roman"/>
+                <w:sz w:val="24"/>
+                <w:szCs w:val="24"/>
+              </w:rPr>
+            </w:pPr>
+            <w:r>
+              <w:rPr>
+                <w:rFonts w:ascii="Times New Roman" w:eastAsia="Times New Roman" w:hAnsi="Times New Roman" w:cs="Times New Roman"/>
+                <w:sz w:val="24"/>
+                <w:szCs w:val="24"/>
+              </w:rPr>
+              <w:t>4753</w:t>
+            </w:r>
+          </w:p>
+        </w:tc>
+        <w:tc>
+          <w:tcPr>
+            <w:tcW w:w="0" w:type="auto"/>
+            <w:tcMar>
+              <w:top w:w="60" w:type="dxa"/>
+              <w:left w:w="60" w:type="dxa"/>
+              <w:bottom w:w="60" w:type="dxa"/>
+              <w:right w:w="60" w:type="dxa"/>
+            </w:tcMar>
+          </w:tcPr>
+          <w:p>
+            <w:pPr>
+              <w:jc w:val="center"/>
+              <w:rPr>
+                <w:rFonts w:ascii="Times New Roman" w:eastAsia="Times New Roman" w:hAnsi="Times New Roman" w:cs="Times New Roman"/>
+                <w:sz w:val="24"/>
+                <w:szCs w:val="24"/>
+              </w:rPr>
+            </w:pPr>
+          </w:p>
+        </w:tc>
+      </w:tr>
+      <w:tr>
+        <w:trPr>
+          <w:jc w:val="center"/>
+        </w:trPr>
+        <w:tc>
+          <w:tcPr>
+            <w:tcW w:w="0" w:type="auto"/>
+            <w:tcMar>
+              <w:top w:w="60" w:type="dxa"/>
+              <w:left w:w="60" w:type="dxa"/>
+              <w:bottom w:w="60" w:type="dxa"/>
+              <w:right w:w="60" w:type="dxa"/>
+            </w:tcMar>
+          </w:tcPr>
+          <w:p>
+            <w:pPr>
+              <w:jc w:val="center"/>
+              <w:rPr>
+                <w:rFonts w:ascii="Times New Roman" w:eastAsia="Times New Roman" w:hAnsi="Times New Roman" w:cs="Times New Roman"/>
+                <w:sz w:val="24"/>
+                <w:szCs w:val="24"/>
+              </w:rPr>
+            </w:pPr>
+            <w:r>
+              <w:rPr>
+                <w:rFonts w:ascii="Times New Roman" w:eastAsia="Times New Roman" w:hAnsi="Times New Roman" w:cs="Times New Roman"/>
+                <w:sz w:val="24"/>
+                <w:szCs w:val="24"/>
+              </w:rPr>
+              <w:t>3</w:t>
+            </w:r>
+          </w:p>
+        </w:tc>
+        <w:tc>
+          <w:tcPr>
+            <w:tcW w:w="0" w:type="auto"/>
+            <w:tcMar>
+              <w:top w:w="60" w:type="dxa"/>
+              <w:left w:w="60" w:type="dxa"/>
+              <w:bottom w:w="60" w:type="dxa"/>
+              <w:right w:w="60" w:type="dxa"/>
+            </w:tcMar>
+          </w:tcPr>
+          <w:p>
+            <w:pPr>
+              <w:rPr>
+                <w:rFonts w:ascii="Times New Roman" w:eastAsia="Times New Roman" w:hAnsi="Times New Roman" w:cs="Times New Roman"/>
+                <w:sz w:val="24"/>
+                <w:szCs w:val="24"/>
+              </w:rPr>
+            </w:pPr>
+            <w:r>
+              <w:rPr>
+                <w:rFonts w:ascii="Times New Roman" w:eastAsia="Times New Roman" w:hAnsi="Times New Roman" w:cs="Times New Roman"/>
+                <w:sz w:val="24"/>
+                <w:szCs w:val="24"/>
+              </w:rPr>
+              <w:t>Bán lẻ đồ điện gia dụng, giường, tủ, bàn, ghế và đồ nội thất tương tự, đèn và bộ đèn điện, đồ dùng gia đình khác chưa được phân vào đâu</w:t>
+            </w:r>
+          </w:p>
+        </w:tc>
+        <w:tc>
+          <w:tcPr>
+            <w:tcW w:w="0" w:type="auto"/>
+            <w:tcMar>
+              <w:top w:w="60" w:type="dxa"/>
+              <w:left w:w="60" w:type="dxa"/>
+              <w:bottom w:w="60" w:type="dxa"/>
+              <w:right w:w="60" w:type="dxa"/>
+            </w:tcMar>
+          </w:tcPr>
+          <w:p>
+            <w:pPr>
+              <w:jc w:val="center"/>
+              <w:rPr>
+                <w:rFonts w:ascii="Times New Roman" w:eastAsia="Times New Roman" w:hAnsi="Times New Roman" w:cs="Times New Roman"/>
+                <w:sz w:val="24"/>
+                <w:szCs w:val="24"/>
+              </w:rPr>
+            </w:pPr>
+            <w:r>
+              <w:rPr>
+                <w:rFonts w:ascii="Times New Roman" w:eastAsia="Times New Roman" w:hAnsi="Times New Roman" w:cs="Times New Roman"/>
+                <w:sz w:val="24"/>
+                <w:szCs w:val="24"/>
+              </w:rPr>
+              <w:t>4759</w:t>
+            </w:r>
+          </w:p>
+        </w:tc>
+        <w:tc>
+          <w:tcPr>
+            <w:tcW w:w="0" w:type="auto"/>
+            <w:tcMar>
+              <w:top w:w="60" w:type="dxa"/>
+              <w:left w:w="60" w:type="dxa"/>
+              <w:bottom w:w="60" w:type="dxa"/>
+              <w:right w:w="60" w:type="dxa"/>
+            </w:tcMar>
+          </w:tcPr>
+          <w:p>
+            <w:pPr>
+              <w:jc w:val="center"/>
+              <w:rPr>
+                <w:rFonts w:ascii="Times New Roman" w:eastAsia="Times New Roman" w:hAnsi="Times New Roman" w:cs="Times New Roman"/>
+                <w:sz w:val="24"/>
+                <w:szCs w:val="24"/>
+              </w:rPr>
+            </w:pPr>
+          </w:p>
+        </w:tc>
+      </w:tr>
+      <w:tr>
+        <w:trPr>
+          <w:jc w:val="center"/>
+        </w:trPr>
+        <w:tc>
+          <w:tcPr>
+            <w:tcW w:w="0" w:type="auto"/>
+            <w:tcMar>
+              <w:top w:w="60" w:type="dxa"/>
+              <w:left w:w="60" w:type="dxa"/>
+              <w:bottom w:w="60" w:type="dxa"/>
+              <w:right w:w="60" w:type="dxa"/>
+            </w:tcMar>
+          </w:tcPr>
+          <w:p>
+            <w:pPr>
+              <w:jc w:val="center"/>
+              <w:rPr>
+                <w:rFonts w:ascii="Times New Roman" w:eastAsia="Times New Roman" w:hAnsi="Times New Roman" w:cs="Times New Roman"/>
+                <w:sz w:val="24"/>
+                <w:szCs w:val="24"/>
+              </w:rPr>
+            </w:pPr>
+            <w:r>
+              <w:rPr>
+                <w:rFonts w:ascii="Times New Roman" w:eastAsia="Times New Roman" w:hAnsi="Times New Roman" w:cs="Times New Roman"/>
+                <w:sz w:val="24"/>
+                <w:szCs w:val="24"/>
+              </w:rPr>
+              <w:t>4</w:t>
+            </w:r>
+          </w:p>
+        </w:tc>
+        <w:tc>
+          <w:tcPr>
+            <w:tcW w:w="0" w:type="auto"/>
+            <w:tcMar>
+              <w:top w:w="60" w:type="dxa"/>
+              <w:left w:w="60" w:type="dxa"/>
+              <w:bottom w:w="60" w:type="dxa"/>
+              <w:right w:w="60" w:type="dxa"/>
+            </w:tcMar>
+          </w:tcPr>
+          <w:p>
+            <w:pPr>
+              <w:rPr>
+                <w:rFonts w:ascii="Times New Roman" w:eastAsia="Times New Roman" w:hAnsi="Times New Roman" w:cs="Times New Roman"/>
+                <w:sz w:val="24"/>
+                <w:szCs w:val="24"/>
+              </w:rPr>
+            </w:pPr>
+            <w:r>
+              <w:rPr>
+                <w:rFonts w:ascii="Times New Roman" w:eastAsia="Times New Roman" w:hAnsi="Times New Roman" w:cs="Times New Roman"/>
+                <w:sz w:val="24"/>
+                <w:szCs w:val="24"/>
+              </w:rPr>
+              <w:t>Bán lẻ hàng hóa khác mới (trừ ô tô, mô tô, xe máy và các bộ phận phụ trợ)</w:t>
+            </w:r>
+          </w:p>
+        </w:tc>
+        <w:tc>
+          <w:tcPr>
+            <w:tcW w:w="0" w:type="auto"/>
+            <w:tcMar>
+              <w:top w:w="60" w:type="dxa"/>
+              <w:left w:w="60" w:type="dxa"/>
+              <w:bottom w:w="60" w:type="dxa"/>
+              <w:right w:w="60" w:type="dxa"/>
+            </w:tcMar>
+          </w:tcPr>
+          <w:p>
+            <w:pPr>
+              <w:jc w:val="center"/>
+              <w:rPr>
+                <w:rFonts w:ascii="Times New Roman" w:eastAsia="Times New Roman" w:hAnsi="Times New Roman" w:cs="Times New Roman"/>
+                <w:sz w:val="24"/>
+                <w:szCs w:val="24"/>
+              </w:rPr>
+            </w:pPr>
+            <w:r>
+              <w:rPr>
+                <w:rFonts w:ascii="Times New Roman" w:eastAsia="Times New Roman" w:hAnsi="Times New Roman" w:cs="Times New Roman"/>
+                <w:sz w:val="24"/>
+                <w:szCs w:val="24"/>
+              </w:rPr>
+              <w:t>4773</w:t>
+            </w:r>
+          </w:p>
+        </w:tc>
+        <w:tc>
+          <w:tcPr>
+            <w:tcW w:w="0" w:type="auto"/>
+            <w:tcMar>
+              <w:top w:w="60" w:type="dxa"/>
+              <w:left w:w="60" w:type="dxa"/>
+              <w:bottom w:w="60" w:type="dxa"/>
+              <w:right w:w="60" w:type="dxa"/>
+            </w:tcMar>
+          </w:tcPr>
+          <w:p>
+            <w:pPr>
+              <w:jc w:val="center"/>
+              <w:rPr>
+                <w:rFonts w:ascii="Times New Roman" w:eastAsia="Times New Roman" w:hAnsi="Times New Roman" w:cs="Times New Roman"/>
+                <w:sz w:val="24"/>
+                <w:szCs w:val="24"/>
+              </w:rPr>
+            </w:pPr>
+          </w:p>
+        </w:tc>
+      </w:tr>
+    </w:tbl>
     <w:p>
       <w:pPr>
         <w:spacing w:before="120" w:after="120" w:line="340" w:lineRule="exact"/>
@@ -4561,23 +5452,9 @@
         <w:rPr>
           <w:rFonts w:ascii="Times New Roman" w:eastAsia="Calibri" w:hAnsi="Times New Roman" w:cs="Times New Roman"/>
           <w:sz w:val="28"/>
-        </w:rPr>
-      </w:pPr>
-      <w:r>
-        <w:rPr>
-          <w:rFonts w:ascii="Times New Roman" w:eastAsia="Calibri" w:hAnsi="Times New Roman" w:cs="Times New Roman"/>
-          <w:b/>
-          <w:sz w:val="28"/>
-        </w:rPr>
-        <w:t>Lưu ý:</w:t>
-      </w:r>
-      <w:r>
-        <w:rPr>
-          <w:rFonts w:ascii="Times New Roman" w:eastAsia="Calibri" w:hAnsi="Times New Roman" w:cs="Times New Roman"/>
-          <w:sz w:val="28"/>
-        </w:rPr>
-        <w:t xml:space="preserve"> </w:t>
-      </w:r>
+          <w:szCs w:val="28"/>
+        </w:rPr>
+      </w:pPr>
     </w:p>
     <w:p>
       <w:pPr>
@@ -4586,15 +5463,25 @@
         <w:jc w:val="both"/>
         <w:rPr>
           <w:rFonts w:ascii="Times New Roman" w:eastAsia="Calibri" w:hAnsi="Times New Roman" w:cs="Times New Roman"/>
-          <w:sz w:val="28"/>
-        </w:rPr>
-      </w:pPr>
-      <w:r>
-        <w:rPr>
-          <w:rFonts w:ascii="Times New Roman" w:eastAsia="Calibri" w:hAnsi="Times New Roman" w:cs="Times New Roman"/>
-          <w:sz w:val="28"/>
-        </w:rPr>
-        <w:t>- Trường hợp doanh nghiệp thay đổi ngành, nghề kinh doanh từ ngành này sang ngành khác, doanh nghiệp kê khai đồng thời tại mục 1, 2 nêu trên, cụ thể như sau: kê khai ngành, nghề kinh doanh mới tại mục 1; kê khai ngành, nghề kinh doanh cũ tại mục 2.</w:t>
+          <w:bCs/>
+          <w:sz w:val="28"/>
+        </w:rPr>
+      </w:pPr>
+      <w:r>
+        <w:rPr>
+          <w:rFonts w:ascii="Times New Roman" w:eastAsia="Calibri" w:hAnsi="Times New Roman" w:cs="Times New Roman"/>
+          <w:sz w:val="20"/>
+          <w:szCs w:val="20"/>
+        </w:rPr>
+        <w:t xml:space="preserve"> </w:t>
+      </w:r>
+      <w:r>
+        <w:rPr>
+          <w:rFonts w:ascii="Times New Roman" w:eastAsia="Calibri" w:hAnsi="Times New Roman" w:cs="Times New Roman"/>
+          <w:bCs/>
+          <w:sz w:val="28"/>
+        </w:rPr>
+        <w:t>Doanh nghiệp cam kết đáp ứng điều kiện tiếp cận thị trường đối với các ngành nghề thuộc Danh mục ngành, nghề hạn chế tiếp cận thị trường đối với nhà đầu tư nước ngoài theo quy định của pháp luật về đầu tư.</w:t>
       </w:r>
     </w:p>
     <w:p>
@@ -4610,9 +5497,17 @@
       <w:r>
         <w:rPr>
           <w:rFonts w:ascii="Times New Roman" w:eastAsia="Calibri" w:hAnsi="Times New Roman" w:cs="Times New Roman"/>
-          <w:sz w:val="28"/>
-        </w:rPr>
-        <w:t>- Trường hợp doanh nghiệp thay đổi ngành, nghề kinh doanh chính từ ngành này sang ngành khác nhưng không thay đổi danh sách ngành, nghề kinh doanh đã đăng ký, doanh nghiệp thực hiện cập nhật, bổ sung thông tin đăng ký doanh nghiệp theo quy định tại khoản 1 Điều 57 Nghị định số 168/2025/NĐ-CP ngày 30/6/2025 của Chính phủ về đăng ký doanh nghiệp.</w:t>
+          <w:b/>
+          <w:sz w:val="28"/>
+        </w:rPr>
+        <w:t>Lưu ý:</w:t>
+      </w:r>
+      <w:r>
+        <w:rPr>
+          <w:rFonts w:ascii="Times New Roman" w:eastAsia="Calibri" w:hAnsi="Times New Roman" w:cs="Times New Roman"/>
+          <w:sz w:val="28"/>
+        </w:rPr>
+        <w:t xml:space="preserve"> </w:t>
       </w:r>
     </w:p>
     <w:p>
@@ -4630,6 +5525,42 @@
           <w:rFonts w:ascii="Times New Roman" w:eastAsia="Calibri" w:hAnsi="Times New Roman" w:cs="Times New Roman"/>
           <w:sz w:val="28"/>
         </w:rPr>
+        <w:t>- Trường hợp doanh nghiệp thay đổi ngành, nghề kinh doanh từ ngành này sang ngành khác, doanh nghiệp kê khai đồng thời tại mục 1, 2 nêu trên, cụ thể như sau: kê khai ngành, nghề kinh doanh mới tại mục 1; kê khai ngành, nghề kinh doanh cũ tại mục 2.</w:t>
+      </w:r>
+    </w:p>
+    <w:p>
+      <w:pPr>
+        <w:spacing w:before="120" w:after="120" w:line="340" w:lineRule="exact"/>
+        <w:ind w:firstLine="720"/>
+        <w:jc w:val="both"/>
+        <w:rPr>
+          <w:rFonts w:ascii="Times New Roman" w:eastAsia="Calibri" w:hAnsi="Times New Roman" w:cs="Times New Roman"/>
+          <w:sz w:val="28"/>
+        </w:rPr>
+      </w:pPr>
+      <w:r>
+        <w:rPr>
+          <w:rFonts w:ascii="Times New Roman" w:eastAsia="Calibri" w:hAnsi="Times New Roman" w:cs="Times New Roman"/>
+          <w:sz w:val="28"/>
+        </w:rPr>
+        <w:t>- Trường hợp doanh nghiệp thay đổi ngành, nghề kinh doanh chính từ ngành này sang ngành khác nhưng không thay đổi danh sách ngành, nghề kinh doanh đã đăng ký, doanh nghiệp thực hiện cập nhật, bổ sung thông tin đăng ký doanh nghiệp theo quy định tại khoản 1 Điều 57 Nghị định số 168/2025/NĐ-CP ngày 30/6/2025 của Chính phủ về đăng ký doanh nghiệp.</w:t>
+      </w:r>
+    </w:p>
+    <w:p>
+      <w:pPr>
+        <w:spacing w:before="120" w:after="120" w:line="340" w:lineRule="exact"/>
+        <w:ind w:firstLine="720"/>
+        <w:jc w:val="both"/>
+        <w:rPr>
+          <w:rFonts w:ascii="Times New Roman" w:eastAsia="Calibri" w:hAnsi="Times New Roman" w:cs="Times New Roman"/>
+          <w:sz w:val="28"/>
+        </w:rPr>
+      </w:pPr>
+      <w:r>
+        <w:rPr>
+          <w:rFonts w:ascii="Times New Roman" w:eastAsia="Calibri" w:hAnsi="Times New Roman" w:cs="Times New Roman"/>
+          <w:sz w:val="28"/>
+        </w:rPr>
         <w:t>- Trường hợp chỉ bỏ ngành, nghề kinh doanh chính mà không bổ sung thêm ngành, nghề kinh doanh mới và chọn một ngành, nghề kinh doanh khác trong số các ngành, nghề kinh doanh còn lại đã đăng ký làm ngành, nghề kinh doanh chính thì đồng thời kê khai tại mục 2, 3 nêu trên, cụ thể như sau: kê khai ngành, nghề kinh doanh bị bỏ tại mục 2; kê khai ngành, nghề kinh doanh chính mới tại mục 3.</w:t>
       </w:r>
     </w:p>
@@ -4765,2687 +5696,12 @@
         </w:rPr>
       </w:pPr>
     </w:p>
-    <w:p>
-      <w:pPr>
-        <w:rPr>
-          <w:rFonts w:ascii="Times New Roman" w:eastAsia="Times New Roman" w:hAnsi="Times New Roman" w:cs="Times New Roman"/>
-          <w:bCs/>
-          <w:spacing w:val="-4"/>
-          <w:sz w:val="28"/>
-          <w:szCs w:val="28"/>
-          <w:lang w:val="fr-FR"/>
-        </w:rPr>
-      </w:pPr>
-    </w:p>
-    <w:p>
-      <w:pPr>
-        <w:rPr>
-          <w:rFonts w:ascii="Times New Roman" w:eastAsia="Times New Roman" w:hAnsi="Times New Roman" w:cs="Times New Roman"/>
-          <w:bCs/>
-          <w:spacing w:val="-4"/>
-          <w:sz w:val="28"/>
-          <w:szCs w:val="28"/>
-          <w:lang w:val="fr-FR"/>
-        </w:rPr>
-      </w:pPr>
-    </w:p>
-    <w:p>
-      <w:pPr>
-        <w:spacing w:after="240" w:line="240" w:lineRule="auto"/>
-        <w:jc w:val="center"/>
-        <w:rPr>
-          <w:rFonts w:ascii="Times New Roman" w:eastAsia="Calibri" w:hAnsi="Times New Roman" w:cs="Times New Roman"/>
-          <w:bCs/>
-          <w:sz w:val="28"/>
-          <w:szCs w:val="28"/>
-        </w:rPr>
-      </w:pPr>
-      <w:r>
-        <w:rPr>
-          <w:rFonts w:ascii="Times New Roman" w:eastAsia="Calibri" w:hAnsi="Times New Roman" w:cs="Times New Roman"/>
-          <w:bCs/>
-          <w:sz w:val="28"/>
-          <w:szCs w:val="28"/>
-        </w:rPr>
-        <w:lastRenderedPageBreak/>
-        <w:t>THÔNG BÁO THAY ĐỔI THÔNG TIN ĐĂNG KÝ THUẾ</w:t>
-      </w:r>
-    </w:p>
-    <w:tbl>
-      <w:tblPr>
-        <w:tblW w:w="9101" w:type="dxa"/>
-        <w:tblInd w:w="108" w:type="dxa"/>
-        <w:tblBorders>
-          <w:top w:val="single" w:sz="4" w:space="0" w:color="auto"/>
-          <w:left w:val="single" w:sz="4" w:space="0" w:color="auto"/>
-          <w:bottom w:val="single" w:sz="4" w:space="0" w:color="auto"/>
-          <w:right w:val="single" w:sz="4" w:space="0" w:color="auto"/>
-          <w:insideH w:val="single" w:sz="4" w:space="0" w:color="auto"/>
-          <w:insideV w:val="single" w:sz="4" w:space="0" w:color="auto"/>
-        </w:tblBorders>
-        <w:tblLook w:val="00A0" w:firstRow="1" w:lastRow="0" w:firstColumn="1" w:lastColumn="0" w:noHBand="0" w:noVBand="0"/>
-      </w:tblPr>
-      <w:tblGrid>
-        <w:gridCol w:w="714"/>
-        <w:gridCol w:w="8387"/>
-      </w:tblGrid>
-      <w:tr>
-        <w:tc>
-          <w:tcPr>
-            <w:tcW w:w="714" w:type="dxa"/>
-          </w:tcPr>
-          <w:p>
-            <w:pPr>
-              <w:spacing w:before="20" w:after="20" w:line="240" w:lineRule="auto"/>
-              <w:jc w:val="center"/>
-              <w:rPr>
-                <w:rFonts w:ascii="Times New Roman" w:eastAsia="Calibri" w:hAnsi="Times New Roman" w:cs="Times New Roman"/>
-                <w:sz w:val="28"/>
-                <w:szCs w:val="28"/>
-              </w:rPr>
-            </w:pPr>
-            <w:r>
-              <w:rPr>
-                <w:rFonts w:ascii="Times New Roman" w:eastAsia="Calibri" w:hAnsi="Times New Roman" w:cs="Times New Roman"/>
-                <w:sz w:val="28"/>
-                <w:szCs w:val="28"/>
-              </w:rPr>
-              <w:t>STT</w:t>
-            </w:r>
-          </w:p>
-        </w:tc>
-        <w:tc>
-          <w:tcPr>
-            <w:tcW w:w="8387" w:type="dxa"/>
-          </w:tcPr>
-          <w:p>
-            <w:pPr>
-              <w:spacing w:before="20" w:after="20" w:line="240" w:lineRule="auto"/>
-              <w:ind w:firstLine="567"/>
-              <w:jc w:val="center"/>
-              <w:rPr>
-                <w:rFonts w:ascii="Times New Roman" w:eastAsia="Calibri" w:hAnsi="Times New Roman" w:cs="Times New Roman"/>
-                <w:sz w:val="28"/>
-                <w:szCs w:val="28"/>
-              </w:rPr>
-            </w:pPr>
-            <w:r>
-              <w:rPr>
-                <w:rFonts w:ascii="Times New Roman" w:eastAsia="Calibri" w:hAnsi="Times New Roman" w:cs="Times New Roman"/>
-                <w:sz w:val="28"/>
-                <w:szCs w:val="28"/>
-              </w:rPr>
-              <w:t>Các chỉ tiêu thông tin đăng ký thuế</w:t>
-            </w:r>
-          </w:p>
-        </w:tc>
-      </w:tr>
-      <w:tr>
-        <w:tc>
-          <w:tcPr>
-            <w:tcW w:w="714" w:type="dxa"/>
-          </w:tcPr>
-          <w:p>
-            <w:pPr>
-              <w:spacing w:before="20" w:after="20" w:line="240" w:lineRule="auto"/>
-              <w:jc w:val="center"/>
-              <w:rPr>
-                <w:rFonts w:ascii="Times New Roman" w:eastAsia="Calibri" w:hAnsi="Times New Roman" w:cs="Times New Roman"/>
-                <w:sz w:val="28"/>
-                <w:szCs w:val="28"/>
-              </w:rPr>
-            </w:pPr>
-            <w:r>
-              <w:rPr>
-                <w:rFonts w:ascii="Times New Roman" w:eastAsia="Calibri" w:hAnsi="Times New Roman" w:cs="Times New Roman"/>
-                <w:sz w:val="28"/>
-                <w:szCs w:val="28"/>
-              </w:rPr>
-              <w:t>1</w:t>
-            </w:r>
-          </w:p>
-        </w:tc>
-        <w:tc>
-          <w:tcPr>
-            <w:tcW w:w="8387" w:type="dxa"/>
-          </w:tcPr>
-          <w:p>
-            <w:pPr>
-              <w:widowControl w:val="0"/>
-              <w:suppressAutoHyphens/>
-              <w:spacing w:before="20" w:after="20" w:line="240" w:lineRule="auto"/>
-              <w:jc w:val="both"/>
-              <w:rPr>
-                <w:rFonts w:ascii="Times New Roman" w:eastAsia="Times New Roman" w:hAnsi="Times New Roman" w:cs="Times New Roman"/>
-                <w:sz w:val="28"/>
-                <w:szCs w:val="28"/>
-                <w:lang w:eastAsia="zh-CN"/>
-              </w:rPr>
-            </w:pPr>
-            <w:r>
-              <w:rPr>
-                <w:rFonts w:ascii="Times New Roman" w:eastAsia="Times New Roman" w:hAnsi="Times New Roman" w:cs="Times New Roman"/>
-                <w:sz w:val="28"/>
-                <w:szCs w:val="28"/>
-                <w:lang w:eastAsia="zh-CN"/>
-              </w:rPr>
-              <w:t xml:space="preserve">Thông tin về Giám đốc/Tổng giám đốc </w:t>
-            </w:r>
-            <w:r>
-              <w:rPr>
-                <w:rFonts w:ascii="Times New Roman" w:eastAsia="Times New Roman" w:hAnsi="Times New Roman" w:cs="Times New Roman"/>
-                <w:i/>
-                <w:sz w:val="28"/>
-                <w:szCs w:val="28"/>
-                <w:lang w:eastAsia="zh-CN"/>
-              </w:rPr>
-              <w:t>(</w:t>
-            </w:r>
-            <w:r>
-              <w:rPr>
-                <w:rFonts w:ascii="Times New Roman" w:eastAsia="Times New Roman" w:hAnsi="Times New Roman" w:cs="Times New Roman"/>
-                <w:i/>
-                <w:iCs/>
-                <w:sz w:val="28"/>
-                <w:szCs w:val="28"/>
-                <w:lang w:eastAsia="zh-CN"/>
-              </w:rPr>
-              <w:t>nếu có</w:t>
-            </w:r>
-            <w:r>
-              <w:rPr>
-                <w:rFonts w:ascii="Times New Roman" w:eastAsia="Times New Roman" w:hAnsi="Times New Roman" w:cs="Times New Roman"/>
-                <w:i/>
-                <w:sz w:val="28"/>
-                <w:szCs w:val="28"/>
-                <w:lang w:eastAsia="zh-CN"/>
-              </w:rPr>
-              <w:t>)</w:t>
-            </w:r>
-            <w:r>
-              <w:rPr>
-                <w:rFonts w:ascii="Times New Roman" w:eastAsia="Times New Roman" w:hAnsi="Times New Roman" w:cs="Times New Roman"/>
-                <w:sz w:val="28"/>
-                <w:szCs w:val="28"/>
-                <w:lang w:eastAsia="zh-CN"/>
-              </w:rPr>
-              <w:t>:</w:t>
-            </w:r>
-          </w:p>
-          <w:p>
-            <w:pPr>
-              <w:widowControl w:val="0"/>
-              <w:suppressAutoHyphens/>
-              <w:spacing w:before="20" w:after="20" w:line="240" w:lineRule="auto"/>
-              <w:jc w:val="both"/>
-              <w:rPr>
-                <w:rFonts w:ascii="Times New Roman" w:eastAsia="Times New Roman" w:hAnsi="Times New Roman" w:cs="Times New Roman"/>
-                <w:sz w:val="28"/>
-                <w:szCs w:val="28"/>
-                <w:lang w:eastAsia="zh-CN"/>
-              </w:rPr>
-            </w:pPr>
-            <w:r>
-              <w:rPr>
-                <w:rFonts w:ascii="Times New Roman" w:eastAsia="Times New Roman" w:hAnsi="Times New Roman" w:cs="Times New Roman"/>
-                <w:sz w:val="28"/>
-                <w:szCs w:val="28"/>
-                <w:lang w:eastAsia="zh-CN"/>
-              </w:rPr>
-              <w:t>Họ, chữ đệm và tên Giám đốc/Tổng giám đốc:</w:t>
-            </w:r>
-            <w:r>
-              <w:t xml:space="preserve"> </w:t>
-            </w:r>
-            <w:r>
-              <w:rPr>
-                <w:rFonts w:ascii="Times New Roman" w:eastAsia="Times New Roman" w:hAnsi="Times New Roman" w:cs="Times New Roman"/>
-                <w:sz w:val="28"/>
-                <w:szCs w:val="28"/>
-                <w:lang w:eastAsia="zh-CN"/>
-              </w:rPr>
-              <w:t>HUA, KANG</w:t>
-            </w:r>
-          </w:p>
-          <w:p>
-            <w:pPr>
-              <w:widowControl w:val="0"/>
-              <w:suppressAutoHyphens/>
-              <w:spacing w:before="20" w:after="20" w:line="240" w:lineRule="auto"/>
-              <w:jc w:val="both"/>
-              <w:rPr>
-                <w:rFonts w:ascii="Times New Roman" w:eastAsia="Times New Roman" w:hAnsi="Times New Roman" w:cs="Times New Roman"/>
-                <w:sz w:val="28"/>
-                <w:szCs w:val="28"/>
-              </w:rPr>
-            </w:pPr>
-            <w:r>
-              <w:rPr>
-                <w:rFonts w:ascii="Times New Roman" w:eastAsia="Times New Roman" w:hAnsi="Times New Roman" w:cs="Times New Roman"/>
-                <w:sz w:val="28"/>
-                <w:szCs w:val="28"/>
-              </w:rPr>
-              <w:t xml:space="preserve">Ngày, tháng, năm sinh: </w:t>
-            </w:r>
-            <w:r>
-              <w:rPr>
-                <w:rFonts w:ascii="Times New Roman" w:eastAsia="Times New Roman" w:hAnsi="Times New Roman" w:cs="Times New Roman"/>
-                <w:sz w:val="28"/>
-                <w:szCs w:val="28"/>
-              </w:rPr>
-              <w:t>27/05/2000</w:t>
-            </w:r>
-          </w:p>
-          <w:p>
-            <w:pPr>
-              <w:widowControl w:val="0"/>
-              <w:suppressAutoHyphens/>
-              <w:spacing w:before="20" w:after="20" w:line="240" w:lineRule="auto"/>
-              <w:jc w:val="both"/>
-              <w:rPr>
-                <w:rFonts w:ascii="Times New Roman" w:eastAsia="Times New Roman" w:hAnsi="Times New Roman" w:cs="Times New Roman"/>
-                <w:sz w:val="28"/>
-                <w:szCs w:val="28"/>
-                <w:lang w:eastAsia="zh-CN"/>
-              </w:rPr>
-            </w:pPr>
-            <w:r>
-              <w:rPr>
-                <w:rFonts w:ascii="Times New Roman" w:eastAsia="Times New Roman" w:hAnsi="Times New Roman" w:cs="Times New Roman"/>
-                <w:sz w:val="28"/>
-                <w:szCs w:val="28"/>
-              </w:rPr>
-              <w:t xml:space="preserve">Giới tính: </w:t>
-            </w:r>
-            <w:r>
-              <w:rPr>
-                <w:rFonts w:ascii="Times New Roman" w:eastAsia="Times New Roman" w:hAnsi="Times New Roman" w:cs="Times New Roman"/>
-                <w:sz w:val="28"/>
-                <w:szCs w:val="28"/>
-              </w:rPr>
-              <w:t>N</w:t>
-            </w:r>
-            <w:r>
-              <w:rPr>
-                <w:rFonts w:ascii="Times New Roman" w:eastAsia="Times New Roman" w:hAnsi="Times New Roman" w:cs="Times New Roman"/>
-                <w:sz w:val="28"/>
-                <w:szCs w:val="28"/>
-              </w:rPr>
-              <w:t>am</w:t>
-            </w:r>
-          </w:p>
-          <w:p>
-            <w:pPr>
-              <w:widowControl w:val="0"/>
-              <w:suppressAutoHyphens/>
-              <w:spacing w:before="20" w:after="20" w:line="240" w:lineRule="auto"/>
-              <w:jc w:val="both"/>
-              <w:rPr>
-                <w:rFonts w:ascii="Times New Roman" w:eastAsia="Times New Roman" w:hAnsi="Times New Roman" w:cs="Times New Roman"/>
-                <w:sz w:val="28"/>
-                <w:szCs w:val="28"/>
-                <w:lang w:eastAsia="zh-CN"/>
-              </w:rPr>
-            </w:pPr>
-            <w:r>
-              <w:rPr>
-                <w:rFonts w:ascii="Times New Roman" w:eastAsia="Times New Roman" w:hAnsi="Times New Roman" w:cs="Times New Roman"/>
-                <w:sz w:val="28"/>
-                <w:szCs w:val="28"/>
-                <w:lang w:eastAsia="zh-CN"/>
-              </w:rPr>
-              <w:t xml:space="preserve">Số định danh cá nhân: </w:t>
-            </w:r>
-          </w:p>
-          <w:p>
-            <w:pPr>
-              <w:spacing w:before="20" w:after="20" w:line="240" w:lineRule="auto"/>
-              <w:rPr>
-                <w:rFonts w:ascii="Times New Roman" w:eastAsia="Calibri" w:hAnsi="Times New Roman" w:cs="Times New Roman"/>
-                <w:sz w:val="28"/>
-                <w:szCs w:val="28"/>
-              </w:rPr>
-            </w:pPr>
-            <w:r>
-              <w:rPr>
-                <w:rFonts w:ascii="Times New Roman" w:eastAsia="Times New Roman" w:hAnsi="Times New Roman" w:cs="Times New Roman"/>
-                <w:sz w:val="28"/>
-                <w:szCs w:val="28"/>
-                <w:lang w:eastAsia="zh-CN"/>
-              </w:rPr>
-              <w:t>Điện thoại:</w:t>
-            </w:r>
-            <w:r>
-              <w:t xml:space="preserve"> </w:t>
-            </w:r>
-            <w:r>
-              <w:rPr>
-                <w:rFonts w:ascii="Times New Roman" w:eastAsia="Times New Roman" w:hAnsi="Times New Roman" w:cs="Times New Roman"/>
-                <w:sz w:val="28"/>
-                <w:szCs w:val="28"/>
-                <w:lang w:eastAsia="zh-CN"/>
-              </w:rPr>
-              <w:t>0972 396 865</w:t>
-            </w:r>
-          </w:p>
-        </w:tc>
-      </w:tr>
-      <w:tr>
-        <w:tc>
-          <w:tcPr>
-            <w:tcW w:w="714" w:type="dxa"/>
-          </w:tcPr>
-          <w:p>
-            <w:pPr>
-              <w:spacing w:before="20" w:after="20" w:line="240" w:lineRule="auto"/>
-              <w:jc w:val="center"/>
-              <w:rPr>
-                <w:rFonts w:ascii="Times New Roman" w:eastAsia="Calibri" w:hAnsi="Times New Roman" w:cs="Times New Roman"/>
-                <w:sz w:val="28"/>
-                <w:szCs w:val="28"/>
-              </w:rPr>
-            </w:pPr>
-            <w:r>
-              <w:rPr>
-                <w:rFonts w:ascii="Times New Roman" w:eastAsia="Calibri" w:hAnsi="Times New Roman" w:cs="Times New Roman"/>
-                <w:sz w:val="28"/>
-                <w:szCs w:val="28"/>
-              </w:rPr>
-              <w:t>2</w:t>
-            </w:r>
-          </w:p>
-        </w:tc>
-        <w:tc>
-          <w:tcPr>
-            <w:tcW w:w="8387" w:type="dxa"/>
-          </w:tcPr>
-          <w:p>
-            <w:pPr>
-              <w:spacing w:before="20" w:after="20" w:line="240" w:lineRule="auto"/>
-              <w:jc w:val="both"/>
-              <w:rPr>
-                <w:rFonts w:ascii="Times New Roman" w:eastAsia="Calibri" w:hAnsi="Times New Roman" w:cs="Times New Roman"/>
-                <w:sz w:val="28"/>
-                <w:szCs w:val="28"/>
-              </w:rPr>
-            </w:pPr>
-            <w:r>
-              <w:rPr>
-                <w:rFonts w:ascii="Times New Roman" w:eastAsia="Calibri" w:hAnsi="Times New Roman" w:cs="Times New Roman"/>
-                <w:sz w:val="28"/>
-                <w:szCs w:val="28"/>
-              </w:rPr>
-              <w:t>Thông tin về Kế toán trưởng/Phụ trách kế toán (</w:t>
-            </w:r>
-            <w:r>
-              <w:rPr>
-                <w:rFonts w:ascii="Times New Roman" w:eastAsia="Calibri" w:hAnsi="Times New Roman" w:cs="Times New Roman"/>
-                <w:i/>
-                <w:iCs/>
-                <w:sz w:val="28"/>
-                <w:szCs w:val="28"/>
-              </w:rPr>
-              <w:t>nếu có</w:t>
-            </w:r>
-            <w:r>
-              <w:rPr>
-                <w:rFonts w:ascii="Times New Roman" w:eastAsia="Calibri" w:hAnsi="Times New Roman" w:cs="Times New Roman"/>
-                <w:sz w:val="28"/>
-                <w:szCs w:val="28"/>
-              </w:rPr>
-              <w:t>)</w:t>
-            </w:r>
-            <w:r>
-              <w:rPr>
-                <w:rFonts w:ascii="Times New Roman" w:eastAsia="Calibri" w:hAnsi="Times New Roman" w:cs="Times New Roman"/>
-                <w:sz w:val="28"/>
-                <w:szCs w:val="28"/>
-                <w:vertAlign w:val="superscript"/>
-              </w:rPr>
-              <w:footnoteReference w:customMarkFollows="1" w:id="3"/>
-              <w:t>1</w:t>
-            </w:r>
-            <w:r>
-              <w:rPr>
-                <w:rFonts w:ascii="Times New Roman" w:eastAsia="Calibri" w:hAnsi="Times New Roman" w:cs="Times New Roman"/>
-                <w:sz w:val="28"/>
-                <w:szCs w:val="28"/>
-              </w:rPr>
-              <w:t>:</w:t>
-            </w:r>
-          </w:p>
-          <w:p>
-            <w:pPr>
-              <w:widowControl w:val="0"/>
-              <w:suppressAutoHyphens/>
-              <w:spacing w:before="20" w:after="20" w:line="240" w:lineRule="auto"/>
-              <w:jc w:val="both"/>
-              <w:rPr>
-                <w:rFonts w:ascii="Times New Roman" w:eastAsia="Times New Roman" w:hAnsi="Times New Roman" w:cs="Times New Roman"/>
-                <w:sz w:val="28"/>
-                <w:szCs w:val="28"/>
-                <w:lang w:eastAsia="zh-CN"/>
-              </w:rPr>
-            </w:pPr>
-            <w:r>
-              <w:rPr>
-                <w:rFonts w:ascii="Times New Roman" w:eastAsia="Times New Roman" w:hAnsi="Times New Roman" w:cs="Times New Roman"/>
-                <w:sz w:val="28"/>
-                <w:szCs w:val="28"/>
-                <w:lang w:eastAsia="zh-CN"/>
-              </w:rPr>
-              <w:t>Họ, chữ đệm và tên Kế toán trưởng/Phụ trách kế toán:................................</w:t>
-            </w:r>
-          </w:p>
-          <w:p>
-            <w:pPr>
-              <w:widowControl w:val="0"/>
-              <w:suppressAutoHyphens/>
-              <w:spacing w:before="20" w:after="20" w:line="240" w:lineRule="auto"/>
-              <w:jc w:val="both"/>
-              <w:rPr>
-                <w:rFonts w:ascii="Times New Roman" w:eastAsia="Times New Roman" w:hAnsi="Times New Roman" w:cs="Times New Roman"/>
-                <w:sz w:val="28"/>
-                <w:szCs w:val="28"/>
-              </w:rPr>
-            </w:pPr>
-            <w:r>
-              <w:rPr>
-                <w:rFonts w:ascii="Times New Roman" w:eastAsia="Times New Roman" w:hAnsi="Times New Roman" w:cs="Times New Roman"/>
-                <w:sz w:val="28"/>
-                <w:szCs w:val="28"/>
-              </w:rPr>
-              <w:t>Ngày, tháng, năm sinh: ……/……/……</w:t>
-            </w:r>
-          </w:p>
-          <w:p>
-            <w:pPr>
-              <w:widowControl w:val="0"/>
-              <w:suppressAutoHyphens/>
-              <w:spacing w:before="20" w:after="20" w:line="240" w:lineRule="auto"/>
-              <w:jc w:val="both"/>
-              <w:rPr>
-                <w:rFonts w:ascii="Times New Roman" w:eastAsia="Times New Roman" w:hAnsi="Times New Roman" w:cs="Times New Roman"/>
-                <w:sz w:val="28"/>
-                <w:szCs w:val="28"/>
-                <w:lang w:eastAsia="zh-CN"/>
-              </w:rPr>
-            </w:pPr>
-            <w:r>
-              <w:rPr>
-                <w:rFonts w:ascii="Times New Roman" w:eastAsia="Times New Roman" w:hAnsi="Times New Roman" w:cs="Times New Roman"/>
-                <w:sz w:val="28"/>
-                <w:szCs w:val="28"/>
-              </w:rPr>
-              <w:t>Giới tính: ………………</w:t>
-            </w:r>
-          </w:p>
-          <w:p>
-            <w:pPr>
-              <w:widowControl w:val="0"/>
-              <w:suppressAutoHyphens/>
-              <w:spacing w:before="20" w:after="20" w:line="240" w:lineRule="auto"/>
-              <w:jc w:val="both"/>
-              <w:rPr>
-                <w:rFonts w:ascii="Times New Roman" w:eastAsia="Times New Roman" w:hAnsi="Times New Roman" w:cs="Times New Roman"/>
-                <w:sz w:val="28"/>
-                <w:szCs w:val="28"/>
-                <w:lang w:eastAsia="zh-CN"/>
-              </w:rPr>
-            </w:pPr>
-            <w:r>
-              <w:rPr>
-                <w:rFonts w:ascii="Times New Roman" w:eastAsia="Times New Roman" w:hAnsi="Times New Roman" w:cs="Times New Roman"/>
-                <w:sz w:val="28"/>
-                <w:szCs w:val="28"/>
-                <w:lang w:eastAsia="zh-CN"/>
-              </w:rPr>
-              <w:t>Số định danh cá nhân: .................................................................................</w:t>
-            </w:r>
-          </w:p>
-          <w:p>
-            <w:pPr>
-              <w:spacing w:before="20" w:after="20" w:line="240" w:lineRule="auto"/>
-              <w:jc w:val="both"/>
-              <w:rPr>
-                <w:rFonts w:ascii="Times New Roman" w:eastAsia="Calibri" w:hAnsi="Times New Roman" w:cs="Times New Roman"/>
-                <w:sz w:val="28"/>
-                <w:szCs w:val="28"/>
-              </w:rPr>
-            </w:pPr>
-            <w:r>
-              <w:rPr>
-                <w:rFonts w:ascii="Times New Roman" w:eastAsia="Times New Roman" w:hAnsi="Times New Roman" w:cs="Times New Roman"/>
-                <w:sz w:val="28"/>
-                <w:szCs w:val="28"/>
-                <w:lang w:eastAsia="zh-CN"/>
-              </w:rPr>
-              <w:t>Điện thoại:...................................................................................................</w:t>
-            </w:r>
-          </w:p>
-        </w:tc>
-      </w:tr>
-      <w:tr>
-        <w:tc>
-          <w:tcPr>
-            <w:tcW w:w="714" w:type="dxa"/>
-          </w:tcPr>
-          <w:p>
-            <w:pPr>
-              <w:spacing w:before="20" w:after="20" w:line="240" w:lineRule="auto"/>
-              <w:jc w:val="center"/>
-              <w:rPr>
-                <w:rFonts w:ascii="Times New Roman" w:eastAsia="Calibri" w:hAnsi="Times New Roman" w:cs="Times New Roman"/>
-                <w:sz w:val="28"/>
-                <w:szCs w:val="28"/>
-              </w:rPr>
-            </w:pPr>
-            <w:r>
-              <w:rPr>
-                <w:rFonts w:ascii="Times New Roman" w:eastAsia="Calibri" w:hAnsi="Times New Roman" w:cs="Times New Roman"/>
-                <w:sz w:val="28"/>
-                <w:szCs w:val="28"/>
-              </w:rPr>
-              <w:t>3</w:t>
-            </w:r>
-          </w:p>
-        </w:tc>
-        <w:tc>
-          <w:tcPr>
-            <w:tcW w:w="8387" w:type="dxa"/>
-          </w:tcPr>
-          <w:p>
-            <w:pPr>
-              <w:spacing w:before="20" w:after="20" w:line="240" w:lineRule="auto"/>
-              <w:rPr>
-                <w:rFonts w:ascii="Times New Roman" w:eastAsia="Calibri" w:hAnsi="Times New Roman" w:cs="Times New Roman"/>
-                <w:sz w:val="28"/>
-                <w:szCs w:val="28"/>
-              </w:rPr>
-            </w:pPr>
-            <w:r>
-              <w:rPr>
-                <w:rFonts w:ascii="Times New Roman" w:eastAsia="Calibri" w:hAnsi="Times New Roman" w:cs="Times New Roman"/>
-                <w:sz w:val="28"/>
-                <w:szCs w:val="28"/>
-              </w:rPr>
-              <w:t>Địa chỉ nhận thông báo thuế:</w:t>
-            </w:r>
-          </w:p>
-          <w:p>
-            <w:pPr>
-              <w:spacing w:before="20" w:after="20" w:line="240" w:lineRule="auto"/>
-              <w:rPr>
-                <w:rFonts w:ascii="Times New Roman" w:eastAsia="Calibri" w:hAnsi="Times New Roman" w:cs="Times New Roman"/>
-                <w:sz w:val="28"/>
-                <w:szCs w:val="28"/>
-              </w:rPr>
-            </w:pPr>
-            <w:r>
-              <w:rPr>
-                <w:rFonts w:ascii="Times New Roman" w:eastAsia="Calibri" w:hAnsi="Times New Roman" w:cs="Times New Roman"/>
-                <w:spacing w:val="-8"/>
-                <w:sz w:val="28"/>
-                <w:szCs w:val="28"/>
-              </w:rPr>
-              <w:t>Số nhà/phòng, ngách/hẻm, ngõ/kiệt, đường/phố/đại lộ, tổ/xóm/ấp/thôn</w:t>
-            </w:r>
-            <w:r>
-              <w:rPr>
-                <w:rFonts w:ascii="Times New Roman" w:eastAsia="Calibri" w:hAnsi="Times New Roman" w:cs="Times New Roman"/>
-                <w:sz w:val="28"/>
-                <w:szCs w:val="28"/>
-              </w:rPr>
-              <w:t xml:space="preserve">: </w:t>
-            </w:r>
-            <w:r>
-              <w:rPr>
-                <w:rFonts w:ascii="Times New Roman" w:eastAsia="Calibri" w:hAnsi="Times New Roman" w:cs="Times New Roman"/>
-                <w:sz w:val="28"/>
-                <w:szCs w:val="28"/>
-              </w:rPr>
-              <w:t>Số 31/77 đường Huỳnh Thị Chấu, Khu 7</w:t>
-            </w:r>
-          </w:p>
-          <w:p>
-            <w:pPr>
-              <w:spacing w:before="20" w:after="20" w:line="240" w:lineRule="auto"/>
-              <w:rPr>
-                <w:rFonts w:ascii="Times New Roman" w:eastAsia="Calibri" w:hAnsi="Times New Roman" w:cs="Times New Roman"/>
-                <w:sz w:val="28"/>
-                <w:szCs w:val="28"/>
-              </w:rPr>
-            </w:pPr>
-            <w:r>
-              <w:rPr>
-                <w:rFonts w:ascii="Times New Roman" w:eastAsia="Calibri" w:hAnsi="Times New Roman" w:cs="Times New Roman"/>
-                <w:sz w:val="28"/>
-                <w:szCs w:val="28"/>
-              </w:rPr>
-              <w:t xml:space="preserve">Xã/Phường/Đặc khu: </w:t>
-            </w:r>
-            <w:r>
-              <w:rPr>
-                <w:rFonts w:ascii="Times New Roman" w:eastAsia="Calibri" w:hAnsi="Times New Roman" w:cs="Times New Roman"/>
-                <w:sz w:val="28"/>
-                <w:szCs w:val="28"/>
-              </w:rPr>
-              <w:t>Phường Chánh Hiệp</w:t>
-            </w:r>
-          </w:p>
-          <w:p>
-            <w:pPr>
-              <w:spacing w:before="20" w:after="20" w:line="240" w:lineRule="auto"/>
-              <w:rPr>
-                <w:rFonts w:ascii="Times New Roman" w:eastAsia="Calibri" w:hAnsi="Times New Roman" w:cs="Times New Roman"/>
-                <w:sz w:val="28"/>
-                <w:szCs w:val="28"/>
-              </w:rPr>
-            </w:pPr>
-            <w:r>
-              <w:rPr>
-                <w:rFonts w:ascii="Times New Roman" w:eastAsia="Calibri" w:hAnsi="Times New Roman" w:cs="Times New Roman"/>
-                <w:sz w:val="28"/>
-                <w:szCs w:val="28"/>
-              </w:rPr>
-              <w:t xml:space="preserve">Tỉnh/Thành phố trực thuộc trung ương: </w:t>
-            </w:r>
-            <w:r>
-              <w:rPr>
-                <w:rFonts w:ascii="Times New Roman" w:eastAsia="Calibri" w:hAnsi="Times New Roman" w:cs="Times New Roman"/>
-                <w:sz w:val="28"/>
-                <w:szCs w:val="28"/>
-              </w:rPr>
-              <w:t>Thành phố Hồ Chí Minh</w:t>
-            </w:r>
-          </w:p>
-          <w:p>
-            <w:pPr>
-              <w:tabs>
-                <w:tab w:val="center" w:pos="4680"/>
-                <w:tab w:val="right" w:pos="9360"/>
-              </w:tabs>
-              <w:suppressAutoHyphens/>
-              <w:spacing w:before="20" w:after="20" w:line="240" w:lineRule="auto"/>
-              <w:jc w:val="both"/>
-              <w:rPr>
-                <w:rFonts w:ascii="Times New Roman" w:eastAsia="Times New Roman" w:hAnsi="Times New Roman" w:cs="Times New Roman"/>
-                <w:sz w:val="28"/>
-                <w:szCs w:val="28"/>
-                <w:lang w:eastAsia="zh-CN"/>
-              </w:rPr>
-            </w:pPr>
-            <w:r>
-              <w:rPr>
-                <w:rFonts w:ascii="Times New Roman" w:eastAsia="Times New Roman" w:hAnsi="Times New Roman" w:cs="Times New Roman"/>
-                <w:sz w:val="28"/>
-                <w:szCs w:val="28"/>
-                <w:lang w:eastAsia="zh-CN"/>
-              </w:rPr>
-              <w:t>Điện thoại (</w:t>
-            </w:r>
-            <w:r>
-              <w:rPr>
-                <w:rFonts w:ascii="Times New Roman" w:eastAsia="Times New Roman" w:hAnsi="Times New Roman" w:cs="Times New Roman"/>
-                <w:i/>
-                <w:sz w:val="28"/>
-                <w:szCs w:val="28"/>
-                <w:lang w:eastAsia="zh-CN"/>
-              </w:rPr>
-              <w:t>nếu có</w:t>
-            </w:r>
-            <w:r>
-              <w:rPr>
-                <w:rFonts w:ascii="Times New Roman" w:eastAsia="Times New Roman" w:hAnsi="Times New Roman" w:cs="Times New Roman"/>
-                <w:sz w:val="28"/>
-                <w:szCs w:val="28"/>
-                <w:lang w:eastAsia="zh-CN"/>
-              </w:rPr>
-              <w:t xml:space="preserve">): </w:t>
-            </w:r>
-            <w:r>
-              <w:rPr>
-                <w:rFonts w:ascii="Times New Roman" w:eastAsia="Times New Roman" w:hAnsi="Times New Roman" w:cs="Times New Roman"/>
-                <w:sz w:val="28"/>
-                <w:szCs w:val="28"/>
-                <w:lang w:eastAsia="zh-CN"/>
-              </w:rPr>
-              <w:t xml:space="preserve">0972 396 865 </w:t>
-            </w:r>
-            <w:r>
-              <w:rPr>
-                <w:rFonts w:ascii="Times New Roman" w:eastAsia="Times New Roman" w:hAnsi="Times New Roman" w:cs="Times New Roman"/>
-                <w:sz w:val="28"/>
-                <w:szCs w:val="28"/>
-                <w:lang w:eastAsia="zh-CN"/>
-              </w:rPr>
-              <w:t>Số fax (</w:t>
-            </w:r>
-            <w:r>
-              <w:rPr>
-                <w:rFonts w:ascii="Times New Roman" w:eastAsia="Times New Roman" w:hAnsi="Times New Roman" w:cs="Times New Roman"/>
-                <w:i/>
-                <w:sz w:val="28"/>
-                <w:szCs w:val="28"/>
-                <w:lang w:eastAsia="zh-CN"/>
-              </w:rPr>
-              <w:t>nếu có</w:t>
-            </w:r>
-            <w:r>
-              <w:rPr>
-                <w:rFonts w:ascii="Times New Roman" w:eastAsia="Times New Roman" w:hAnsi="Times New Roman" w:cs="Times New Roman"/>
-                <w:sz w:val="28"/>
-                <w:szCs w:val="28"/>
-                <w:lang w:eastAsia="zh-CN"/>
-              </w:rPr>
-              <w:t>):………………..</w:t>
-            </w:r>
-          </w:p>
-          <w:p>
-            <w:pPr>
-              <w:spacing w:before="20" w:after="20" w:line="240" w:lineRule="auto"/>
-              <w:rPr>
-                <w:rFonts w:ascii="Times New Roman" w:eastAsia="Calibri" w:hAnsi="Times New Roman" w:cs="Times New Roman"/>
-                <w:sz w:val="28"/>
-                <w:szCs w:val="28"/>
-              </w:rPr>
-            </w:pPr>
-            <w:r>
-              <w:rPr>
-                <w:rFonts w:ascii="Times New Roman" w:eastAsia="Times New Roman" w:hAnsi="Times New Roman" w:cs="Times New Roman"/>
-                <w:sz w:val="28"/>
-                <w:szCs w:val="28"/>
-                <w:lang w:eastAsia="zh-CN"/>
-              </w:rPr>
-              <w:t>Thư điện tử (</w:t>
-            </w:r>
-            <w:r>
-              <w:rPr>
-                <w:rFonts w:ascii="Times New Roman" w:eastAsia="Times New Roman" w:hAnsi="Times New Roman" w:cs="Times New Roman"/>
-                <w:i/>
-                <w:sz w:val="28"/>
-                <w:szCs w:val="28"/>
-                <w:lang w:eastAsia="zh-CN"/>
-              </w:rPr>
-              <w:t>nếu có</w:t>
-            </w:r>
-            <w:r>
-              <w:rPr>
-                <w:rFonts w:ascii="Times New Roman" w:eastAsia="Times New Roman" w:hAnsi="Times New Roman" w:cs="Times New Roman"/>
-                <w:sz w:val="28"/>
-                <w:szCs w:val="28"/>
-                <w:lang w:eastAsia="zh-CN"/>
-              </w:rPr>
-              <w:t>):……………………………………………………</w:t>
-            </w:r>
-          </w:p>
-        </w:tc>
-      </w:tr>
-      <w:tr>
-        <w:tc>
-          <w:tcPr>
-            <w:tcW w:w="714" w:type="dxa"/>
-          </w:tcPr>
-          <w:p>
-            <w:pPr>
-              <w:spacing w:before="20" w:after="20" w:line="240" w:lineRule="auto"/>
-              <w:jc w:val="center"/>
-              <w:rPr>
-                <w:rFonts w:ascii="Times New Roman" w:eastAsia="Times New Roman" w:hAnsi="Times New Roman" w:cs="Times New Roman"/>
-                <w:sz w:val="28"/>
-                <w:szCs w:val="28"/>
-                <w:vertAlign w:val="superscript"/>
-                <w:lang w:eastAsia="zh-CN"/>
-              </w:rPr>
-            </w:pPr>
-            <w:r>
-              <w:rPr>
-                <w:rFonts w:ascii="Times New Roman" w:eastAsia="Calibri" w:hAnsi="Times New Roman" w:cs="Times New Roman"/>
-                <w:sz w:val="28"/>
-                <w:szCs w:val="28"/>
-              </w:rPr>
-              <w:t>4</w:t>
-            </w:r>
-          </w:p>
-        </w:tc>
-        <w:tc>
-          <w:tcPr>
-            <w:tcW w:w="8387" w:type="dxa"/>
-            <w:vAlign w:val="center"/>
-          </w:tcPr>
-          <w:p>
-            <w:pPr>
-              <w:spacing w:before="20" w:after="20" w:line="240" w:lineRule="auto"/>
-              <w:rPr>
-                <w:rFonts w:ascii="Times New Roman" w:eastAsia="Calibri" w:hAnsi="Times New Roman" w:cs="Times New Roman"/>
-                <w:sz w:val="28"/>
-                <w:szCs w:val="28"/>
-              </w:rPr>
-            </w:pPr>
-            <w:r>
-              <w:rPr>
-                <w:rFonts w:ascii="Times New Roman" w:eastAsia="Times New Roman" w:hAnsi="Times New Roman" w:cs="Times New Roman"/>
-                <w:sz w:val="28"/>
-                <w:szCs w:val="28"/>
-                <w:lang w:eastAsia="zh-CN"/>
-              </w:rPr>
-              <w:t>Ngày bắt đầu hoạt động</w:t>
-            </w:r>
-            <w:r>
-              <w:rPr>
-                <w:rFonts w:ascii="Times New Roman" w:eastAsia="Times New Roman" w:hAnsi="Times New Roman" w:cs="Times New Roman"/>
-                <w:sz w:val="28"/>
-                <w:szCs w:val="28"/>
-                <w:vertAlign w:val="superscript"/>
-                <w:lang w:eastAsia="zh-CN"/>
-              </w:rPr>
-              <w:footnoteReference w:customMarkFollows="1" w:id="4"/>
-              <w:t>2</w:t>
-            </w:r>
-            <w:r>
-              <w:rPr>
-                <w:rFonts w:ascii="Times New Roman" w:eastAsia="Times New Roman" w:hAnsi="Times New Roman" w:cs="Times New Roman"/>
-                <w:sz w:val="28"/>
-                <w:szCs w:val="28"/>
-                <w:lang w:eastAsia="zh-CN"/>
-              </w:rPr>
-              <w:t>: …../…../…….</w:t>
-            </w:r>
-          </w:p>
-        </w:tc>
-      </w:tr>
-      <w:tr>
-        <w:tc>
-          <w:tcPr>
-            <w:tcW w:w="714" w:type="dxa"/>
-          </w:tcPr>
-          <w:p>
-            <w:pPr>
-              <w:spacing w:before="20" w:after="20" w:line="240" w:lineRule="auto"/>
-              <w:jc w:val="center"/>
-              <w:rPr>
-                <w:rFonts w:ascii="Times New Roman" w:eastAsia="Calibri" w:hAnsi="Times New Roman" w:cs="Times New Roman"/>
-                <w:sz w:val="28"/>
-                <w:szCs w:val="28"/>
-              </w:rPr>
-            </w:pPr>
-            <w:r>
-              <w:rPr>
-                <w:rFonts w:ascii="Times New Roman" w:eastAsia="Calibri" w:hAnsi="Times New Roman" w:cs="Times New Roman"/>
-                <w:sz w:val="28"/>
-                <w:szCs w:val="28"/>
-              </w:rPr>
-              <w:t>5</w:t>
-            </w:r>
-          </w:p>
-        </w:tc>
-        <w:tc>
-          <w:tcPr>
-            <w:tcW w:w="8387" w:type="dxa"/>
-            <w:vAlign w:val="center"/>
-          </w:tcPr>
-          <w:p>
-            <w:pPr>
-              <w:suppressAutoHyphens/>
-              <w:spacing w:before="20" w:after="20" w:line="240" w:lineRule="auto"/>
-              <w:jc w:val="both"/>
-              <w:rPr>
-                <w:rFonts w:ascii="Times New Roman" w:eastAsia="Times New Roman" w:hAnsi="Times New Roman" w:cs="Times New Roman"/>
-                <w:sz w:val="28"/>
-                <w:szCs w:val="28"/>
-                <w:lang w:eastAsia="zh-CN"/>
-              </w:rPr>
-            </w:pPr>
-            <w:r>
-              <w:rPr>
-                <w:rFonts w:ascii="Times New Roman" w:eastAsia="Times New Roman" w:hAnsi="Times New Roman" w:cs="Times New Roman"/>
-                <w:sz w:val="28"/>
-                <w:szCs w:val="28"/>
-                <w:lang w:eastAsia="zh-CN"/>
-              </w:rPr>
-              <w:t>Hình thức hạch toán (</w:t>
-            </w:r>
-            <w:r>
-              <w:rPr>
-                <w:rFonts w:ascii="Times New Roman" w:eastAsia="Times New Roman" w:hAnsi="Times New Roman" w:cs="Times New Roman"/>
-                <w:i/>
-                <w:iCs/>
-                <w:sz w:val="28"/>
-                <w:szCs w:val="28"/>
-                <w:lang w:eastAsia="zh-CN"/>
-              </w:rPr>
-              <w:t>Đánh dấu X vào một trong hai ô “Hạch toán độc lập” hoặc “Hạch toán phụ thuộc”. Trường hợp chọn ô “Hạch toán độc lập” mà thuộc đối tượng phải lập và gửi báo cáo tài chính hợp nhất cho cơ quan có thẩm quyền theo quy định thì chọn thêm ô “Có báo cáo tài chính hợp nhất”</w:t>
-            </w:r>
-            <w:r>
-              <w:rPr>
-                <w:rFonts w:ascii="Times New Roman" w:eastAsia="Times New Roman" w:hAnsi="Times New Roman" w:cs="Times New Roman"/>
-                <w:sz w:val="28"/>
-                <w:szCs w:val="28"/>
-                <w:lang w:eastAsia="zh-CN"/>
-              </w:rPr>
-              <w:t xml:space="preserve">): </w:t>
-            </w:r>
-          </w:p>
-          <w:tbl>
-            <w:tblPr>
-              <w:tblW w:w="7341" w:type="dxa"/>
-              <w:tblInd w:w="179" w:type="dxa"/>
-              <w:tblLook w:val="0000" w:firstRow="0" w:lastRow="0" w:firstColumn="0" w:lastColumn="0" w:noHBand="0" w:noVBand="0"/>
-            </w:tblPr>
-            <w:tblGrid>
-              <w:gridCol w:w="2583"/>
-              <w:gridCol w:w="567"/>
-              <w:gridCol w:w="393"/>
-              <w:gridCol w:w="3798"/>
-            </w:tblGrid>
-            <w:tr>
-              <w:tc>
-                <w:tcPr>
-                  <w:tcW w:w="2583" w:type="dxa"/>
-                  <w:shd w:val="clear" w:color="auto" w:fill="auto"/>
-                </w:tcPr>
-                <w:p>
-                  <w:pPr>
-                    <w:suppressAutoHyphens/>
-                    <w:spacing w:before="20" w:after="20" w:line="240" w:lineRule="auto"/>
-                    <w:jc w:val="both"/>
-                    <w:rPr>
-                      <w:rFonts w:ascii="Times New Roman" w:eastAsia="Times New Roman" w:hAnsi="Times New Roman" w:cs="Times New Roman"/>
-                      <w:sz w:val="28"/>
-                      <w:szCs w:val="28"/>
-                      <w:lang w:eastAsia="zh-CN"/>
-                    </w:rPr>
-                  </w:pPr>
-                  <w:r>
-                    <w:rPr>
-                      <w:rFonts w:ascii="Times New Roman" w:eastAsia="Times New Roman" w:hAnsi="Times New Roman" w:cs="Times New Roman"/>
-                      <w:sz w:val="28"/>
-                      <w:szCs w:val="28"/>
-                      <w:lang w:eastAsia="zh-CN"/>
-                    </w:rPr>
-                    <w:t>Hạch toán độc lập</w:t>
-                  </w:r>
-                </w:p>
-              </w:tc>
-              <w:tc>
-                <w:tcPr>
-                  <w:tcW w:w="567" w:type="dxa"/>
-                  <w:shd w:val="clear" w:color="auto" w:fill="auto"/>
-                </w:tcPr>
-                <w:p>
-                  <w:pPr>
-                    <w:suppressAutoHyphens/>
-                    <w:snapToGrid w:val="0"/>
-                    <w:spacing w:before="20" w:after="20" w:line="240" w:lineRule="auto"/>
-                    <w:jc w:val="both"/>
-                    <w:rPr>
-                      <w:rFonts w:ascii="Times New Roman" w:eastAsia="Times New Roman" w:hAnsi="Times New Roman" w:cs="Times New Roman"/>
-                      <w:sz w:val="28"/>
-                      <w:szCs w:val="28"/>
-                    </w:rPr>
-                  </w:pPr>
-                  <w:r>
-                    <w:rPr>
-                      <w:rFonts w:ascii="Times New Roman" w:eastAsia="Calibri" w:hAnsi="Times New Roman" w:cs="Times New Roman"/>
-                      <w:noProof/>
-                      <w:sz w:val="20"/>
-                      <w:szCs w:val="20"/>
-                    </w:rPr>
-                    <mc:AlternateContent>
-                      <mc:Choice Requires="wps">
-                        <w:drawing>
-                          <wp:anchor distT="0" distB="0" distL="114300" distR="114300" simplePos="0" relativeHeight="251687936" behindDoc="0" locked="0" layoutInCell="1" allowOverlap="1" wp14:anchorId="705644EB" wp14:editId="389ED0C0">
-                            <wp:simplePos x="0" y="0"/>
-                            <wp:positionH relativeFrom="margin">
-                              <wp:align>center</wp:align>
-                            </wp:positionH>
-                            <wp:positionV relativeFrom="paragraph">
-                              <wp:posOffset>5715</wp:posOffset>
-                            </wp:positionV>
-                            <wp:extent cx="288925" cy="235585"/>
-                            <wp:effectExtent l="0" t="0" r="15875" b="12065"/>
-                            <wp:wrapNone/>
-                            <wp:docPr id="500946973" name="Rectangle 34"/>
-                            <wp:cNvGraphicFramePr>
-                              <a:graphicFrameLocks xmlns:a="http://schemas.openxmlformats.org/drawingml/2006/main"/>
-                            </wp:cNvGraphicFramePr>
-                            <a:graphic xmlns:a="http://schemas.openxmlformats.org/drawingml/2006/main">
-                              <a:graphicData uri="http://schemas.microsoft.com/office/word/2010/wordprocessingShape">
-                                <wps:wsp>
-                                  <wps:cNvSpPr>
-                                    <a:spLocks noChangeArrowheads="1"/>
-                                  </wps:cNvSpPr>
-                                  <wps:spPr bwMode="auto">
-                                    <a:xfrm>
-                                      <a:off x="0" y="0"/>
-                                      <a:ext cx="288925" cy="235585"/>
-                                    </a:xfrm>
-                                    <a:prstGeom prst="rect">
-                                      <a:avLst/>
-                                    </a:prstGeom>
-                                    <a:solidFill>
-                                      <a:srgbClr val="FFFFFF"/>
-                                    </a:solidFill>
-                                    <a:ln w="9360" cap="sq">
-                                      <a:solidFill>
-                                        <a:srgbClr val="000000"/>
-                                      </a:solidFill>
-                                      <a:miter lim="800000"/>
-                                      <a:headEnd/>
-                                      <a:tailEnd/>
-                                    </a:ln>
-                                  </wps:spPr>
-                                  <wps:txbx>
-                                    <w:txbxContent>
-                                      <w:p>
-                                        <w:pPr>
-                                          <w:jc w:val="center"/>
-                                        </w:pPr>
-                                        <w:r>
-                                          <w:t>x</w:t>
-                                        </w:r>
-                                      </w:p>
-                                    </w:txbxContent>
-                                  </wps:txbx>
-                                  <wps:bodyPr rot="0" vert="horz" wrap="none" lIns="91440" tIns="45720" rIns="91440" bIns="45720" anchor="ctr" anchorCtr="0" upright="1">
-                                    <a:noAutofit/>
-                                  </wps:bodyPr>
-                                </wps:wsp>
-                              </a:graphicData>
-                            </a:graphic>
-                            <wp14:sizeRelH relativeFrom="page">
-                              <wp14:pctWidth>0</wp14:pctWidth>
-                            </wp14:sizeRelH>
-                            <wp14:sizeRelV relativeFrom="page">
-                              <wp14:pctHeight>0</wp14:pctHeight>
-                            </wp14:sizeRelV>
-                          </wp:anchor>
-                        </w:drawing>
-                      </mc:Choice>
-                      <mc:Fallback>
-                        <w:pict>
-                          <v:rect w14:anchorId="705644EB" id="Rectangle 34" o:spid="_x0000_s1034" style="position:absolute;left:0;text-align:left;margin-left:0;margin-top:.45pt;width:22.75pt;height:18.55pt;z-index:251687936;visibility:visible;mso-wrap-style:none;mso-width-percent:0;mso-height-percent:0;mso-wrap-distance-left:9pt;mso-wrap-distance-top:0;mso-wrap-distance-right:9pt;mso-wrap-distance-bottom:0;mso-position-horizontal:center;mso-position-horizontal-relative:margin;mso-position-vertical:absolute;mso-position-vertical-relative:text;mso-width-percent:0;mso-height-percent:0;mso-width-relative:page;mso-height-relative:page;v-text-anchor:middle" o:gfxdata="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" strokeweight=".26mm">
-                            <v:stroke endcap="square"/>
-                            <v:textbox>
-                              <w:txbxContent>
-                                <w:p>
-                                  <w:pPr>
-                                    <w:jc w:val="center"/>
-                                  </w:pPr>
-                                  <w:r>
-                                    <w:t>x</w:t>
-                                  </w:r>
-                                </w:p>
-                              </w:txbxContent>
-                            </v:textbox>
-                            <w10:wrap anchorx="margin"/>
-                          </v:rect>
-                        </w:pict>
-                      </mc:Fallback>
-                    </mc:AlternateContent>
-                  </w:r>
-                </w:p>
-              </w:tc>
-              <w:tc>
-                <w:tcPr>
-                  <w:tcW w:w="393" w:type="dxa"/>
-                </w:tcPr>
-                <w:p>
-                  <w:pPr>
-                    <w:suppressAutoHyphens/>
-                    <w:snapToGrid w:val="0"/>
-                    <w:spacing w:before="20" w:after="20" w:line="240" w:lineRule="auto"/>
-                    <w:rPr>
-                      <w:rFonts w:ascii="Times New Roman" w:eastAsia="Times New Roman" w:hAnsi="Times New Roman" w:cs="Times New Roman"/>
-                      <w:noProof/>
-                      <w:sz w:val="28"/>
-                      <w:szCs w:val="28"/>
-                    </w:rPr>
-                  </w:pPr>
-                </w:p>
-              </w:tc>
-              <w:tc>
-                <w:tcPr>
-                  <w:tcW w:w="3798" w:type="dxa"/>
-                </w:tcPr>
-                <w:p>
-                  <w:pPr>
-                    <w:suppressAutoHyphens/>
-                    <w:snapToGrid w:val="0"/>
-                    <w:spacing w:before="20" w:after="20" w:line="240" w:lineRule="auto"/>
-                    <w:rPr>
-                      <w:rFonts w:ascii="Times New Roman" w:eastAsia="Calibri" w:hAnsi="Times New Roman" w:cs="Times New Roman"/>
-                      <w:noProof/>
-                      <w:sz w:val="20"/>
-                      <w:szCs w:val="20"/>
-                    </w:rPr>
-                  </w:pPr>
-                  <w:r>
-                    <w:rPr>
-                      <w:rFonts w:ascii="Times New Roman" w:eastAsia="Times New Roman" w:hAnsi="Times New Roman" w:cs="Times New Roman"/>
-                      <w:noProof/>
-                      <w:sz w:val="28"/>
-                      <w:szCs w:val="28"/>
-                    </w:rPr>
-                    <mc:AlternateContent>
-                      <mc:Choice Requires="wps">
-                        <w:drawing>
-                          <wp:anchor distT="0" distB="0" distL="114300" distR="114300" simplePos="0" relativeHeight="251689984" behindDoc="0" locked="0" layoutInCell="1" allowOverlap="1" wp14:anchorId="3FBB2673" wp14:editId="09BED54F">
-                            <wp:simplePos x="0" y="0"/>
-                            <wp:positionH relativeFrom="column">
-                              <wp:posOffset>2234565</wp:posOffset>
-                            </wp:positionH>
-                            <wp:positionV relativeFrom="paragraph">
-                              <wp:posOffset>16510</wp:posOffset>
-                            </wp:positionV>
-                            <wp:extent cx="288925" cy="235585"/>
-                            <wp:effectExtent l="0" t="0" r="0" b="0"/>
-                            <wp:wrapNone/>
-                            <wp:docPr id="1028132588" name="Rectangle 33"/>
-                            <wp:cNvGraphicFramePr>
-                              <a:graphicFrameLocks xmlns:a="http://schemas.openxmlformats.org/drawingml/2006/main"/>
-                            </wp:cNvGraphicFramePr>
-                            <a:graphic xmlns:a="http://schemas.openxmlformats.org/drawingml/2006/main">
-                              <a:graphicData uri="http://schemas.microsoft.com/office/word/2010/wordprocessingShape">
-                                <wps:wsp>
-                                  <wps:cNvSpPr>
-                                    <a:spLocks noChangeArrowheads="1"/>
-                                  </wps:cNvSpPr>
-                                  <wps:spPr bwMode="auto">
-                                    <a:xfrm>
-                                      <a:off x="0" y="0"/>
-                                      <a:ext cx="288925" cy="235585"/>
-                                    </a:xfrm>
-                                    <a:prstGeom prst="rect">
-                                      <a:avLst/>
-                                    </a:prstGeom>
-                                    <a:solidFill>
-                                      <a:srgbClr val="FFFFFF"/>
-                                    </a:solidFill>
-                                    <a:ln w="9360" cap="sq">
-                                      <a:solidFill>
-                                        <a:srgbClr val="000000"/>
-                                      </a:solidFill>
-                                      <a:miter lim="800000"/>
-                                      <a:headEnd/>
-                                      <a:tailEnd/>
-                                    </a:ln>
-                                  </wps:spPr>
-                                  <wps:bodyPr rot="0" vert="horz" wrap="none" lIns="91440" tIns="45720" rIns="91440" bIns="45720" anchor="ctr" anchorCtr="0" upright="1">
-                                    <a:noAutofit/>
-                                  </wps:bodyPr>
-                                </wps:wsp>
-                              </a:graphicData>
-                            </a:graphic>
-                            <wp14:sizeRelH relativeFrom="page">
-                              <wp14:pctWidth>0</wp14:pctWidth>
-                            </wp14:sizeRelH>
-                            <wp14:sizeRelV relativeFrom="page">
-                              <wp14:pctHeight>0</wp14:pctHeight>
-                            </wp14:sizeRelV>
-                          </wp:anchor>
-                        </w:drawing>
-                      </mc:Choice>
-                      <mc:Fallback>
-                        <w:pict>
-                          <v:rect w14:anchorId="615F1FCB" id="Rectangle 33" o:spid="_x0000_s1026" style="position:absolute;margin-left:175.95pt;margin-top:1.3pt;width:22.75pt;height:18.55pt;z-index:251689984;visibility:visible;mso-wrap-style:none;mso-width-percent:0;mso-height-percent:0;mso-wrap-distance-left:9pt;mso-wrap-distance-top:0;mso-wrap-distance-right:9pt;mso-wrap-distance-bottom:0;mso-position-horizontal:absolute;mso-position-horizontal-relative:text;mso-position-vertical:absolute;mso-position-vertical-relative:text;mso-width-percent:0;mso-height-percent:0;mso-width-relative:page;mso-height-relative:page;v-text-anchor:middle" o:gfxdata="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" strokeweight=".26mm">
-                            <v:stroke endcap="square"/>
-                          </v:rect>
-                        </w:pict>
-                      </mc:Fallback>
-                    </mc:AlternateContent>
-                  </w:r>
-                  <w:r>
-                    <w:rPr>
-                      <w:rFonts w:ascii="Times New Roman" w:eastAsia="Times New Roman" w:hAnsi="Times New Roman" w:cs="Times New Roman"/>
-                      <w:sz w:val="28"/>
-                      <w:szCs w:val="28"/>
-                      <w:lang w:eastAsia="zh-CN"/>
-                    </w:rPr>
-                    <w:t>Có báo cáo tài chính hợp nhất</w:t>
-                  </w:r>
-                </w:p>
-              </w:tc>
-            </w:tr>
-            <w:tr>
-              <w:trPr>
-                <w:trHeight w:val="563"/>
-              </w:trPr>
-              <w:tc>
-                <w:tcPr>
-                  <w:tcW w:w="2583" w:type="dxa"/>
-                  <w:shd w:val="clear" w:color="auto" w:fill="auto"/>
-                </w:tcPr>
-                <w:p>
-                  <w:pPr>
-                    <w:suppressAutoHyphens/>
-                    <w:spacing w:before="20" w:after="20" w:line="240" w:lineRule="auto"/>
-                    <w:jc w:val="both"/>
-                    <w:rPr>
-                      <w:rFonts w:ascii="Times New Roman" w:eastAsia="Times New Roman" w:hAnsi="Times New Roman" w:cs="Times New Roman"/>
-                      <w:sz w:val="28"/>
-                      <w:szCs w:val="28"/>
-                      <w:lang w:eastAsia="zh-CN"/>
-                    </w:rPr>
-                  </w:pPr>
-                  <w:r>
-                    <w:rPr>
-                      <w:rFonts w:ascii="Times New Roman" w:eastAsia="Times New Roman" w:hAnsi="Times New Roman" w:cs="Times New Roman"/>
-                      <w:sz w:val="28"/>
-                      <w:szCs w:val="28"/>
-                      <w:lang w:eastAsia="zh-CN"/>
-                    </w:rPr>
-                    <w:t>Hạch toán phụ thuộc</w:t>
-                  </w:r>
-                </w:p>
-              </w:tc>
-              <w:tc>
-                <w:tcPr>
-                  <w:tcW w:w="567" w:type="dxa"/>
-                  <w:shd w:val="clear" w:color="auto" w:fill="auto"/>
-                </w:tcPr>
-                <w:p>
-                  <w:pPr>
-                    <w:suppressAutoHyphens/>
-                    <w:snapToGrid w:val="0"/>
-                    <w:spacing w:before="20" w:after="20" w:line="240" w:lineRule="auto"/>
-                    <w:jc w:val="both"/>
-                    <w:rPr>
-                      <w:rFonts w:ascii="Times New Roman" w:eastAsia="Times New Roman" w:hAnsi="Times New Roman" w:cs="Times New Roman"/>
-                      <w:sz w:val="28"/>
-                      <w:szCs w:val="28"/>
-                    </w:rPr>
-                  </w:pPr>
-                  <w:r>
-                    <w:rPr>
-                      <w:rFonts w:ascii="Times New Roman" w:eastAsia="Calibri" w:hAnsi="Times New Roman" w:cs="Times New Roman"/>
-                      <w:noProof/>
-                      <w:sz w:val="20"/>
-                      <w:szCs w:val="20"/>
-                    </w:rPr>
-                    <mc:AlternateContent>
-                      <mc:Choice Requires="wps">
-                        <w:drawing>
-                          <wp:anchor distT="0" distB="0" distL="114300" distR="114300" simplePos="0" relativeHeight="251688960" behindDoc="0" locked="0" layoutInCell="1" allowOverlap="1" wp14:anchorId="7909EEC5" wp14:editId="0D19E8D1">
-                            <wp:simplePos x="0" y="0"/>
-                            <wp:positionH relativeFrom="margin">
-                              <wp:align>center</wp:align>
-                            </wp:positionH>
-                            <wp:positionV relativeFrom="paragraph">
-                              <wp:posOffset>36830</wp:posOffset>
-                            </wp:positionV>
-                            <wp:extent cx="288925" cy="235585"/>
-                            <wp:effectExtent l="12065" t="5080" r="13335" b="6985"/>
-                            <wp:wrapNone/>
-                            <wp:docPr id="427880615" name="Rectangle 33"/>
-                            <wp:cNvGraphicFramePr>
-                              <a:graphicFrameLocks xmlns:a="http://schemas.openxmlformats.org/drawingml/2006/main"/>
-                            </wp:cNvGraphicFramePr>
-                            <a:graphic xmlns:a="http://schemas.openxmlformats.org/drawingml/2006/main">
-                              <a:graphicData uri="http://schemas.microsoft.com/office/word/2010/wordprocessingShape">
-                                <wps:wsp>
-                                  <wps:cNvSpPr>
-                                    <a:spLocks noChangeArrowheads="1"/>
-                                  </wps:cNvSpPr>
-                                  <wps:spPr bwMode="auto">
-                                    <a:xfrm>
-                                      <a:off x="0" y="0"/>
-                                      <a:ext cx="288925" cy="235585"/>
-                                    </a:xfrm>
-                                    <a:prstGeom prst="rect">
-                                      <a:avLst/>
-                                    </a:prstGeom>
-                                    <a:solidFill>
-                                      <a:srgbClr val="FFFFFF"/>
-                                    </a:solidFill>
-                                    <a:ln w="9360" cap="sq">
-                                      <a:solidFill>
-                                        <a:srgbClr val="000000"/>
-                                      </a:solidFill>
-                                      <a:miter lim="800000"/>
-                                      <a:headEnd/>
-                                      <a:tailEnd/>
-                                    </a:ln>
-                                  </wps:spPr>
-                                  <wps:bodyPr rot="0" vert="horz" wrap="none" lIns="91440" tIns="45720" rIns="91440" bIns="45720" anchor="ctr" anchorCtr="0" upright="1">
-                                    <a:noAutofit/>
-                                  </wps:bodyPr>
-                                </wps:wsp>
-                              </a:graphicData>
-                            </a:graphic>
-                            <wp14:sizeRelH relativeFrom="page">
-                              <wp14:pctWidth>0</wp14:pctWidth>
-                            </wp14:sizeRelH>
-                            <wp14:sizeRelV relativeFrom="page">
-                              <wp14:pctHeight>0</wp14:pctHeight>
-                            </wp14:sizeRelV>
-                          </wp:anchor>
-                        </w:drawing>
-                      </mc:Choice>
-                      <mc:Fallback>
-                        <w:pict>
-                          <v:rect w14:anchorId="3F7BE159" id="Rectangle 33" o:spid="_x0000_s1026" style="position:absolute;margin-left:0;margin-top:2.9pt;width:22.75pt;height:18.55pt;z-index:251688960;visibility:visible;mso-wrap-style:none;mso-width-percent:0;mso-height-percent:0;mso-wrap-distance-left:9pt;mso-wrap-distance-top:0;mso-wrap-distance-right:9pt;mso-wrap-distance-bottom:0;mso-position-horizontal:center;mso-position-horizontal-relative:margin;mso-position-vertical:absolute;mso-position-vertical-relative:text;mso-width-percent:0;mso-height-percent:0;mso-width-relative:page;mso-height-relative:page;v-text-anchor:middle" o:gfxdata="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" strokeweight=".26mm">
-                            <v:stroke endcap="square"/>
-                            <w10:wrap anchorx="margin"/>
-                          </v:rect>
-                        </w:pict>
-                      </mc:Fallback>
-                    </mc:AlternateContent>
-                  </w:r>
-                </w:p>
-              </w:tc>
-              <w:tc>
-                <w:tcPr>
-                  <w:tcW w:w="393" w:type="dxa"/>
-                </w:tcPr>
-                <w:p>
-                  <w:pPr>
-                    <w:suppressAutoHyphens/>
-                    <w:snapToGrid w:val="0"/>
-                    <w:spacing w:before="20" w:after="20" w:line="240" w:lineRule="auto"/>
-                    <w:jc w:val="both"/>
-                    <w:rPr>
-                      <w:rFonts w:ascii="Times New Roman" w:eastAsia="Calibri" w:hAnsi="Times New Roman" w:cs="Times New Roman"/>
-                      <w:noProof/>
-                      <w:sz w:val="20"/>
-                      <w:szCs w:val="20"/>
-                    </w:rPr>
-                  </w:pPr>
-                </w:p>
-              </w:tc>
-              <w:tc>
-                <w:tcPr>
-                  <w:tcW w:w="3798" w:type="dxa"/>
-                </w:tcPr>
-                <w:p>
-                  <w:pPr>
-                    <w:suppressAutoHyphens/>
-                    <w:snapToGrid w:val="0"/>
-                    <w:spacing w:before="20" w:after="20" w:line="240" w:lineRule="auto"/>
-                    <w:jc w:val="both"/>
-                    <w:rPr>
-                      <w:rFonts w:ascii="Times New Roman" w:eastAsia="Calibri" w:hAnsi="Times New Roman" w:cs="Times New Roman"/>
-                      <w:noProof/>
-                      <w:sz w:val="20"/>
-                      <w:szCs w:val="20"/>
-                    </w:rPr>
-                  </w:pPr>
-                </w:p>
-              </w:tc>
-            </w:tr>
-          </w:tbl>
-          <w:p>
-            <w:pPr>
-              <w:spacing w:before="20" w:after="20" w:line="240" w:lineRule="auto"/>
-              <w:rPr>
-                <w:rFonts w:ascii="Times New Roman" w:eastAsia="Calibri" w:hAnsi="Times New Roman" w:cs="Times New Roman"/>
-                <w:sz w:val="28"/>
-                <w:szCs w:val="28"/>
-              </w:rPr>
-            </w:pPr>
-          </w:p>
-        </w:tc>
-      </w:tr>
-      <w:tr>
-        <w:tc>
-          <w:tcPr>
-            <w:tcW w:w="714" w:type="dxa"/>
-          </w:tcPr>
-          <w:p>
-            <w:pPr>
-              <w:spacing w:before="20" w:after="20" w:line="240" w:lineRule="auto"/>
-              <w:jc w:val="center"/>
-              <w:rPr>
-                <w:rFonts w:ascii="Times New Roman" w:eastAsia="Calibri" w:hAnsi="Times New Roman" w:cs="Times New Roman"/>
-                <w:sz w:val="28"/>
-                <w:szCs w:val="28"/>
-              </w:rPr>
-            </w:pPr>
-            <w:r>
-              <w:rPr>
-                <w:rFonts w:ascii="Times New Roman" w:eastAsia="Calibri" w:hAnsi="Times New Roman" w:cs="Times New Roman"/>
-                <w:sz w:val="28"/>
-                <w:szCs w:val="28"/>
-              </w:rPr>
-              <w:t>6</w:t>
-            </w:r>
-          </w:p>
-        </w:tc>
-        <w:tc>
-          <w:tcPr>
-            <w:tcW w:w="8387" w:type="dxa"/>
-          </w:tcPr>
-          <w:p>
-            <w:pPr>
-              <w:spacing w:before="20" w:after="20" w:line="240" w:lineRule="auto"/>
-              <w:rPr>
-                <w:rFonts w:ascii="Times New Roman" w:eastAsia="Calibri" w:hAnsi="Times New Roman" w:cs="Times New Roman"/>
-                <w:sz w:val="28"/>
-                <w:szCs w:val="28"/>
-              </w:rPr>
-            </w:pPr>
-            <w:r>
-              <w:rPr>
-                <w:rFonts w:ascii="Times New Roman" w:eastAsia="Calibri" w:hAnsi="Times New Roman" w:cs="Times New Roman"/>
-                <w:sz w:val="28"/>
-                <w:szCs w:val="28"/>
-              </w:rPr>
-              <w:t>Năm tài chính:</w:t>
-            </w:r>
-          </w:p>
-          <w:p>
-            <w:pPr>
-              <w:spacing w:before="20" w:after="20" w:line="240" w:lineRule="auto"/>
-              <w:rPr>
-                <w:rFonts w:ascii="Times New Roman" w:eastAsia="Calibri" w:hAnsi="Times New Roman" w:cs="Times New Roman"/>
-                <w:sz w:val="28"/>
-                <w:szCs w:val="28"/>
-              </w:rPr>
-            </w:pPr>
-            <w:r>
-              <w:rPr>
-                <w:rFonts w:ascii="Times New Roman" w:eastAsia="Calibri" w:hAnsi="Times New Roman" w:cs="Times New Roman"/>
-                <w:sz w:val="28"/>
-                <w:szCs w:val="28"/>
-              </w:rPr>
-              <w:t xml:space="preserve">Áp dụng từ ngày </w:t>
-            </w:r>
-            <w:r>
-              <w:rPr>
-                <w:rFonts w:ascii="Times New Roman" w:eastAsia="Calibri" w:hAnsi="Times New Roman" w:cs="Times New Roman"/>
-                <w:sz w:val="28"/>
-                <w:szCs w:val="28"/>
-              </w:rPr>
-              <w:t>01</w:t>
-            </w:r>
-            <w:r>
-              <w:rPr>
-                <w:rFonts w:ascii="Times New Roman" w:eastAsia="Calibri" w:hAnsi="Times New Roman" w:cs="Times New Roman"/>
-                <w:sz w:val="28"/>
-                <w:szCs w:val="28"/>
-              </w:rPr>
-              <w:t>/</w:t>
-            </w:r>
-            <w:r>
-              <w:rPr>
-                <w:rFonts w:ascii="Times New Roman" w:eastAsia="Calibri" w:hAnsi="Times New Roman" w:cs="Times New Roman"/>
-                <w:sz w:val="28"/>
-                <w:szCs w:val="28"/>
-              </w:rPr>
-              <w:t>01</w:t>
-            </w:r>
-            <w:r>
-              <w:rPr>
-                <w:rFonts w:ascii="Times New Roman" w:eastAsia="Calibri" w:hAnsi="Times New Roman" w:cs="Times New Roman"/>
-                <w:sz w:val="28"/>
-                <w:szCs w:val="28"/>
-              </w:rPr>
-              <w:t xml:space="preserve"> đến ngày </w:t>
-            </w:r>
-            <w:r>
-              <w:rPr>
-                <w:rFonts w:ascii="Times New Roman" w:eastAsia="Calibri" w:hAnsi="Times New Roman" w:cs="Times New Roman"/>
-                <w:sz w:val="28"/>
-                <w:szCs w:val="28"/>
-              </w:rPr>
-              <w:t>31</w:t>
-            </w:r>
-            <w:r>
-              <w:rPr>
-                <w:rFonts w:ascii="Times New Roman" w:eastAsia="Calibri" w:hAnsi="Times New Roman" w:cs="Times New Roman"/>
-                <w:sz w:val="28"/>
-                <w:szCs w:val="28"/>
-              </w:rPr>
-              <w:t>/</w:t>
-            </w:r>
-            <w:r>
-              <w:rPr>
-                <w:rFonts w:ascii="Times New Roman" w:eastAsia="Calibri" w:hAnsi="Times New Roman" w:cs="Times New Roman"/>
-                <w:sz w:val="28"/>
-                <w:szCs w:val="28"/>
-              </w:rPr>
-              <w:t>12</w:t>
-            </w:r>
-            <w:r>
-              <w:rPr>
-                <w:rFonts w:ascii="Times New Roman" w:eastAsia="Calibri" w:hAnsi="Times New Roman" w:cs="Times New Roman"/>
-                <w:sz w:val="28"/>
-                <w:szCs w:val="28"/>
-              </w:rPr>
-              <w:t>.</w:t>
-            </w:r>
-            <w:r>
-              <w:rPr>
-                <w:rFonts w:ascii="Times New Roman" w:eastAsia="Calibri" w:hAnsi="Times New Roman" w:cs="Times New Roman"/>
-                <w:sz w:val="28"/>
-                <w:szCs w:val="28"/>
-                <w:vertAlign w:val="superscript"/>
-              </w:rPr>
-              <w:footnoteReference w:customMarkFollows="1" w:id="5"/>
-              <w:t>3</w:t>
-            </w:r>
-          </w:p>
-          <w:p>
-            <w:pPr>
-              <w:spacing w:before="20" w:after="20" w:line="240" w:lineRule="auto"/>
-              <w:rPr>
-                <w:rFonts w:ascii="Times New Roman" w:eastAsia="Calibri" w:hAnsi="Times New Roman" w:cs="Times New Roman"/>
-                <w:i/>
-                <w:sz w:val="28"/>
-                <w:szCs w:val="28"/>
-              </w:rPr>
-            </w:pPr>
-            <w:r>
-              <w:rPr>
-                <w:rFonts w:ascii="Times New Roman" w:eastAsia="Calibri" w:hAnsi="Times New Roman" w:cs="Times New Roman"/>
-                <w:sz w:val="28"/>
-                <w:szCs w:val="28"/>
-              </w:rPr>
-              <w:t>(</w:t>
-            </w:r>
-            <w:r>
-              <w:rPr>
-                <w:rFonts w:ascii="Times New Roman" w:eastAsia="Calibri" w:hAnsi="Times New Roman" w:cs="Times New Roman"/>
-                <w:i/>
-                <w:sz w:val="28"/>
-                <w:szCs w:val="28"/>
-              </w:rPr>
-              <w:t>Ghi ngày, tháng bắt đầu và kết thúc niên độ kế toán</w:t>
-            </w:r>
-            <w:r>
-              <w:rPr>
-                <w:rFonts w:ascii="Times New Roman" w:eastAsia="Calibri" w:hAnsi="Times New Roman" w:cs="Times New Roman"/>
-                <w:sz w:val="28"/>
-                <w:szCs w:val="28"/>
-              </w:rPr>
-              <w:t>)</w:t>
-            </w:r>
-          </w:p>
-        </w:tc>
-      </w:tr>
-      <w:tr>
-        <w:tc>
-          <w:tcPr>
-            <w:tcW w:w="714" w:type="dxa"/>
-          </w:tcPr>
-          <w:p>
-            <w:pPr>
-              <w:spacing w:before="20" w:after="20" w:line="240" w:lineRule="auto"/>
-              <w:jc w:val="center"/>
-              <w:rPr>
-                <w:rFonts w:ascii="Times New Roman" w:eastAsia="Calibri" w:hAnsi="Times New Roman" w:cs="Times New Roman"/>
-                <w:sz w:val="28"/>
-                <w:szCs w:val="28"/>
-              </w:rPr>
-            </w:pPr>
-            <w:r>
-              <w:rPr>
-                <w:rFonts w:ascii="Times New Roman" w:eastAsia="Calibri" w:hAnsi="Times New Roman" w:cs="Times New Roman"/>
-                <w:sz w:val="28"/>
-                <w:szCs w:val="28"/>
-              </w:rPr>
-              <w:t>7</w:t>
-            </w:r>
-          </w:p>
-        </w:tc>
-        <w:tc>
-          <w:tcPr>
-            <w:tcW w:w="8387" w:type="dxa"/>
-          </w:tcPr>
-          <w:p>
-            <w:pPr>
-              <w:spacing w:before="20" w:after="20" w:line="240" w:lineRule="auto"/>
-              <w:rPr>
-                <w:rFonts w:ascii="Times New Roman" w:eastAsia="Calibri" w:hAnsi="Times New Roman" w:cs="Times New Roman"/>
-                <w:sz w:val="28"/>
-                <w:szCs w:val="28"/>
-              </w:rPr>
-            </w:pPr>
-            <w:r>
-              <w:rPr>
-                <w:rFonts w:ascii="Times New Roman" w:eastAsia="Calibri" w:hAnsi="Times New Roman" w:cs="Times New Roman"/>
-                <w:sz w:val="28"/>
-                <w:szCs w:val="28"/>
-              </w:rPr>
-              <w:t xml:space="preserve">Tổng số lao động: </w:t>
-            </w:r>
-            <w:r>
-              <w:rPr>
-                <w:rFonts w:ascii="Times New Roman" w:eastAsia="Calibri" w:hAnsi="Times New Roman" w:cs="Times New Roman"/>
-                <w:sz w:val="28"/>
-                <w:szCs w:val="28"/>
-              </w:rPr>
-              <w:t>5</w:t>
-            </w:r>
-            <w:r>
-              <w:rPr>
-                <w:rFonts w:ascii="Times New Roman" w:eastAsia="Calibri" w:hAnsi="Times New Roman" w:cs="Times New Roman"/>
-                <w:sz w:val="28"/>
-                <w:szCs w:val="28"/>
-              </w:rPr>
-              <w:t>......................................................................</w:t>
-            </w:r>
-          </w:p>
-        </w:tc>
-      </w:tr>
-      <w:tr>
-        <w:tc>
-          <w:tcPr>
-            <w:tcW w:w="714" w:type="dxa"/>
-          </w:tcPr>
-          <w:p>
-            <w:pPr>
-              <w:spacing w:before="20" w:after="20" w:line="240" w:lineRule="auto"/>
-              <w:jc w:val="center"/>
-              <w:rPr>
-                <w:rFonts w:ascii="Times New Roman" w:eastAsia="Calibri" w:hAnsi="Times New Roman" w:cs="Times New Roman"/>
-                <w:sz w:val="28"/>
-                <w:szCs w:val="28"/>
-              </w:rPr>
-            </w:pPr>
-            <w:r>
-              <w:rPr>
-                <w:rFonts w:ascii="Times New Roman" w:eastAsia="Calibri" w:hAnsi="Times New Roman" w:cs="Times New Roman"/>
-                <w:sz w:val="28"/>
-                <w:szCs w:val="28"/>
-              </w:rPr>
-              <w:t>8</w:t>
-            </w:r>
-          </w:p>
-        </w:tc>
-        <w:tc>
-          <w:tcPr>
-            <w:tcW w:w="8387" w:type="dxa"/>
-          </w:tcPr>
-          <w:p>
-            <w:pPr>
-              <w:spacing w:before="20" w:after="20" w:line="240" w:lineRule="auto"/>
-              <w:rPr>
-                <w:rFonts w:ascii="Times New Roman" w:eastAsia="Calibri" w:hAnsi="Times New Roman" w:cs="Times New Roman"/>
-                <w:sz w:val="28"/>
-                <w:szCs w:val="28"/>
-              </w:rPr>
-            </w:pPr>
-            <w:r>
-              <w:rPr>
-                <w:rFonts w:ascii="Times New Roman" w:eastAsia="Calibri" w:hAnsi="Times New Roman" w:cs="Times New Roman"/>
-                <w:sz w:val="28"/>
-                <w:szCs w:val="28"/>
-              </w:rPr>
-              <w:t>Có hoạt động theo dự án BOT/BTO/BT</w:t>
-            </w:r>
-            <w:r>
-              <w:rPr>
-                <w:rFonts w:ascii="Times New Roman" w:eastAsia="Times New Roman" w:hAnsi="Times New Roman" w:cs="Times New Roman"/>
-                <w:sz w:val="28"/>
-                <w:szCs w:val="28"/>
-                <w:lang w:eastAsia="zh-CN"/>
-              </w:rPr>
-              <w:t>/</w:t>
-            </w:r>
-            <w:r>
-              <w:rPr>
-                <w:rFonts w:ascii="Times New Roman" w:eastAsia="Calibri" w:hAnsi="Times New Roman" w:cs="Times New Roman"/>
-                <w:sz w:val="28"/>
-                <w:szCs w:val="28"/>
-                <w:lang w:val="nl-NL"/>
-              </w:rPr>
-              <w:t>BOO, BLT, BTL, O&amp;M</w:t>
-            </w:r>
-            <w:r>
-              <w:rPr>
-                <w:rFonts w:ascii="Times New Roman" w:eastAsia="Calibri" w:hAnsi="Times New Roman" w:cs="Times New Roman"/>
-                <w:sz w:val="28"/>
-                <w:szCs w:val="28"/>
-              </w:rPr>
-              <w:t xml:space="preserve"> không?</w:t>
-            </w:r>
-          </w:p>
-          <w:tbl>
-            <w:tblPr>
-              <w:tblW w:w="0" w:type="auto"/>
-              <w:tblLook w:val="04A0" w:firstRow="1" w:lastRow="0" w:firstColumn="1" w:lastColumn="0" w:noHBand="0" w:noVBand="1"/>
-            </w:tblPr>
-            <w:tblGrid>
-              <w:gridCol w:w="4074"/>
-              <w:gridCol w:w="4097"/>
-            </w:tblGrid>
-            <w:tr>
-              <w:trPr>
-                <w:trHeight w:val="608"/>
-              </w:trPr>
-              <w:tc>
-                <w:tcPr>
-                  <w:tcW w:w="4226" w:type="dxa"/>
-                  <w:shd w:val="clear" w:color="auto" w:fill="auto"/>
-                </w:tcPr>
-                <w:p>
-                  <w:pPr>
-                    <w:suppressAutoHyphens/>
-                    <w:spacing w:before="20" w:after="20" w:line="240" w:lineRule="auto"/>
-                    <w:ind w:firstLine="692"/>
-                    <w:jc w:val="both"/>
-                    <w:rPr>
-                      <w:rFonts w:ascii="Times New Roman" w:eastAsia="Times New Roman" w:hAnsi="Times New Roman" w:cs="Times New Roman"/>
-                      <w:sz w:val="28"/>
-                      <w:szCs w:val="28"/>
-                      <w:lang w:eastAsia="zh-CN"/>
-                    </w:rPr>
-                  </w:pPr>
-                  <w:r>
-                    <w:rPr>
-                      <w:rFonts w:ascii="Times New Roman" w:eastAsia="Calibri" w:hAnsi="Times New Roman" w:cs="Times New Roman"/>
-                      <w:noProof/>
-                      <w:sz w:val="20"/>
-                      <w:szCs w:val="20"/>
-                    </w:rPr>
-                    <mc:AlternateContent>
-                      <mc:Choice Requires="wps">
-                        <w:drawing>
-                          <wp:anchor distT="0" distB="0" distL="114300" distR="114300" simplePos="0" relativeHeight="251685888" behindDoc="0" locked="0" layoutInCell="1" allowOverlap="1" wp14:anchorId="3605471C" wp14:editId="0385C4F5">
-                            <wp:simplePos x="0" y="0"/>
-                            <wp:positionH relativeFrom="column">
-                              <wp:posOffset>730885</wp:posOffset>
-                            </wp:positionH>
-                            <wp:positionV relativeFrom="paragraph">
-                              <wp:posOffset>45085</wp:posOffset>
-                            </wp:positionV>
-                            <wp:extent cx="259715" cy="234950"/>
-                            <wp:effectExtent l="0" t="0" r="6985" b="0"/>
-                            <wp:wrapNone/>
-                            <wp:docPr id="802" name="Rectangle 947"/>
-                            <wp:cNvGraphicFramePr>
-                              <a:graphicFrameLocks xmlns:a="http://schemas.openxmlformats.org/drawingml/2006/main"/>
-                            </wp:cNvGraphicFramePr>
-                            <a:graphic xmlns:a="http://schemas.openxmlformats.org/drawingml/2006/main">
-                              <a:graphicData uri="http://schemas.microsoft.com/office/word/2010/wordprocessingShape">
-                                <wps:wsp>
-                                  <wps:cNvSpPr>
-                                    <a:spLocks noChangeArrowheads="1"/>
-                                  </wps:cNvSpPr>
-                                  <wps:spPr bwMode="auto">
-                                    <a:xfrm>
-                                      <a:off x="0" y="0"/>
-                                      <a:ext cx="259715" cy="234950"/>
-                                    </a:xfrm>
-                                    <a:prstGeom prst="rect">
-                                      <a:avLst/>
-                                    </a:prstGeom>
-                                    <a:solidFill>
-                                      <a:srgbClr val="FFFFFF"/>
-                                    </a:solidFill>
-                                    <a:ln w="9360" cap="sq">
-                                      <a:solidFill>
-                                        <a:srgbClr val="000000"/>
-                                      </a:solidFill>
-                                      <a:miter lim="800000"/>
-                                      <a:headEnd/>
-                                      <a:tailEnd/>
-                                    </a:ln>
-                                  </wps:spPr>
-                                  <wps:bodyPr rot="0" vert="horz" wrap="none" lIns="91440" tIns="45720" rIns="91440" bIns="45720" anchor="ctr" anchorCtr="0" upright="1">
-                                    <a:noAutofit/>
-                                  </wps:bodyPr>
-                                </wps:wsp>
-                              </a:graphicData>
-                            </a:graphic>
-                            <wp14:sizeRelH relativeFrom="page">
-                              <wp14:pctWidth>0</wp14:pctWidth>
-                            </wp14:sizeRelH>
-                            <wp14:sizeRelV relativeFrom="page">
-                              <wp14:pctHeight>0</wp14:pctHeight>
-                            </wp14:sizeRelV>
-                          </wp:anchor>
-                        </w:drawing>
-                      </mc:Choice>
-                      <mc:Fallback>
-                        <w:pict>
-                          <v:rect w14:anchorId="5B46D748" id="Rectangle 947" o:spid="_x0000_s1026" style="position:absolute;margin-left:57.55pt;margin-top:3.55pt;width:20.45pt;height:18.5pt;z-index:251685888;visibility:visible;mso-wrap-style:none;mso-width-percent:0;mso-height-percent:0;mso-wrap-distance-left:9pt;mso-wrap-distance-top:0;mso-wrap-distance-right:9pt;mso-wrap-distance-bottom:0;mso-position-horizontal:absolute;mso-position-horizontal-relative:text;mso-position-vertical:absolute;mso-position-vertical-relative:text;mso-width-percent:0;mso-height-percent:0;mso-width-relative:page;mso-height-relative:page;v-text-anchor:middle" o:gfxdata="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" strokeweight=".26mm">
-                            <v:stroke endcap="square"/>
-                          </v:rect>
-                        </w:pict>
-                      </mc:Fallback>
-                    </mc:AlternateContent>
-                  </w:r>
-                  <w:r>
-                    <w:rPr>
-                      <w:rFonts w:ascii="Times New Roman" w:eastAsia="Times New Roman" w:hAnsi="Times New Roman" w:cs="Times New Roman"/>
-                      <w:sz w:val="28"/>
-                      <w:szCs w:val="28"/>
-                      <w:lang w:eastAsia="zh-CN"/>
-                    </w:rPr>
-                    <w:t>Có</w:t>
-                  </w:r>
-                </w:p>
-              </w:tc>
-              <w:tc>
-                <w:tcPr>
-                  <w:tcW w:w="4227" w:type="dxa"/>
-                  <w:shd w:val="clear" w:color="auto" w:fill="auto"/>
-                </w:tcPr>
-                <w:p>
-                  <w:pPr>
-                    <w:suppressAutoHyphens/>
-                    <w:spacing w:before="20" w:after="20" w:line="240" w:lineRule="auto"/>
-                    <w:ind w:firstLine="692"/>
-                    <w:jc w:val="both"/>
-                    <w:rPr>
-                      <w:rFonts w:ascii="Times New Roman" w:eastAsia="Times New Roman" w:hAnsi="Times New Roman" w:cs="Times New Roman"/>
-                      <w:sz w:val="28"/>
-                      <w:szCs w:val="28"/>
-                      <w:lang w:eastAsia="zh-CN"/>
-                    </w:rPr>
-                  </w:pPr>
-                  <w:r>
-                    <w:rPr>
-                      <w:rFonts w:ascii="Times New Roman" w:eastAsia="Calibri" w:hAnsi="Times New Roman" w:cs="Times New Roman"/>
-                      <w:noProof/>
-                      <w:sz w:val="20"/>
-                      <w:szCs w:val="20"/>
-                    </w:rPr>
-                    <mc:AlternateContent>
-                      <mc:Choice Requires="wps">
-                        <w:drawing>
-                          <wp:anchor distT="0" distB="0" distL="114300" distR="114300" simplePos="0" relativeHeight="251686912" behindDoc="0" locked="0" layoutInCell="1" allowOverlap="1" wp14:anchorId="3DE19EEE" wp14:editId="139AE595">
-                            <wp:simplePos x="0" y="0"/>
-                            <wp:positionH relativeFrom="column">
-                              <wp:posOffset>1040130</wp:posOffset>
-                            </wp:positionH>
-                            <wp:positionV relativeFrom="paragraph">
-                              <wp:posOffset>45085</wp:posOffset>
-                            </wp:positionV>
-                            <wp:extent cx="259715" cy="234950"/>
-                            <wp:effectExtent l="0" t="0" r="26035" b="12700"/>
-                            <wp:wrapNone/>
-                            <wp:docPr id="801" name="Rectangle 948"/>
-                            <wp:cNvGraphicFramePr>
-                              <a:graphicFrameLocks xmlns:a="http://schemas.openxmlformats.org/drawingml/2006/main"/>
-                            </wp:cNvGraphicFramePr>
-                            <a:graphic xmlns:a="http://schemas.openxmlformats.org/drawingml/2006/main">
-                              <a:graphicData uri="http://schemas.microsoft.com/office/word/2010/wordprocessingShape">
-                                <wps:wsp>
-                                  <wps:cNvSpPr>
-                                    <a:spLocks noChangeArrowheads="1"/>
-                                  </wps:cNvSpPr>
-                                  <wps:spPr bwMode="auto">
-                                    <a:xfrm>
-                                      <a:off x="0" y="0"/>
-                                      <a:ext cx="259715" cy="234950"/>
-                                    </a:xfrm>
-                                    <a:prstGeom prst="rect">
-                                      <a:avLst/>
-                                    </a:prstGeom>
-                                    <a:solidFill>
-                                      <a:srgbClr val="FFFFFF"/>
-                                    </a:solidFill>
-                                    <a:ln w="9360" cap="sq">
-                                      <a:solidFill>
-                                        <a:srgbClr val="000000"/>
-                                      </a:solidFill>
-                                      <a:miter lim="800000"/>
-                                      <a:headEnd/>
-                                      <a:tailEnd/>
-                                    </a:ln>
-                                  </wps:spPr>
-                                  <wps:txbx>
-                                    <w:txbxContent>
-                                      <w:p>
-                                        <w:pPr>
-                                          <w:jc w:val="center"/>
-                                        </w:pPr>
-                                        <w:r>
-                                          <w:t>x</w:t>
-                                        </w:r>
-                                      </w:p>
-                                    </w:txbxContent>
-                                  </wps:txbx>
-                                  <wps:bodyPr rot="0" vert="horz" wrap="none" lIns="91440" tIns="45720" rIns="91440" bIns="45720" anchor="ctr" anchorCtr="0" upright="1">
-                                    <a:noAutofit/>
-                                  </wps:bodyPr>
-                                </wps:wsp>
-                              </a:graphicData>
-                            </a:graphic>
-                            <wp14:sizeRelH relativeFrom="page">
-                              <wp14:pctWidth>0</wp14:pctWidth>
-                            </wp14:sizeRelH>
-                            <wp14:sizeRelV relativeFrom="page">
-                              <wp14:pctHeight>0</wp14:pctHeight>
-                            </wp14:sizeRelV>
-                          </wp:anchor>
-                        </w:drawing>
-                      </mc:Choice>
-                      <mc:Fallback>
-                        <w:pict>
-                          <v:rect w14:anchorId="3DE19EEE" id="Rectangle 948" o:spid="_x0000_s1035" style="position:absolute;left:0;text-align:left;margin-left:81.9pt;margin-top:3.55pt;width:20.45pt;height:18.5pt;z-index:251686912;visibility:visible;mso-wrap-style:none;mso-width-percent:0;mso-height-percent:0;mso-wrap-distance-left:9pt;mso-wrap-distance-top:0;mso-wrap-distance-right:9pt;mso-wrap-distance-bottom:0;mso-position-horizontal:absolute;mso-position-horizontal-relative:text;mso-position-vertical:absolute;mso-position-vertical-relative:text;mso-width-percent:0;mso-height-percent:0;mso-width-relative:page;mso-height-relative:page;v-text-anchor:middle" o:gfxdata="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" strokeweight=".26mm">
-                            <v:stroke endcap="square"/>
-                            <v:textbox>
-                              <w:txbxContent>
-                                <w:p>
-                                  <w:pPr>
-                                    <w:jc w:val="center"/>
-                                  </w:pPr>
-                                  <w:r>
-                                    <w:t>x</w:t>
-                                  </w:r>
-                                </w:p>
-                              </w:txbxContent>
-                            </v:textbox>
-                          </v:rect>
-                        </w:pict>
-                      </mc:Fallback>
-                    </mc:AlternateContent>
-                  </w:r>
-                  <w:r>
-                    <w:rPr>
-                      <w:rFonts w:ascii="Times New Roman" w:eastAsia="Times New Roman" w:hAnsi="Times New Roman" w:cs="Times New Roman"/>
-                      <w:sz w:val="28"/>
-                      <w:szCs w:val="28"/>
-                      <w:lang w:eastAsia="zh-CN"/>
-                    </w:rPr>
-                    <w:t>Không</w:t>
-                  </w:r>
-                </w:p>
-              </w:tc>
-            </w:tr>
-          </w:tbl>
-          <w:p>
-            <w:pPr>
-              <w:spacing w:before="20" w:after="20" w:line="240" w:lineRule="auto"/>
-              <w:rPr>
-                <w:rFonts w:ascii="Times New Roman" w:eastAsia="Calibri" w:hAnsi="Times New Roman" w:cs="Times New Roman"/>
-                <w:b/>
-                <w:sz w:val="28"/>
-                <w:szCs w:val="28"/>
-              </w:rPr>
-            </w:pPr>
-          </w:p>
-        </w:tc>
-      </w:tr>
-      <w:tr>
-        <w:tc>
-          <w:tcPr>
-            <w:tcW w:w="714" w:type="dxa"/>
-          </w:tcPr>
-          <w:p>
-            <w:pPr>
-              <w:spacing w:before="20" w:after="20" w:line="240" w:lineRule="auto"/>
-              <w:jc w:val="center"/>
-              <w:rPr>
-                <w:rFonts w:ascii="Times New Roman" w:eastAsia="Calibri" w:hAnsi="Times New Roman" w:cs="Times New Roman"/>
-                <w:sz w:val="28"/>
-                <w:szCs w:val="28"/>
-              </w:rPr>
-            </w:pPr>
-            <w:r>
-              <w:rPr>
-                <w:rFonts w:ascii="Times New Roman" w:eastAsia="Calibri" w:hAnsi="Times New Roman" w:cs="Times New Roman"/>
-                <w:sz w:val="28"/>
-                <w:szCs w:val="28"/>
-              </w:rPr>
-              <w:lastRenderedPageBreak/>
-              <w:t>9</w:t>
-            </w:r>
-          </w:p>
-        </w:tc>
-        <w:tc>
-          <w:tcPr>
-            <w:tcW w:w="8387" w:type="dxa"/>
-          </w:tcPr>
-          <w:tbl>
-            <w:tblPr>
-              <w:tblW w:w="7570" w:type="dxa"/>
-              <w:tblLook w:val="0000" w:firstRow="0" w:lastRow="0" w:firstColumn="0" w:lastColumn="0" w:noHBand="0" w:noVBand="0"/>
-            </w:tblPr>
-            <w:tblGrid>
-              <w:gridCol w:w="6651"/>
-              <w:gridCol w:w="919"/>
-            </w:tblGrid>
-            <w:tr>
-              <w:tc>
-                <w:tcPr>
-                  <w:tcW w:w="7570" w:type="dxa"/>
-                  <w:gridSpan w:val="2"/>
-                  <w:shd w:val="clear" w:color="auto" w:fill="auto"/>
-                </w:tcPr>
-                <w:p>
-                  <w:pPr>
-                    <w:suppressAutoHyphens/>
-                    <w:spacing w:before="120" w:after="0" w:line="240" w:lineRule="auto"/>
-                    <w:jc w:val="both"/>
-                    <w:rPr>
-                      <w:rFonts w:ascii="Times New Roman" w:eastAsia="Times New Roman" w:hAnsi="Times New Roman" w:cs="Times New Roman"/>
-                      <w:sz w:val="28"/>
-                      <w:szCs w:val="28"/>
-                      <w:lang w:eastAsia="zh-CN"/>
-                    </w:rPr>
-                  </w:pPr>
-                  <w:r>
-                    <w:rPr>
-                      <w:rFonts w:ascii="Times New Roman" w:eastAsia="Times New Roman" w:hAnsi="Times New Roman" w:cs="Times New Roman"/>
-                      <w:sz w:val="28"/>
-                      <w:szCs w:val="28"/>
-                      <w:lang w:eastAsia="zh-CN"/>
-                    </w:rPr>
-                    <w:t>Phương pháp tính thuế GTGT (</w:t>
-                  </w:r>
-                  <w:r>
-                    <w:rPr>
-                      <w:rFonts w:ascii="Times New Roman" w:eastAsia="Times New Roman" w:hAnsi="Times New Roman" w:cs="Times New Roman"/>
-                      <w:i/>
-                      <w:sz w:val="28"/>
-                      <w:szCs w:val="28"/>
-                      <w:lang w:eastAsia="zh-CN"/>
-                    </w:rPr>
-                    <w:t>chọn 1 trong 4 phương pháp</w:t>
-                  </w:r>
-                  <w:r>
-                    <w:rPr>
-                      <w:rFonts w:ascii="Times New Roman" w:eastAsia="Times New Roman" w:hAnsi="Times New Roman" w:cs="Times New Roman"/>
-                      <w:sz w:val="28"/>
-                      <w:szCs w:val="28"/>
-                      <w:lang w:eastAsia="zh-CN"/>
-                    </w:rPr>
-                    <w:t>)</w:t>
-                  </w:r>
-                  <w:r>
-                    <w:rPr>
-                      <w:rFonts w:ascii="Times New Roman" w:eastAsia="Times New Roman" w:hAnsi="Times New Roman" w:cs="Times New Roman"/>
-                      <w:sz w:val="28"/>
-                      <w:szCs w:val="28"/>
-                      <w:vertAlign w:val="superscript"/>
-                      <w:lang w:eastAsia="zh-CN"/>
-                    </w:rPr>
-                    <w:footnoteReference w:customMarkFollows="1" w:id="6"/>
-                    <w:t>4</w:t>
-                  </w:r>
-                  <w:r>
-                    <w:rPr>
-                      <w:rFonts w:ascii="Times New Roman" w:eastAsia="Calibri" w:hAnsi="Times New Roman" w:cs="Times New Roman"/>
-                      <w:sz w:val="20"/>
-                      <w:szCs w:val="20"/>
-                    </w:rPr>
-                    <w:t>:</w:t>
-                  </w:r>
-                </w:p>
-              </w:tc>
-            </w:tr>
-            <w:tr>
-              <w:tc>
-                <w:tcPr>
-                  <w:tcW w:w="6651" w:type="dxa"/>
-                  <w:shd w:val="clear" w:color="auto" w:fill="auto"/>
-                </w:tcPr>
-                <w:p>
-                  <w:pPr>
-                    <w:suppressAutoHyphens/>
-                    <w:spacing w:before="120" w:after="0" w:line="240" w:lineRule="auto"/>
-                    <w:jc w:val="both"/>
-                    <w:rPr>
-                      <w:rFonts w:ascii="Times New Roman" w:eastAsia="Times New Roman" w:hAnsi="Times New Roman" w:cs="Times New Roman"/>
-                      <w:sz w:val="28"/>
-                      <w:szCs w:val="28"/>
-                      <w:lang w:eastAsia="zh-CN"/>
-                    </w:rPr>
-                  </w:pPr>
-                  <w:r>
-                    <w:rPr>
-                      <w:rFonts w:ascii="Times New Roman" w:eastAsia="Calibri" w:hAnsi="Times New Roman" w:cs="Times New Roman"/>
-                      <w:sz w:val="28"/>
-                      <w:szCs w:val="28"/>
-                    </w:rPr>
-                    <w:t>Khấu trừ</w:t>
-                  </w:r>
-                </w:p>
-              </w:tc>
-              <w:tc>
-                <w:tcPr>
-                  <w:tcW w:w="919" w:type="dxa"/>
-                  <w:shd w:val="clear" w:color="auto" w:fill="auto"/>
-                </w:tcPr>
-                <w:p>
-                  <w:pPr>
-                    <w:suppressAutoHyphens/>
-                    <w:spacing w:before="120" w:after="0" w:line="240" w:lineRule="auto"/>
-                    <w:jc w:val="both"/>
-                    <w:rPr>
-                      <w:rFonts w:ascii="Times New Roman" w:eastAsia="Times New Roman" w:hAnsi="Times New Roman" w:cs="Times New Roman"/>
-                      <w:sz w:val="28"/>
-                      <w:szCs w:val="28"/>
-                      <w:lang w:eastAsia="zh-CN"/>
-                    </w:rPr>
-                  </w:pPr>
-                  <w:r>
-                    <w:rPr>
-                      <w:rFonts w:ascii="Times New Roman" w:eastAsia="Calibri" w:hAnsi="Times New Roman" w:cs="Times New Roman"/>
-                      <w:noProof/>
-                      <w:sz w:val="20"/>
-                      <w:szCs w:val="20"/>
-                    </w:rPr>
-                    <mc:AlternateContent>
-                      <mc:Choice Requires="wps">
-                        <w:drawing>
-                          <wp:anchor distT="0" distB="0" distL="114300" distR="114300" simplePos="0" relativeHeight="251691008" behindDoc="0" locked="0" layoutInCell="1" allowOverlap="1" wp14:anchorId="386645CB" wp14:editId="46904D38">
-                            <wp:simplePos x="0" y="0"/>
-                            <wp:positionH relativeFrom="column">
-                              <wp:posOffset>129953</wp:posOffset>
-                            </wp:positionH>
-                            <wp:positionV relativeFrom="paragraph">
-                              <wp:posOffset>-6350</wp:posOffset>
-                            </wp:positionV>
-                            <wp:extent cx="259715" cy="234950"/>
-                            <wp:effectExtent l="0" t="0" r="26035" b="12700"/>
-                            <wp:wrapNone/>
-                            <wp:docPr id="808645160" name="Rectangle 93"/>
-                            <wp:cNvGraphicFramePr>
-                              <a:graphicFrameLocks xmlns:a="http://schemas.openxmlformats.org/drawingml/2006/main"/>
-                            </wp:cNvGraphicFramePr>
-                            <a:graphic xmlns:a="http://schemas.openxmlformats.org/drawingml/2006/main">
-                              <a:graphicData uri="http://schemas.microsoft.com/office/word/2010/wordprocessingShape">
-                                <wps:wsp>
-                                  <wps:cNvSpPr>
-                                    <a:spLocks noChangeArrowheads="1"/>
-                                  </wps:cNvSpPr>
-                                  <wps:spPr bwMode="auto">
-                                    <a:xfrm>
-                                      <a:off x="0" y="0"/>
-                                      <a:ext cx="259715" cy="234950"/>
-                                    </a:xfrm>
-                                    <a:prstGeom prst="rect">
-                                      <a:avLst/>
-                                    </a:prstGeom>
-                                    <a:solidFill>
-                                      <a:srgbClr val="FFFFFF"/>
-                                    </a:solidFill>
-                                    <a:ln w="9360" cap="sq">
-                                      <a:solidFill>
-                                        <a:srgbClr val="000000"/>
-                                      </a:solidFill>
-                                      <a:miter lim="800000"/>
-                                      <a:headEnd/>
-                                      <a:tailEnd/>
-                                    </a:ln>
-                                  </wps:spPr>
-                                  <wps:txbx>
-                                    <w:txbxContent>
-                                      <w:p>
-                                        <w:pPr>
-                                          <w:jc w:val="center"/>
-                                        </w:pPr>
-                                        <w:r>
-                                          <w:t>x</w:t>
-                                        </w:r>
-                                      </w:p>
-                                    </w:txbxContent>
-                                  </wps:txbx>
-                                  <wps:bodyPr rot="0" vert="horz" wrap="none" lIns="91440" tIns="45720" rIns="91440" bIns="45720" anchor="ctr" anchorCtr="0" upright="1">
-                                    <a:noAutofit/>
-                                  </wps:bodyPr>
-                                </wps:wsp>
-                              </a:graphicData>
-                            </a:graphic>
-                            <wp14:sizeRelH relativeFrom="page">
-                              <wp14:pctWidth>0</wp14:pctWidth>
-                            </wp14:sizeRelH>
-                            <wp14:sizeRelV relativeFrom="page">
-                              <wp14:pctHeight>0</wp14:pctHeight>
-                            </wp14:sizeRelV>
-                          </wp:anchor>
-                        </w:drawing>
-                      </mc:Choice>
-                      <mc:Fallback>
-                        <w:pict>
-                          <v:rect w14:anchorId="386645CB" id="Rectangle 93" o:spid="_x0000_s1036" style="position:absolute;left:0;text-align:left;margin-left:10.25pt;margin-top:-.5pt;width:20.45pt;height:18.5pt;z-index:251691008;visibility:visible;mso-wrap-style:none;mso-width-percent:0;mso-height-percent:0;mso-wrap-distance-left:9pt;mso-wrap-distance-top:0;mso-wrap-distance-right:9pt;mso-wrap-distance-bottom:0;mso-position-horizontal:absolute;mso-position-horizontal-relative:text;mso-position-vertical:absolute;mso-position-vertical-relative:text;mso-width-percent:0;mso-height-percent:0;mso-width-relative:page;mso-height-relative:page;v-text-anchor:middle" o:gfxdata="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" strokeweight=".26mm">
-                            <v:stroke endcap="square"/>
-                            <v:textbox>
-                              <w:txbxContent>
-                                <w:p>
-                                  <w:pPr>
-                                    <w:jc w:val="center"/>
-                                  </w:pPr>
-                                  <w:r>
-                                    <w:t>x</w:t>
-                                  </w:r>
-                                </w:p>
-                              </w:txbxContent>
-                            </v:textbox>
-                          </v:rect>
-                        </w:pict>
-                      </mc:Fallback>
-                    </mc:AlternateContent>
-                  </w:r>
-                </w:p>
-              </w:tc>
-            </w:tr>
-            <w:tr>
-              <w:tc>
-                <w:tcPr>
-                  <w:tcW w:w="6651" w:type="dxa"/>
-                  <w:shd w:val="clear" w:color="auto" w:fill="auto"/>
-                </w:tcPr>
-                <w:p>
-                  <w:pPr>
-                    <w:suppressAutoHyphens/>
-                    <w:spacing w:before="120" w:after="0" w:line="240" w:lineRule="auto"/>
-                    <w:jc w:val="both"/>
-                    <w:rPr>
-                      <w:rFonts w:ascii="Times New Roman" w:eastAsia="Times New Roman" w:hAnsi="Times New Roman" w:cs="Times New Roman"/>
-                      <w:sz w:val="28"/>
-                      <w:szCs w:val="28"/>
-                      <w:lang w:eastAsia="zh-CN"/>
-                    </w:rPr>
-                  </w:pPr>
-                  <w:r>
-                    <w:rPr>
-                      <w:rFonts w:ascii="Times New Roman" w:eastAsia="Calibri" w:hAnsi="Times New Roman" w:cs="Times New Roman"/>
-                      <w:sz w:val="28"/>
-                      <w:szCs w:val="28"/>
-                    </w:rPr>
-                    <w:t>Trực tiếp trên GTGT</w:t>
-                  </w:r>
-                </w:p>
-              </w:tc>
-              <w:tc>
-                <w:tcPr>
-                  <w:tcW w:w="919" w:type="dxa"/>
-                  <w:shd w:val="clear" w:color="auto" w:fill="auto"/>
-                </w:tcPr>
-                <w:p>
-                  <w:pPr>
-                    <w:suppressAutoHyphens/>
-                    <w:spacing w:before="120" w:after="0" w:line="240" w:lineRule="auto"/>
-                    <w:jc w:val="both"/>
-                    <w:rPr>
-                      <w:rFonts w:ascii="Times New Roman" w:eastAsia="Times New Roman" w:hAnsi="Times New Roman" w:cs="Times New Roman"/>
-                      <w:sz w:val="28"/>
-                      <w:szCs w:val="28"/>
-                      <w:lang w:eastAsia="zh-CN"/>
-                    </w:rPr>
-                  </w:pPr>
-                  <w:r>
-                    <w:rPr>
-                      <w:rFonts w:ascii="Times New Roman" w:eastAsia="Calibri" w:hAnsi="Times New Roman" w:cs="Times New Roman"/>
-                      <w:noProof/>
-                      <w:sz w:val="20"/>
-                      <w:szCs w:val="20"/>
-                    </w:rPr>
-                    <mc:AlternateContent>
-                      <mc:Choice Requires="wps">
-                        <w:drawing>
-                          <wp:anchor distT="0" distB="0" distL="114300" distR="114300" simplePos="0" relativeHeight="251692032" behindDoc="0" locked="0" layoutInCell="1" allowOverlap="1" wp14:anchorId="28EF3A55" wp14:editId="7C9D9250">
-                            <wp:simplePos x="0" y="0"/>
-                            <wp:positionH relativeFrom="column">
-                              <wp:posOffset>121920</wp:posOffset>
-                            </wp:positionH>
-                            <wp:positionV relativeFrom="paragraph">
-                              <wp:posOffset>6985</wp:posOffset>
-                            </wp:positionV>
-                            <wp:extent cx="259715" cy="234950"/>
-                            <wp:effectExtent l="0" t="0" r="6985" b="0"/>
-                            <wp:wrapNone/>
-                            <wp:docPr id="2141677826" name="Rectangle 92"/>
-                            <wp:cNvGraphicFramePr>
-                              <a:graphicFrameLocks xmlns:a="http://schemas.openxmlformats.org/drawingml/2006/main"/>
-                            </wp:cNvGraphicFramePr>
-                            <a:graphic xmlns:a="http://schemas.openxmlformats.org/drawingml/2006/main">
-                              <a:graphicData uri="http://schemas.microsoft.com/office/word/2010/wordprocessingShape">
-                                <wps:wsp>
-                                  <wps:cNvSpPr>
-                                    <a:spLocks noChangeArrowheads="1"/>
-                                  </wps:cNvSpPr>
-                                  <wps:spPr bwMode="auto">
-                                    <a:xfrm>
-                                      <a:off x="0" y="0"/>
-                                      <a:ext cx="259715" cy="234950"/>
-                                    </a:xfrm>
-                                    <a:prstGeom prst="rect">
-                                      <a:avLst/>
-                                    </a:prstGeom>
-                                    <a:solidFill>
-                                      <a:srgbClr val="FFFFFF"/>
-                                    </a:solidFill>
-                                    <a:ln w="9360" cap="sq">
-                                      <a:solidFill>
-                                        <a:srgbClr val="000000"/>
-                                      </a:solidFill>
-                                      <a:miter lim="800000"/>
-                                      <a:headEnd/>
-                                      <a:tailEnd/>
-                                    </a:ln>
-                                  </wps:spPr>
-                                  <wps:bodyPr rot="0" vert="horz" wrap="none" lIns="91440" tIns="45720" rIns="91440" bIns="45720" anchor="ctr" anchorCtr="0" upright="1">
-                                    <a:noAutofit/>
-                                  </wps:bodyPr>
-                                </wps:wsp>
-                              </a:graphicData>
-                            </a:graphic>
-                            <wp14:sizeRelH relativeFrom="page">
-                              <wp14:pctWidth>0</wp14:pctWidth>
-                            </wp14:sizeRelH>
-                            <wp14:sizeRelV relativeFrom="page">
-                              <wp14:pctHeight>0</wp14:pctHeight>
-                            </wp14:sizeRelV>
-                          </wp:anchor>
-                        </w:drawing>
-                      </mc:Choice>
-                      <mc:Fallback>
-                        <w:pict>
-                          <v:rect w14:anchorId="6C534AEE" id="Rectangle 92" o:spid="_x0000_s1026" style="position:absolute;margin-left:9.6pt;margin-top:.55pt;width:20.45pt;height:18.5pt;z-index:251692032;visibility:visible;mso-wrap-style:none;mso-width-percent:0;mso-height-percent:0;mso-wrap-distance-left:9pt;mso-wrap-distance-top:0;mso-wrap-distance-right:9pt;mso-wrap-distance-bottom:0;mso-position-horizontal:absolute;mso-position-horizontal-relative:text;mso-position-vertical:absolute;mso-position-vertical-relative:text;mso-width-percent:0;mso-height-percent:0;mso-width-relative:page;mso-height-relative:page;v-text-anchor:middle" o:gfxdata="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" strokeweight=".26mm">
-                            <v:stroke endcap="square"/>
-                          </v:rect>
-                        </w:pict>
-                      </mc:Fallback>
-                    </mc:AlternateContent>
-                  </w:r>
-                </w:p>
-              </w:tc>
-            </w:tr>
-            <w:tr>
-              <w:tc>
-                <w:tcPr>
-                  <w:tcW w:w="6651" w:type="dxa"/>
-                  <w:shd w:val="clear" w:color="auto" w:fill="auto"/>
-                </w:tcPr>
-                <w:p>
-                  <w:pPr>
-                    <w:suppressAutoHyphens/>
-                    <w:spacing w:before="120" w:after="0" w:line="240" w:lineRule="auto"/>
-                    <w:jc w:val="both"/>
-                    <w:rPr>
-                      <w:rFonts w:ascii="Times New Roman" w:eastAsia="Times New Roman" w:hAnsi="Times New Roman" w:cs="Times New Roman"/>
-                      <w:sz w:val="28"/>
-                      <w:szCs w:val="28"/>
-                      <w:lang w:eastAsia="zh-CN"/>
-                    </w:rPr>
-                  </w:pPr>
-                  <w:r>
-                    <w:rPr>
-                      <w:rFonts w:ascii="Times New Roman" w:eastAsia="Calibri" w:hAnsi="Times New Roman" w:cs="Times New Roman"/>
-                      <w:sz w:val="28"/>
-                      <w:szCs w:val="28"/>
-                    </w:rPr>
-                    <w:t>Trực tiếp trên doanh số</w:t>
-                  </w:r>
-                </w:p>
-              </w:tc>
-              <w:tc>
-                <w:tcPr>
-                  <w:tcW w:w="919" w:type="dxa"/>
-                  <w:shd w:val="clear" w:color="auto" w:fill="auto"/>
-                </w:tcPr>
-                <w:p>
-                  <w:pPr>
-                    <w:suppressAutoHyphens/>
-                    <w:spacing w:before="120" w:after="0" w:line="240" w:lineRule="auto"/>
-                    <w:jc w:val="both"/>
-                    <w:rPr>
-                      <w:rFonts w:ascii="Times New Roman" w:eastAsia="Times New Roman" w:hAnsi="Times New Roman" w:cs="Times New Roman"/>
-                      <w:sz w:val="28"/>
-                      <w:szCs w:val="28"/>
-                      <w:lang w:eastAsia="zh-CN"/>
-                    </w:rPr>
-                  </w:pPr>
-                  <w:r>
-                    <w:rPr>
-                      <w:rFonts w:ascii="Times New Roman" w:eastAsia="Calibri" w:hAnsi="Times New Roman" w:cs="Times New Roman"/>
-                      <w:noProof/>
-                      <w:sz w:val="20"/>
-                      <w:szCs w:val="20"/>
-                    </w:rPr>
-                    <mc:AlternateContent>
-                      <mc:Choice Requires="wps">
-                        <w:drawing>
-                          <wp:anchor distT="0" distB="0" distL="114300" distR="114300" simplePos="0" relativeHeight="251693056" behindDoc="0" locked="0" layoutInCell="1" allowOverlap="1" wp14:anchorId="4402F32F" wp14:editId="4038301C">
-                            <wp:simplePos x="0" y="0"/>
-                            <wp:positionH relativeFrom="column">
-                              <wp:posOffset>121920</wp:posOffset>
-                            </wp:positionH>
-                            <wp:positionV relativeFrom="paragraph">
-                              <wp:posOffset>18415</wp:posOffset>
-                            </wp:positionV>
-                            <wp:extent cx="259715" cy="234950"/>
-                            <wp:effectExtent l="0" t="0" r="6985" b="0"/>
-                            <wp:wrapNone/>
-                            <wp:docPr id="2122575974" name="Rectangle 91"/>
-                            <wp:cNvGraphicFramePr>
-                              <a:graphicFrameLocks xmlns:a="http://schemas.openxmlformats.org/drawingml/2006/main"/>
-                            </wp:cNvGraphicFramePr>
-                            <a:graphic xmlns:a="http://schemas.openxmlformats.org/drawingml/2006/main">
-                              <a:graphicData uri="http://schemas.microsoft.com/office/word/2010/wordprocessingShape">
-                                <wps:wsp>
-                                  <wps:cNvSpPr>
-                                    <a:spLocks noChangeArrowheads="1"/>
-                                  </wps:cNvSpPr>
-                                  <wps:spPr bwMode="auto">
-                                    <a:xfrm>
-                                      <a:off x="0" y="0"/>
-                                      <a:ext cx="259715" cy="234950"/>
-                                    </a:xfrm>
-                                    <a:prstGeom prst="rect">
-                                      <a:avLst/>
-                                    </a:prstGeom>
-                                    <a:solidFill>
-                                      <a:srgbClr val="FFFFFF"/>
-                                    </a:solidFill>
-                                    <a:ln w="9360" cap="sq">
-                                      <a:solidFill>
-                                        <a:srgbClr val="000000"/>
-                                      </a:solidFill>
-                                      <a:miter lim="800000"/>
-                                      <a:headEnd/>
-                                      <a:tailEnd/>
-                                    </a:ln>
-                                  </wps:spPr>
-                                  <wps:bodyPr rot="0" vert="horz" wrap="none" lIns="91440" tIns="45720" rIns="91440" bIns="45720" anchor="ctr" anchorCtr="0" upright="1">
-                                    <a:noAutofit/>
-                                  </wps:bodyPr>
-                                </wps:wsp>
-                              </a:graphicData>
-                            </a:graphic>
-                            <wp14:sizeRelH relativeFrom="page">
-                              <wp14:pctWidth>0</wp14:pctWidth>
-                            </wp14:sizeRelH>
-                            <wp14:sizeRelV relativeFrom="page">
-                              <wp14:pctHeight>0</wp14:pctHeight>
-                            </wp14:sizeRelV>
-                          </wp:anchor>
-                        </w:drawing>
-                      </mc:Choice>
-                      <mc:Fallback>
-                        <w:pict>
-                          <v:rect w14:anchorId="6E1A9EA3" id="Rectangle 91" o:spid="_x0000_s1026" style="position:absolute;margin-left:9.6pt;margin-top:1.45pt;width:20.45pt;height:18.5pt;z-index:251693056;visibility:visible;mso-wrap-style:none;mso-width-percent:0;mso-height-percent:0;mso-wrap-distance-left:9pt;mso-wrap-distance-top:0;mso-wrap-distance-right:9pt;mso-wrap-distance-bottom:0;mso-position-horizontal:absolute;mso-position-horizontal-relative:text;mso-position-vertical:absolute;mso-position-vertical-relative:text;mso-width-percent:0;mso-height-percent:0;mso-width-relative:page;mso-height-relative:page;v-text-anchor:middle" o:gfxdata="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" strokeweight=".26mm">
-                            <v:stroke endcap="square"/>
-                          </v:rect>
-                        </w:pict>
-                      </mc:Fallback>
-                    </mc:AlternateContent>
-                  </w:r>
-                </w:p>
-              </w:tc>
-            </w:tr>
-            <w:tr>
-              <w:tc>
-                <w:tcPr>
-                  <w:tcW w:w="6651" w:type="dxa"/>
-                  <w:shd w:val="clear" w:color="auto" w:fill="auto"/>
-                </w:tcPr>
-                <w:p>
-                  <w:pPr>
-                    <w:suppressAutoHyphens/>
-                    <w:spacing w:before="120" w:after="0" w:line="240" w:lineRule="auto"/>
-                    <w:jc w:val="both"/>
-                    <w:rPr>
-                      <w:rFonts w:ascii="Times New Roman" w:eastAsia="Times New Roman" w:hAnsi="Times New Roman" w:cs="Times New Roman"/>
-                      <w:sz w:val="28"/>
-                      <w:szCs w:val="28"/>
-                      <w:lang w:eastAsia="zh-CN"/>
-                    </w:rPr>
-                  </w:pPr>
-                  <w:r>
-                    <w:rPr>
-                      <w:rFonts w:ascii="Times New Roman" w:eastAsia="Calibri" w:hAnsi="Times New Roman" w:cs="Times New Roman"/>
-                      <w:sz w:val="28"/>
-                      <w:szCs w:val="28"/>
-                    </w:rPr>
-                    <w:t>Không phải nộp thuế GTGT</w:t>
-                  </w:r>
-                </w:p>
-              </w:tc>
-              <w:tc>
-                <w:tcPr>
-                  <w:tcW w:w="919" w:type="dxa"/>
-                  <w:shd w:val="clear" w:color="auto" w:fill="auto"/>
-                </w:tcPr>
-                <w:p>
-                  <w:pPr>
-                    <w:suppressAutoHyphens/>
-                    <w:spacing w:before="120" w:after="0" w:line="240" w:lineRule="auto"/>
-                    <w:jc w:val="both"/>
-                    <w:rPr>
-                      <w:rFonts w:ascii="Times New Roman" w:eastAsia="Times New Roman" w:hAnsi="Times New Roman" w:cs="Times New Roman"/>
-                      <w:sz w:val="28"/>
-                      <w:szCs w:val="28"/>
-                      <w:lang w:eastAsia="zh-CN"/>
-                    </w:rPr>
-                  </w:pPr>
-                  <w:r>
-                    <w:rPr>
-                      <w:rFonts w:ascii="Times New Roman" w:eastAsia="Calibri" w:hAnsi="Times New Roman" w:cs="Times New Roman"/>
-                      <w:noProof/>
-                      <w:sz w:val="20"/>
-                      <w:szCs w:val="20"/>
-                    </w:rPr>
-                    <mc:AlternateContent>
-                      <mc:Choice Requires="wps">
-                        <w:drawing>
-                          <wp:anchor distT="0" distB="0" distL="114300" distR="114300" simplePos="0" relativeHeight="251694080" behindDoc="0" locked="0" layoutInCell="1" allowOverlap="1" wp14:anchorId="469A7A70" wp14:editId="2F57F37B">
-                            <wp:simplePos x="0" y="0"/>
-                            <wp:positionH relativeFrom="column">
-                              <wp:posOffset>121920</wp:posOffset>
-                            </wp:positionH>
-                            <wp:positionV relativeFrom="paragraph">
-                              <wp:posOffset>25400</wp:posOffset>
-                            </wp:positionV>
-                            <wp:extent cx="259715" cy="234950"/>
-                            <wp:effectExtent l="0" t="0" r="6985" b="0"/>
-                            <wp:wrapNone/>
-                            <wp:docPr id="843398532" name="Rectangle 90"/>
-                            <wp:cNvGraphicFramePr>
-                              <a:graphicFrameLocks xmlns:a="http://schemas.openxmlformats.org/drawingml/2006/main"/>
-                            </wp:cNvGraphicFramePr>
-                            <a:graphic xmlns:a="http://schemas.openxmlformats.org/drawingml/2006/main">
-                              <a:graphicData uri="http://schemas.microsoft.com/office/word/2010/wordprocessingShape">
-                                <wps:wsp>
-                                  <wps:cNvSpPr>
-                                    <a:spLocks noChangeArrowheads="1"/>
-                                  </wps:cNvSpPr>
-                                  <wps:spPr bwMode="auto">
-                                    <a:xfrm>
-                                      <a:off x="0" y="0"/>
-                                      <a:ext cx="259715" cy="234950"/>
-                                    </a:xfrm>
-                                    <a:prstGeom prst="rect">
-                                      <a:avLst/>
-                                    </a:prstGeom>
-                                    <a:solidFill>
-                                      <a:srgbClr val="FFFFFF"/>
-                                    </a:solidFill>
-                                    <a:ln w="9360" cap="sq">
-                                      <a:solidFill>
-                                        <a:srgbClr val="000000"/>
-                                      </a:solidFill>
-                                      <a:miter lim="800000"/>
-                                      <a:headEnd/>
-                                      <a:tailEnd/>
-                                    </a:ln>
-                                  </wps:spPr>
-                                  <wps:bodyPr rot="0" vert="horz" wrap="none" lIns="91440" tIns="45720" rIns="91440" bIns="45720" anchor="ctr" anchorCtr="0" upright="1">
-                                    <a:noAutofit/>
-                                  </wps:bodyPr>
-                                </wps:wsp>
-                              </a:graphicData>
-                            </a:graphic>
-                            <wp14:sizeRelH relativeFrom="page">
-                              <wp14:pctWidth>0</wp14:pctWidth>
-                            </wp14:sizeRelH>
-                            <wp14:sizeRelV relativeFrom="page">
-                              <wp14:pctHeight>0</wp14:pctHeight>
-                            </wp14:sizeRelV>
-                          </wp:anchor>
-                        </w:drawing>
-                      </mc:Choice>
-                      <mc:Fallback>
-                        <w:pict>
-                          <v:rect w14:anchorId="03C1AF18" id="Rectangle 90" o:spid="_x0000_s1026" style="position:absolute;margin-left:9.6pt;margin-top:2pt;width:20.45pt;height:18.5pt;z-index:251694080;visibility:visible;mso-wrap-style:none;mso-width-percent:0;mso-height-percent:0;mso-wrap-distance-left:9pt;mso-wrap-distance-top:0;mso-wrap-distance-right:9pt;mso-wrap-distance-bottom:0;mso-position-horizontal:absolute;mso-position-horizontal-relative:text;mso-position-vertical:absolute;mso-position-vertical-relative:text;mso-width-percent:0;mso-height-percent:0;mso-width-relative:page;mso-height-relative:page;v-text-anchor:middle" o:gfxdata="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" strokeweight=".26mm">
-                            <v:stroke endcap="square"/>
-                          </v:rect>
-                        </w:pict>
-                      </mc:Fallback>
-                    </mc:AlternateContent>
-                  </w:r>
-                </w:p>
-              </w:tc>
-            </w:tr>
-          </w:tbl>
-          <w:p>
-            <w:pPr>
-              <w:spacing w:before="20" w:after="20" w:line="240" w:lineRule="auto"/>
-              <w:rPr>
-                <w:rFonts w:ascii="Times New Roman" w:eastAsia="Calibri" w:hAnsi="Times New Roman" w:cs="Times New Roman"/>
-                <w:sz w:val="28"/>
-                <w:szCs w:val="28"/>
-              </w:rPr>
-            </w:pPr>
-          </w:p>
-        </w:tc>
-      </w:tr>
-    </w:tbl>
     <w:p>
       <w:pPr>
         <w:spacing w:before="60" w:after="60" w:line="240" w:lineRule="auto"/>
         <w:ind w:firstLine="709"/>
         <w:jc w:val="both"/>
         <w:rPr>
-          <w:rFonts w:ascii="Times New Roman" w:eastAsia="Calibri" w:hAnsi="Times New Roman" w:cs="Times New Roman"/>
-          <w:b/>
-          <w:bCs/>
-          <w:kern w:val="28"/>
-          <w:sz w:val="28"/>
-          <w:szCs w:val="32"/>
-          <w:lang w:eastAsia="x-none"/>
-        </w:rPr>
-      </w:pPr>
-    </w:p>
-    <w:p>
-      <w:pPr>
-        <w:rPr>
-          <w:rFonts w:ascii="Times New Roman" w:eastAsia="Calibri" w:hAnsi="Times New Roman" w:cs="Times New Roman"/>
-          <w:b/>
-          <w:bCs/>
-          <w:kern w:val="28"/>
-          <w:sz w:val="28"/>
-          <w:szCs w:val="32"/>
-          <w:lang w:eastAsia="x-none"/>
-        </w:rPr>
-      </w:pPr>
-      <w:r>
-        <w:rPr>
-          <w:rFonts w:ascii="Times New Roman" w:eastAsia="Calibri" w:hAnsi="Times New Roman" w:cs="Times New Roman"/>
-          <w:b/>
-          <w:bCs/>
-          <w:kern w:val="28"/>
-          <w:sz w:val="28"/>
-          <w:szCs w:val="32"/>
-          <w:lang w:eastAsia="x-none"/>
-        </w:rPr>
-        <w:br w:type="page"/>
-      </w:r>
-    </w:p>
-    <w:p>
-      <w:pPr>
-        <w:spacing w:before="60" w:after="60" w:line="240" w:lineRule="auto"/>
-        <w:ind w:firstLine="709"/>
-        <w:jc w:val="both"/>
-        <w:rPr>
           <w:rFonts w:ascii="Times New Roman" w:eastAsia="Times New Roman" w:hAnsi="Times New Roman" w:cs="Times New Roman"/>
           <w:b/>
           <w:bCs/>
@@ -7455,6 +5711,8 @@
           <w:lang w:val="vi-VN" w:eastAsia="x-none"/>
         </w:rPr>
       </w:pPr>
+      <w:bookmarkStart w:id="8" w:name="_GoBack"/>
+      <w:bookmarkEnd w:id="8"/>
       <w:r>
         <w:rPr>
           <w:rFonts w:ascii="Times New Roman" w:eastAsia="Times New Roman" w:hAnsi="Times New Roman" w:cs="Times New Roman"/>
@@ -7464,7 +5722,6 @@
           <w:szCs w:val="28"/>
           <w:lang w:val="vi-VN" w:eastAsia="x-none"/>
         </w:rPr>
-        <w:lastRenderedPageBreak/>
         <w:t xml:space="preserve">B. </w:t>
       </w:r>
       <w:r>
@@ -7500,79 +5757,8 @@
           <w:vertAlign w:val="superscript"/>
           <w:lang w:val="vi-VN" w:eastAsia="x-none"/>
         </w:rPr>
-        <w:footnoteReference w:customMarkFollows="1" w:id="7"/>
+        <w:footnoteReference w:customMarkFollows="1" w:id="3"/>
         <w:t>1</w:t>
-      </w:r>
-    </w:p>
-    <w:p>
-      <w:pPr>
-        <w:pStyle w:val="ListParagraph"/>
-        <w:numPr>
-          <w:ilvl w:val="0"/>
-          <w:numId w:val="6"/>
-        </w:numPr>
-        <w:spacing w:before="60" w:after="60" w:line="240" w:lineRule="auto"/>
-        <w:jc w:val="both"/>
-        <w:rPr>
-          <w:rFonts w:ascii="Times New Roman" w:eastAsia="Times New Roman" w:hAnsi="Times New Roman" w:cs="Times New Roman"/>
-          <w:bCs/>
-          <w:noProof/>
-          <w:sz w:val="28"/>
-          <w:szCs w:val="28"/>
-          <w:lang w:eastAsia="x-none"/>
-        </w:rPr>
-      </w:pPr>
-      <w:r>
-        <w:rPr>
-          <w:rFonts w:ascii="Times New Roman" w:eastAsia="Times New Roman" w:hAnsi="Times New Roman" w:cs="Times New Roman"/>
-          <w:bCs/>
-          <w:noProof/>
-          <w:sz w:val="28"/>
-          <w:szCs w:val="28"/>
-          <w:lang w:eastAsia="x-none"/>
-        </w:rPr>
-        <w:t xml:space="preserve">Cập nhật địa chỉ liên lạc của ông </w:t>
-      </w:r>
-      <w:r>
-        <w:rPr>
-          <w:rFonts w:ascii="Times New Roman" w:eastAsia="Times New Roman" w:hAnsi="Times New Roman" w:cs="Times New Roman"/>
-          <w:bCs/>
-          <w:noProof/>
-          <w:sz w:val="28"/>
-          <w:szCs w:val="28"/>
-          <w:lang w:eastAsia="x-none"/>
-        </w:rPr>
-        <w:t>HUA, KANG</w:t>
-      </w:r>
-      <w:r>
-        <w:rPr>
-          <w:rFonts w:ascii="Times New Roman" w:eastAsia="Times New Roman" w:hAnsi="Times New Roman" w:cs="Times New Roman"/>
-          <w:bCs/>
-          <w:noProof/>
-          <w:sz w:val="28"/>
-          <w:szCs w:val="28"/>
-          <w:lang w:eastAsia="x-none"/>
-        </w:rPr>
-        <w:t xml:space="preserve">: </w:t>
-      </w:r>
-      <w:r>
-        <w:rPr>
-          <w:rFonts w:ascii="Times New Roman" w:eastAsia="Calibri" w:hAnsi="Times New Roman" w:cs="Times New Roman"/>
-          <w:sz w:val="28"/>
-          <w:szCs w:val="28"/>
-        </w:rPr>
-        <w:t>Số E01-09, Đường HT2A, Khu phố 3</w:t>
-      </w:r>
-      <w:r>
-        <w:rPr>
-          <w:rFonts w:ascii="Times New Roman" w:eastAsia="Times New Roman" w:hAnsi="Times New Roman" w:cs="Times New Roman"/>
-          <w:bCs/>
-          <w:noProof/>
-          <w:sz w:val="28"/>
-          <w:szCs w:val="28"/>
-          <w:lang w:eastAsia="x-none"/>
-        </w:rPr>
-        <w:t>, Phường Bình Dương, Thành phố Hồ Chí Minh, Việt Nam</w:t>
       </w:r>
     </w:p>
     <w:p>
@@ -8318,7 +6504,7 @@
                 <w:szCs w:val="26"/>
                 <w:vertAlign w:val="superscript"/>
               </w:rPr>
-              <w:footnoteReference w:customMarkFollows="1" w:id="8"/>
+              <w:footnoteReference w:customMarkFollows="1" w:id="4"/>
               <w:t>1</w:t>
             </w:r>
             <w:r>
@@ -8587,151 +6773,11 @@
         <w:rPr>
           <w:spacing w:val="-10"/>
         </w:rPr>
-        <w:t xml:space="preserve"> Trường hợp doanh nghiệp kê khai hình thức hạch toán là Hạch toán độc lập tại chỉ tiêu 5 thì bắt buộc phải kê khai thông tin về Kế toán trưởng/phụ trách kế toán tại chỉ tiêu 2.</w:t>
+        <w:t xml:space="preserve"> Trường hợp cập nhật, bổ sung thông tin đăng ký hoạt động chi nhánh/văn phòng đại diện/địa điểm kinh doanh sử dụng Mẫu số 19 Phụ lục I Thông tư này, không sử dụng mẫu này.</w:t>
       </w:r>
     </w:p>
   </w:footnote>
   <w:footnote w:id="4">
-    <w:p>
-      <w:pPr>
-        <w:pStyle w:val="FootnoteText"/>
-        <w:jc w:val="both"/>
-        <w:rPr>
-          <w:spacing w:val="-10"/>
-        </w:rPr>
-      </w:pPr>
-      <w:r>
-        <w:rPr>
-          <w:rStyle w:val="FootnoteReference"/>
-          <w:spacing w:val="-10"/>
-        </w:rPr>
-        <w:t>2</w:t>
-      </w:r>
-      <w:r>
-        <w:rPr>
-          <w:spacing w:val="-10"/>
-        </w:rPr>
-        <w:t xml:space="preserve"> Trường hợp doanh nghiệp được cấp Giấy chứng nhận đăng ký doanh nghiệp sau ngày bắt đầu hoạt động đã kê khai thì ngày bắt đầu hoạt động là ngày doanh nghiệp được cấp Giấy chứng nhận đăng ký doanh nghiệp.</w:t>
-      </w:r>
-    </w:p>
-  </w:footnote>
-  <w:footnote w:id="5">
-    <w:p>
-      <w:pPr>
-        <w:pStyle w:val="FootnoteText"/>
-        <w:jc w:val="both"/>
-        <w:rPr>
-          <w:spacing w:val="-10"/>
-        </w:rPr>
-      </w:pPr>
-      <w:r>
-        <w:rPr>
-          <w:rStyle w:val="FootnoteReference"/>
-          <w:spacing w:val="-10"/>
-        </w:rPr>
-        <w:t>3</w:t>
-      </w:r>
-      <w:r>
-        <w:rPr>
-          <w:spacing w:val="-10"/>
-        </w:rPr>
-        <w:t xml:space="preserve"> - Trường hợp niên độ kế toán theo năm dương lịch thì ghi từ ngày 01/01 đến ngày 31/12. </w:t>
-      </w:r>
-    </w:p>
-    <w:p>
-      <w:pPr>
-        <w:pStyle w:val="FootnoteText"/>
-        <w:jc w:val="both"/>
-        <w:rPr>
-          <w:spacing w:val="-10"/>
-        </w:rPr>
-      </w:pPr>
-      <w:r>
-        <w:rPr>
-          <w:spacing w:val="-10"/>
-        </w:rPr>
-        <w:t xml:space="preserve">- Trường hợp niên độ kế toán theo năm tài chính khác năm dương lịch thì ghi ngày, tháng bắt đầu niên độ kế toán là ngày đầu tiên của quý; ngày, tháng kết thúc niên độ kế toán là ngày cuối cùng của quý. </w:t>
-      </w:r>
-    </w:p>
-    <w:p>
-      <w:pPr>
-        <w:pStyle w:val="FootnoteText"/>
-        <w:jc w:val="both"/>
-        <w:rPr>
-          <w:spacing w:val="-10"/>
-        </w:rPr>
-      </w:pPr>
-      <w:r>
-        <w:rPr>
-          <w:spacing w:val="-10"/>
-        </w:rPr>
-        <w:t>- Tổng thời gian từ ngày bắt đầu đến ngày kết thúc niên độ kế toán phải đủ 12 tháng hoặc 4 quý liên tiếp.</w:t>
-      </w:r>
-    </w:p>
-  </w:footnote>
-  <w:footnote w:id="6">
-    <w:p>
-      <w:pPr>
-        <w:pStyle w:val="FootnoteText"/>
-        <w:jc w:val="both"/>
-        <w:rPr>
-          <w:spacing w:val="-10"/>
-        </w:rPr>
-      </w:pPr>
-      <w:r>
-        <w:rPr>
-          <w:rStyle w:val="FootnoteReference"/>
-          <w:spacing w:val="-10"/>
-        </w:rPr>
-        <w:t>4</w:t>
-      </w:r>
-      <w:r>
-        <w:rPr>
-          <w:spacing w:val="-10"/>
-        </w:rPr>
-        <w:t xml:space="preserve"> Doanh nghiệp căn cứ vào quy định của pháp luật về thuế giá trị gia tăng và dự kiến hoạt động kinh doanh của doanh nghiệp để xác định 01 trong 04 phương pháp tính thuế giá trị gia tăng tại chỉ tiêu này, trừ trường hợp doanh nghiệp mua bán, chế tác vàng, bạc, đá quý có thể chọn thêm phương pháp trực tiếp trên GTGT ngoài các phương pháp khác (</w:t>
-      </w:r>
-      <w:r>
-        <w:rPr>
-          <w:i/>
-          <w:iCs/>
-          <w:spacing w:val="-10"/>
-        </w:rPr>
-        <w:t>nếu có</w:t>
-      </w:r>
-      <w:r>
-        <w:rPr>
-          <w:spacing w:val="-10"/>
-        </w:rPr>
-        <w:t>).</w:t>
-      </w:r>
-    </w:p>
-  </w:footnote>
-  <w:footnote w:id="7">
-    <w:p>
-      <w:pPr>
-        <w:pStyle w:val="FootnoteText"/>
-        <w:jc w:val="both"/>
-        <w:rPr>
-          <w:spacing w:val="-10"/>
-        </w:rPr>
-      </w:pPr>
-      <w:r>
-        <w:rPr>
-          <w:rStyle w:val="FootnoteReference"/>
-          <w:spacing w:val="-10"/>
-        </w:rPr>
-        <w:t>1</w:t>
-      </w:r>
-      <w:r>
-        <w:rPr>
-          <w:spacing w:val="-10"/>
-        </w:rPr>
-        <w:t xml:space="preserve"> Trường hợp cập nhật, bổ sung thông tin đăng ký hoạt động chi nhánh/văn phòng đại diện/địa điểm kinh doanh sử dụng Mẫu số 19 Phụ lục I Thông tư này, không sử dụng mẫu này.</w:t>
-      </w:r>
-    </w:p>
-  </w:footnote>
-  <w:footnote w:id="8">
     <w:p>
       <w:pPr>
         <w:pStyle w:val="FootnoteText"/>
@@ -9589,7 +7635,7 @@
     <w:lsdException w:name="Table Web 2" w:semiHidden="1" w:unhideWhenUsed="1"/>
     <w:lsdException w:name="Table Web 3" w:semiHidden="1" w:unhideWhenUsed="1"/>
     <w:lsdException w:name="Balloon Text" w:semiHidden="1" w:unhideWhenUsed="1"/>
-    <w:lsdException w:name="Table Grid" w:uiPriority="39"/>
+    <w:lsdException w:name="Table Grid" w:uiPriority="59"/>
     <w:lsdException w:name="Table Theme" w:semiHidden="1" w:unhideWhenUsed="1"/>
     <w:lsdException w:name="Placeholder Text" w:semiHidden="1"/>
     <w:lsdException w:name="No Spacing" w:uiPriority="1" w:qFormat="1"/>
@@ -9922,6 +7968,74 @@
       <w:u w:val="single"/>
     </w:rPr>
   </w:style>
+  <w:style w:type="table" w:styleId="TableGrid">
+    <w:name w:val="Table Grid"/>
+    <w:basedOn w:val="TableNormal"/>
+    <w:uiPriority w:val="59"/>
+    <w:rsid w:val="00723862"/>
+    <w:pPr>
+      <w:spacing w:after="0" w:line="240" w:lineRule="auto"/>
+    </w:pPr>
+    <w:rPr>
+      <w:rFonts w:eastAsia="MS Mincho"/>
+    </w:rPr>
+    <w:tblPr>
+      <w:tblBorders>
+        <w:top w:val="single" w:sz="4" w:space="0" w:color="auto"/>
+        <w:left w:val="single" w:sz="4" w:space="0" w:color="auto"/>
+        <w:bottom w:val="single" w:sz="4" w:space="0" w:color="auto"/>
+        <w:right w:val="single" w:sz="4" w:space="0" w:color="auto"/>
+        <w:insideH w:val="single" w:sz="4" w:space="0" w:color="auto"/>
+        <w:insideV w:val="single" w:sz="4" w:space="0" w:color="auto"/>
+      </w:tblBorders>
+    </w:tblPr>
+  </w:style>
+  <w:style w:type="table" w:customStyle="1" w:styleId="TableGrid1">
+    <w:name w:val="Table Grid1"/>
+    <w:basedOn w:val="TableNormal"/>
+    <w:next w:val="TableGrid"/>
+    <w:uiPriority w:val="59"/>
+    <w:rsid w:val="00723862"/>
+    <w:pPr>
+      <w:spacing w:after="0" w:line="240" w:lineRule="auto"/>
+    </w:pPr>
+    <w:rPr>
+      <w:rFonts w:eastAsia="MS Mincho"/>
+    </w:rPr>
+    <w:tblPr>
+      <w:tblBorders>
+        <w:top w:val="single" w:sz="4" w:space="0" w:color="auto"/>
+        <w:left w:val="single" w:sz="4" w:space="0" w:color="auto"/>
+        <w:bottom w:val="single" w:sz="4" w:space="0" w:color="auto"/>
+        <w:right w:val="single" w:sz="4" w:space="0" w:color="auto"/>
+        <w:insideH w:val="single" w:sz="4" w:space="0" w:color="auto"/>
+        <w:insideV w:val="single" w:sz="4" w:space="0" w:color="auto"/>
+      </w:tblBorders>
+    </w:tblPr>
+  </w:style>
+  <w:style w:type="table" w:customStyle="1" w:styleId="TableGrid2">
+    <w:name w:val="Table Grid2"/>
+    <w:basedOn w:val="TableNormal"/>
+    <w:next w:val="TableGrid"/>
+    <w:uiPriority w:val="59"/>
+    <w:rsid w:val="006D30C8"/>
+    <w:pPr>
+      <w:spacing w:after="0" w:line="240" w:lineRule="auto"/>
+    </w:pPr>
+    <w:rPr>
+      <w:rFonts w:eastAsia="MS Mincho"/>
+    </w:rPr>
+    <w:tblPr>
+      <w:tblBorders>
+        <w:top w:val="single" w:sz="4" w:space="0" w:color="auto"/>
+        <w:left w:val="single" w:sz="4" w:space="0" w:color="auto"/>
+        <w:bottom w:val="single" w:sz="4" w:space="0" w:color="auto"/>
+        <w:right w:val="single" w:sz="4" w:space="0" w:color="auto"/>
+        <w:insideH w:val="single" w:sz="4" w:space="0" w:color="auto"/>
+        <w:insideV w:val="single" w:sz="4" w:space="0" w:color="auto"/>
+      </w:tblBorders>
+    </w:tblPr>
+  </w:style>
 </w:styles>
 </file>
 
